--- a/medassure_beauty_Carta_clientes_ES.docx
+++ b/medassure_beauty_Carta_clientes_ES.docx
@@ -263,7 +263,7 @@
           <w:sz w:val="22"/>
           <w:szCs w:val="22"/>
         </w:rPr>
-        <w:t xml:space="preserve">Estimados señores:</w:t>
+        <w:t xml:space="preserve">Estimado equipo:</w:t>
       </w:r>
     </w:p>
     <w:p>
@@ -321,7 +321,7 @@
           <w:sz w:val="22"/>
           <w:szCs w:val="22"/>
         </w:rPr>
-        <w:t xml:space="preserve">En los últimos años, el coste de tratar las complicaciones tras una operación estética ha aumentado considerablemente, sobre todo en estancias hospitalarias, reintervenciones, personal y material. Para mantener la calidad de las prestaciones y de la gestión de siniestros a la que están acostumbrados, ajustamos ligeramente nuestras primas por primera vez en ocho años. Se mantienen las primas únicas para 1, 2 o 5 años. Los contratos en vigor siguen sin cambios hasta su vencimiento.</w:t>
+        <w:t xml:space="preserve">En los últimos años, el coste de tratar las complicaciones tras una operación estética ha aumentado considerablemente, sobre todo en estancias hospitalarias, reintervenciones, personal y material. Para mantener la calidad habitual de las prestaciones y de la gestión de siniestros, ajustamos ligeramente nuestras primas por primera vez en ocho años. Se mantienen las primas únicas para 1, 2 o 5 años. Los contratos en vigor siguen sin cambios hasta su vencimiento.</w:t>
       </w:r>
     </w:p>
     <w:p>

--- a/medassure_beauty_Carta_clientes_ES.docx
+++ b/medassure_beauty_Carta_clientes_ES.docx
@@ -250,7 +250,7 @@
           <w:sz w:val="32"/>
           <w:szCs w:val="32"/>
         </w:rPr>
-        <w:t xml:space="preserve">medassure beauty: nuevas tarifas, primas y formas de dar de alta a los pacientes</w:t>
+        <w:t xml:space="preserve">medassure beauty: nuevas tarifas y nuevo modelo de contratación</w:t>
       </w:r>
     </w:p>
     <w:p>
@@ -276,8 +276,92 @@
           <w:sz w:val="22"/>
           <w:szCs w:val="22"/>
         </w:rPr>
-        <w:t xml:space="preserve">Les agradecemos la confianza depositada en nuestra colaboración y les informamos de algunas novedades de medassure beauty.</w:t>
+        <w:t xml:space="preserve">Les agradecemos la confianza depositada en nuestra colaboración. Hemos revisado medassure beauty: incorporamos la tarifa Premium, ajustamos la tabla de indemnizaciones, subimos ligeramente las primas y cambiamos el modelo de contratación. A continuación les resumimos qué supone para su clínica.</w:t>
       </w:r>
+    </w:p>
+    <w:tbl>
+      <w:tblPr>
+        <w:tblW w:type="dxa" w:w="9906"/>
+      </w:tblPr>
+      <w:tblGrid>
+        <w:gridCol w:w="9906"/>
+      </w:tblGrid>
+      <w:tr>
+        <w:trPr>
+          <w:cantSplit/>
+        </w:trPr>
+        <w:tc>
+          <w:tcPr>
+            <w:tcW w:type="dxa" w:w="9906"/>
+            <w:tcBorders>
+              <w:top w:val="none" w:color="FFFFFF" w:sz="0"/>
+              <w:left w:val="single" w:color="2E75B6" w:sz="24"/>
+              <w:bottom w:val="none" w:color="FFFFFF" w:sz="0"/>
+              <w:right w:val="none" w:color="FFFFFF" w:sz="0"/>
+            </w:tcBorders>
+            <w:shd w:fill="EAF4FC" w:color="auto" w:val="clear"/>
+            <w:tcMar>
+              <w:top w:type="dxa" w:w="120"/>
+              <w:left w:type="dxa" w:w="200"/>
+              <w:bottom w:type="dxa" w:w="120"/>
+              <w:right w:type="dxa" w:w="200"/>
+            </w:tcMar>
+          </w:tcPr>
+          <w:p>
+            <w:pPr>
+              <w:spacing w:after="60" w:line="276"/>
+            </w:pPr>
+            <w:r>
+              <w:rPr>
+                <w:rFonts w:ascii="Calibri" w:cs="Calibri" w:eastAsia="Calibri" w:hAnsi="Calibri"/>
+                <w:b/>
+                <w:bCs/>
+                <w:color w:val="1F3B5C"/>
+                <w:sz w:val="22"/>
+                <w:szCs w:val="22"/>
+              </w:rPr>
+              <w:t xml:space="preserve">Lo más importante para su clínica</w:t>
+            </w:r>
+          </w:p>
+          <w:p>
+            <w:pPr>
+              <w:spacing w:after="0" w:line="276"/>
+            </w:pPr>
+            <w:r>
+              <w:rPr>
+                <w:rFonts w:ascii="Calibri" w:cs="Calibri" w:eastAsia="Calibri" w:hAnsi="Calibri"/>
+                <w:sz w:val="22"/>
+                <w:szCs w:val="22"/>
+              </w:rPr>
+              <w:t xml:space="preserve">A partir de 2027, el contrato de grupo queda reservado a las clínicas que aseguran 60 pacientes o más al año. Como su clínica asegura menos, </w:t>
+            </w:r>
+            <w:r>
+              <w:rPr>
+                <w:rFonts w:ascii="Calibri" w:cs="Calibri" w:eastAsia="Calibri" w:hAnsi="Calibri"/>
+                <w:b/>
+                <w:bCs/>
+                <w:color w:val="1F3B5C"/>
+                <w:sz w:val="22"/>
+                <w:szCs w:val="22"/>
+              </w:rPr>
+              <w:t xml:space="preserve">su contrato de grupo no se prorrogará a su vencimiento, el 1 de enero de 2027.</w:t>
+            </w:r>
+            <w:r>
+              <w:rPr>
+                <w:rFonts w:ascii="Calibri" w:cs="Calibri" w:eastAsia="Calibri" w:hAnsi="Calibri"/>
+                <w:sz w:val="22"/>
+                <w:szCs w:val="22"/>
+              </w:rPr>
+              <w:t xml:space="preserve"> Desde esa fecha podrán elegir, en cada caso, entre las dos opciones del apartado 1.</w:t>
+            </w:r>
+          </w:p>
+        </w:tc>
+      </w:tr>
+    </w:tbl>
+    <w:p>
+      <w:pPr>
+        <w:spacing w:after="60"/>
+      </w:pPr>
     </w:p>
     <w:p>
       <w:pPr>
@@ -308,12 +392,30 @@
           <w:sz w:val="26"/>
           <w:szCs w:val="26"/>
         </w:rPr>
-        <w:t xml:space="preserve">Primera actualización de primas en ocho años</w:t>
+        <w:t xml:space="preserve">Cómo asegurar a sus pacientes desde el 1 de enero de 2027</w:t>
       </w:r>
     </w:p>
     <w:p>
       <w:pPr>
-        <w:spacing w:after="140" w:line="276"/>
+        <w:keepNext/>
+        <w:spacing w:before="60" w:after="80" w:line="276"/>
+      </w:pPr>
+      <w:r>
+        <w:rPr>
+          <w:rFonts w:ascii="Calibri" w:cs="Calibri" w:eastAsia="Calibri" w:hAnsi="Calibri"/>
+          <w:b/>
+          <w:bCs/>
+          <w:color w:val="1F3B5C"/>
+          <w:sz w:val="22"/>
+          <w:szCs w:val="22"/>
+        </w:rPr>
+        <w:t xml:space="preserve">Opción 1: la clínica sigue enviando las altas por Excel</w:t>
+      </w:r>
+    </w:p>
+    <w:p>
+      <w:pPr>
+        <w:keepNext/>
+        <w:spacing w:after="100" w:line="276"/>
       </w:pPr>
       <w:r>
         <w:rPr>
@@ -321,7 +423,607 @@
           <w:sz w:val="22"/>
           <w:szCs w:val="22"/>
         </w:rPr>
-        <w:t xml:space="preserve">En los últimos años, el coste de tratar las complicaciones tras una operación estética ha aumentado considerablemente, sobre todo en estancias hospitalarias, reintervenciones, personal y material. Para mantener la calidad habitual de las prestaciones y de la gestión de siniestros, ajustamos ligeramente nuestras primas por primera vez en ocho años. Se mantienen las primas únicas para 1, 2 o 5 años. Los contratos en vigor siguen sin cambios hasta su vencimiento.</w:t>
+        <w:t xml:space="preserve">Funciona como hasta ahora, con el nuevo Excel adjunto y estos cambios:</w:t>
+      </w:r>
+    </w:p>
+    <w:tbl>
+      <w:tblPr>
+        <w:tblW w:type="dxa" w:w="9906"/>
+        <w:tblLayout w:type="fixed"/>
+      </w:tblPr>
+      <w:tblGrid>
+        <w:gridCol w:w="2606"/>
+        <w:gridCol w:w="3300"/>
+        <w:gridCol w:w="4000"/>
+      </w:tblGrid>
+      <w:tr>
+        <w:trPr>
+          <w:cantSplit/>
+          <w:tblHeader/>
+        </w:trPr>
+        <w:tc>
+          <w:tcPr>
+            <w:tcW w:type="dxa" w:w="2606"/>
+            <w:tcBorders>
+              <w:top w:val="single" w:color="D6E6F3" w:sz="4"/>
+              <w:left w:val="none" w:color="FFFFFF" w:sz="0"/>
+              <w:bottom w:val="single" w:color="D6E6F3" w:sz="4"/>
+              <w:right w:val="none" w:color="FFFFFF" w:sz="0"/>
+            </w:tcBorders>
+            <w:shd w:fill="1F3B5C" w:color="auto" w:val="clear"/>
+            <w:tcMar>
+              <w:top w:type="dxa" w:w="70"/>
+              <w:left w:type="dxa" w:w="120"/>
+              <w:bottom w:type="dxa" w:w="70"/>
+              <w:right w:type="dxa" w:w="120"/>
+            </w:tcMar>
+            <w:vAlign w:val="center"/>
+          </w:tcPr>
+          <w:p>
+            <w:pPr>
+              <w:keepNext/>
+              <w:jc w:val="left"/>
+            </w:pPr>
+            <w:r>
+              <w:rPr>
+                <w:rFonts w:ascii="Calibri" w:cs="Calibri" w:eastAsia="Calibri" w:hAnsi="Calibri"/>
+                <w:b/>
+                <w:bCs/>
+                <w:color w:val="FFFFFF"/>
+                <w:sz w:val="20"/>
+                <w:szCs w:val="20"/>
+              </w:rPr>
+              <w:t xml:space="preserve"/>
+            </w:r>
+          </w:p>
+        </w:tc>
+        <w:tc>
+          <w:tcPr>
+            <w:tcW w:type="dxa" w:w="3300"/>
+            <w:tcBorders>
+              <w:top w:val="single" w:color="D6E6F3" w:sz="4"/>
+              <w:left w:val="none" w:color="FFFFFF" w:sz="0"/>
+              <w:bottom w:val="single" w:color="D6E6F3" w:sz="4"/>
+              <w:right w:val="none" w:color="FFFFFF" w:sz="0"/>
+            </w:tcBorders>
+            <w:shd w:fill="1F3B5C" w:color="auto" w:val="clear"/>
+            <w:tcMar>
+              <w:top w:type="dxa" w:w="70"/>
+              <w:left w:type="dxa" w:w="120"/>
+              <w:bottom w:type="dxa" w:w="70"/>
+              <w:right w:type="dxa" w:w="120"/>
+            </w:tcMar>
+            <w:vAlign w:val="center"/>
+          </w:tcPr>
+          <w:p>
+            <w:pPr>
+              <w:keepNext/>
+              <w:jc w:val="left"/>
+            </w:pPr>
+            <w:r>
+              <w:rPr>
+                <w:rFonts w:ascii="Calibri" w:cs="Calibri" w:eastAsia="Calibri" w:hAnsi="Calibri"/>
+                <w:b/>
+                <w:bCs/>
+                <w:color w:val="FFFFFF"/>
+                <w:sz w:val="20"/>
+                <w:szCs w:val="20"/>
+              </w:rPr>
+              <w:t xml:space="preserve">Hasta ahora</w:t>
+            </w:r>
+          </w:p>
+        </w:tc>
+        <w:tc>
+          <w:tcPr>
+            <w:tcW w:type="dxa" w:w="4000"/>
+            <w:tcBorders>
+              <w:top w:val="single" w:color="D6E6F3" w:sz="4"/>
+              <w:left w:val="none" w:color="FFFFFF" w:sz="0"/>
+              <w:bottom w:val="single" w:color="D6E6F3" w:sz="4"/>
+              <w:right w:val="none" w:color="FFFFFF" w:sz="0"/>
+            </w:tcBorders>
+            <w:shd w:fill="1F3B5C" w:color="auto" w:val="clear"/>
+            <w:tcMar>
+              <w:top w:type="dxa" w:w="70"/>
+              <w:left w:type="dxa" w:w="120"/>
+              <w:bottom w:type="dxa" w:w="70"/>
+              <w:right w:type="dxa" w:w="120"/>
+            </w:tcMar>
+            <w:vAlign w:val="center"/>
+          </w:tcPr>
+          <w:p>
+            <w:pPr>
+              <w:keepNext/>
+              <w:jc w:val="left"/>
+            </w:pPr>
+            <w:r>
+              <w:rPr>
+                <w:rFonts w:ascii="Calibri" w:cs="Calibri" w:eastAsia="Calibri" w:hAnsi="Calibri"/>
+                <w:b/>
+                <w:bCs/>
+                <w:color w:val="FFFFFF"/>
+                <w:sz w:val="20"/>
+                <w:szCs w:val="20"/>
+              </w:rPr>
+              <w:t xml:space="preserve">Desde el 1 de enero de 2027</w:t>
+            </w:r>
+          </w:p>
+        </w:tc>
+      </w:tr>
+      <w:tr>
+        <w:trPr>
+          <w:cantSplit/>
+        </w:trPr>
+        <w:tc>
+          <w:tcPr>
+            <w:tcW w:type="dxa" w:w="2606"/>
+            <w:tcBorders>
+              <w:top w:val="single" w:color="D6E6F3" w:sz="4"/>
+              <w:left w:val="none" w:color="FFFFFF" w:sz="0"/>
+              <w:bottom w:val="single" w:color="D6E6F3" w:sz="4"/>
+              <w:right w:val="none" w:color="FFFFFF" w:sz="0"/>
+            </w:tcBorders>
+            <w:tcMar>
+              <w:top w:type="dxa" w:w="70"/>
+              <w:left w:type="dxa" w:w="120"/>
+              <w:bottom w:type="dxa" w:w="70"/>
+              <w:right w:type="dxa" w:w="120"/>
+            </w:tcMar>
+            <w:vAlign w:val="center"/>
+          </w:tcPr>
+          <w:p>
+            <w:pPr>
+              <w:keepNext/>
+              <w:jc w:val="left"/>
+            </w:pPr>
+            <w:r>
+              <w:rPr>
+                <w:rFonts w:ascii="Calibri" w:cs="Calibri" w:eastAsia="Calibri" w:hAnsi="Calibri"/>
+                <w:b/>
+                <w:bCs/>
+                <w:color w:val="1F3B5C"/>
+                <w:sz w:val="20"/>
+                <w:szCs w:val="20"/>
+              </w:rPr>
+              <w:t xml:space="preserve">Envío de altas</w:t>
+            </w:r>
+          </w:p>
+        </w:tc>
+        <w:tc>
+          <w:tcPr>
+            <w:tcW w:type="dxa" w:w="3300"/>
+            <w:tcBorders>
+              <w:top w:val="single" w:color="D6E6F3" w:sz="4"/>
+              <w:left w:val="none" w:color="FFFFFF" w:sz="0"/>
+              <w:bottom w:val="single" w:color="D6E6F3" w:sz="4"/>
+              <w:right w:val="none" w:color="FFFFFF" w:sz="0"/>
+            </w:tcBorders>
+            <w:tcMar>
+              <w:top w:type="dxa" w:w="70"/>
+              <w:left w:type="dxa" w:w="120"/>
+              <w:bottom w:type="dxa" w:w="70"/>
+              <w:right w:type="dxa" w:w="120"/>
+            </w:tcMar>
+            <w:vAlign w:val="center"/>
+          </w:tcPr>
+          <w:p>
+            <w:pPr>
+              <w:keepNext/>
+              <w:jc w:val="left"/>
+            </w:pPr>
+            <w:r>
+              <w:rPr>
+                <w:rFonts w:ascii="Calibri" w:cs="Calibri" w:eastAsia="Calibri" w:hAnsi="Calibri"/>
+                <w:color w:val="222222"/>
+                <w:sz w:val="20"/>
+                <w:szCs w:val="20"/>
+              </w:rPr>
+              <w:t xml:space="preserve">Por Excel</w:t>
+            </w:r>
+          </w:p>
+        </w:tc>
+        <w:tc>
+          <w:tcPr>
+            <w:tcW w:type="dxa" w:w="4000"/>
+            <w:tcBorders>
+              <w:top w:val="single" w:color="D6E6F3" w:sz="4"/>
+              <w:left w:val="none" w:color="FFFFFF" w:sz="0"/>
+              <w:bottom w:val="single" w:color="D6E6F3" w:sz="4"/>
+              <w:right w:val="none" w:color="FFFFFF" w:sz="0"/>
+            </w:tcBorders>
+            <w:tcMar>
+              <w:top w:type="dxa" w:w="70"/>
+              <w:left w:type="dxa" w:w="120"/>
+              <w:bottom w:type="dxa" w:w="70"/>
+              <w:right w:type="dxa" w:w="120"/>
+            </w:tcMar>
+            <w:vAlign w:val="center"/>
+          </w:tcPr>
+          <w:p>
+            <w:pPr>
+              <w:keepNext/>
+              <w:jc w:val="left"/>
+            </w:pPr>
+            <w:r>
+              <w:rPr>
+                <w:rFonts w:ascii="Calibri" w:cs="Calibri" w:eastAsia="Calibri" w:hAnsi="Calibri"/>
+                <w:color w:val="222222"/>
+                <w:sz w:val="20"/>
+                <w:szCs w:val="20"/>
+              </w:rPr>
+              <w:t xml:space="preserve">Por Excel, indicando el IBAN de la clínica</w:t>
+            </w:r>
+          </w:p>
+        </w:tc>
+      </w:tr>
+      <w:tr>
+        <w:trPr>
+          <w:cantSplit/>
+        </w:trPr>
+        <w:tc>
+          <w:tcPr>
+            <w:tcW w:type="dxa" w:w="2606"/>
+            <w:tcBorders>
+              <w:top w:val="single" w:color="D6E6F3" w:sz="4"/>
+              <w:left w:val="none" w:color="FFFFFF" w:sz="0"/>
+              <w:bottom w:val="single" w:color="D6E6F3" w:sz="4"/>
+              <w:right w:val="none" w:color="FFFFFF" w:sz="0"/>
+            </w:tcBorders>
+            <w:shd w:fill="EAF4FC" w:color="auto" w:val="clear"/>
+            <w:tcMar>
+              <w:top w:type="dxa" w:w="70"/>
+              <w:left w:type="dxa" w:w="120"/>
+              <w:bottom w:type="dxa" w:w="70"/>
+              <w:right w:type="dxa" w:w="120"/>
+            </w:tcMar>
+            <w:vAlign w:val="center"/>
+          </w:tcPr>
+          <w:p>
+            <w:pPr>
+              <w:keepNext/>
+              <w:jc w:val="left"/>
+            </w:pPr>
+            <w:r>
+              <w:rPr>
+                <w:rFonts w:ascii="Calibri" w:cs="Calibri" w:eastAsia="Calibri" w:hAnsi="Calibri"/>
+                <w:b/>
+                <w:bCs/>
+                <w:color w:val="1F3B5C"/>
+                <w:sz w:val="20"/>
+                <w:szCs w:val="20"/>
+              </w:rPr>
+              <w:t xml:space="preserve">Cobro de la prima</w:t>
+            </w:r>
+          </w:p>
+        </w:tc>
+        <w:tc>
+          <w:tcPr>
+            <w:tcW w:type="dxa" w:w="3300"/>
+            <w:tcBorders>
+              <w:top w:val="single" w:color="D6E6F3" w:sz="4"/>
+              <w:left w:val="none" w:color="FFFFFF" w:sz="0"/>
+              <w:bottom w:val="single" w:color="D6E6F3" w:sz="4"/>
+              <w:right w:val="none" w:color="FFFFFF" w:sz="0"/>
+            </w:tcBorders>
+            <w:shd w:fill="EAF4FC" w:color="auto" w:val="clear"/>
+            <w:tcMar>
+              <w:top w:type="dxa" w:w="70"/>
+              <w:left w:type="dxa" w:w="120"/>
+              <w:bottom w:type="dxa" w:w="70"/>
+              <w:right w:type="dxa" w:w="120"/>
+            </w:tcMar>
+            <w:vAlign w:val="center"/>
+          </w:tcPr>
+          <w:p>
+            <w:pPr>
+              <w:keepNext/>
+              <w:jc w:val="left"/>
+            </w:pPr>
+            <w:r>
+              <w:rPr>
+                <w:rFonts w:ascii="Calibri" w:cs="Calibri" w:eastAsia="Calibri" w:hAnsi="Calibri"/>
+                <w:color w:val="222222"/>
+                <w:sz w:val="20"/>
+                <w:szCs w:val="20"/>
+              </w:rPr>
+              <w:t xml:space="preserve">Facturación mensual</w:t>
+            </w:r>
+          </w:p>
+        </w:tc>
+        <w:tc>
+          <w:tcPr>
+            <w:tcW w:type="dxa" w:w="4000"/>
+            <w:tcBorders>
+              <w:top w:val="single" w:color="D6E6F3" w:sz="4"/>
+              <w:left w:val="none" w:color="FFFFFF" w:sz="0"/>
+              <w:bottom w:val="single" w:color="D6E6F3" w:sz="4"/>
+              <w:right w:val="none" w:color="FFFFFF" w:sz="0"/>
+            </w:tcBorders>
+            <w:shd w:fill="EAF4FC" w:color="auto" w:val="clear"/>
+            <w:tcMar>
+              <w:top w:type="dxa" w:w="70"/>
+              <w:left w:type="dxa" w:w="120"/>
+              <w:bottom w:type="dxa" w:w="70"/>
+              <w:right w:type="dxa" w:w="120"/>
+            </w:tcMar>
+            <w:vAlign w:val="center"/>
+          </w:tcPr>
+          <w:p>
+            <w:pPr>
+              <w:keepNext/>
+              <w:jc w:val="left"/>
+            </w:pPr>
+            <w:r>
+              <w:rPr>
+                <w:rFonts w:ascii="Calibri" w:cs="Calibri" w:eastAsia="Calibri" w:hAnsi="Calibri"/>
+                <w:color w:val="222222"/>
+                <w:sz w:val="20"/>
+                <w:szCs w:val="20"/>
+              </w:rPr>
+              <w:t xml:space="preserve">Cargo en la cuenta de la clínica en un máximo de 3 días</w:t>
+            </w:r>
+          </w:p>
+        </w:tc>
+      </w:tr>
+      <w:tr>
+        <w:trPr>
+          <w:cantSplit/>
+        </w:trPr>
+        <w:tc>
+          <w:tcPr>
+            <w:tcW w:type="dxa" w:w="2606"/>
+            <w:tcBorders>
+              <w:top w:val="single" w:color="D6E6F3" w:sz="4"/>
+              <w:left w:val="none" w:color="FFFFFF" w:sz="0"/>
+              <w:bottom w:val="single" w:color="D6E6F3" w:sz="4"/>
+              <w:right w:val="none" w:color="FFFFFF" w:sz="0"/>
+            </w:tcBorders>
+            <w:tcMar>
+              <w:top w:type="dxa" w:w="70"/>
+              <w:left w:type="dxa" w:w="120"/>
+              <w:bottom w:type="dxa" w:w="70"/>
+              <w:right w:type="dxa" w:w="120"/>
+            </w:tcMar>
+            <w:vAlign w:val="center"/>
+          </w:tcPr>
+          <w:p>
+            <w:pPr>
+              <w:keepNext/>
+              <w:jc w:val="left"/>
+            </w:pPr>
+            <w:r>
+              <w:rPr>
+                <w:rFonts w:ascii="Calibri" w:cs="Calibri" w:eastAsia="Calibri" w:hAnsi="Calibri"/>
+                <w:b/>
+                <w:bCs/>
+                <w:color w:val="1F3B5C"/>
+                <w:sz w:val="20"/>
+                <w:szCs w:val="20"/>
+              </w:rPr>
+              <w:t xml:space="preserve">Plazo de envío</w:t>
+            </w:r>
+          </w:p>
+        </w:tc>
+        <w:tc>
+          <w:tcPr>
+            <w:tcW w:type="dxa" w:w="3300"/>
+            <w:tcBorders>
+              <w:top w:val="single" w:color="D6E6F3" w:sz="4"/>
+              <w:left w:val="none" w:color="FFFFFF" w:sz="0"/>
+              <w:bottom w:val="single" w:color="D6E6F3" w:sz="4"/>
+              <w:right w:val="none" w:color="FFFFFF" w:sz="0"/>
+            </w:tcBorders>
+            <w:tcMar>
+              <w:top w:type="dxa" w:w="70"/>
+              <w:left w:type="dxa" w:w="120"/>
+              <w:bottom w:type="dxa" w:w="70"/>
+              <w:right w:type="dxa" w:w="120"/>
+            </w:tcMar>
+            <w:vAlign w:val="center"/>
+          </w:tcPr>
+          <w:p>
+            <w:pPr>
+              <w:keepNext/>
+              <w:jc w:val="left"/>
+            </w:pPr>
+            <w:r>
+              <w:rPr>
+                <w:rFonts w:ascii="Calibri" w:cs="Calibri" w:eastAsia="Calibri" w:hAnsi="Calibri"/>
+                <w:color w:val="222222"/>
+                <w:sz w:val="20"/>
+                <w:szCs w:val="20"/>
+              </w:rPr>
+              <w:t xml:space="preserve">También después de la operación</w:t>
+            </w:r>
+          </w:p>
+        </w:tc>
+        <w:tc>
+          <w:tcPr>
+            <w:tcW w:type="dxa" w:w="4000"/>
+            <w:tcBorders>
+              <w:top w:val="single" w:color="D6E6F3" w:sz="4"/>
+              <w:left w:val="none" w:color="FFFFFF" w:sz="0"/>
+              <w:bottom w:val="single" w:color="D6E6F3" w:sz="4"/>
+              <w:right w:val="none" w:color="FFFFFF" w:sz="0"/>
+            </w:tcBorders>
+            <w:tcMar>
+              <w:top w:type="dxa" w:w="70"/>
+              <w:left w:type="dxa" w:w="120"/>
+              <w:bottom w:type="dxa" w:w="70"/>
+              <w:right w:type="dxa" w:w="120"/>
+            </w:tcMar>
+            <w:vAlign w:val="center"/>
+          </w:tcPr>
+          <w:p>
+            <w:pPr>
+              <w:keepNext/>
+              <w:jc w:val="left"/>
+            </w:pPr>
+            <w:r>
+              <w:rPr>
+                <w:rFonts w:ascii="Calibri" w:cs="Calibri" w:eastAsia="Calibri" w:hAnsi="Calibri"/>
+                <w:color w:val="222222"/>
+                <w:sz w:val="20"/>
+                <w:szCs w:val="20"/>
+              </w:rPr>
+              <w:t xml:space="preserve">Como mínimo 1 día antes de la operación</w:t>
+            </w:r>
+          </w:p>
+        </w:tc>
+      </w:tr>
+      <w:tr>
+        <w:trPr>
+          <w:cantSplit/>
+        </w:trPr>
+        <w:tc>
+          <w:tcPr>
+            <w:tcW w:type="dxa" w:w="2606"/>
+            <w:tcBorders>
+              <w:top w:val="single" w:color="D6E6F3" w:sz="4"/>
+              <w:left w:val="none" w:color="FFFFFF" w:sz="0"/>
+              <w:bottom w:val="single" w:color="D6E6F3" w:sz="4"/>
+              <w:right w:val="none" w:color="FFFFFF" w:sz="0"/>
+            </w:tcBorders>
+            <w:shd w:fill="EAF4FC" w:color="auto" w:val="clear"/>
+            <w:tcMar>
+              <w:top w:type="dxa" w:w="70"/>
+              <w:left w:type="dxa" w:w="120"/>
+              <w:bottom w:type="dxa" w:w="70"/>
+              <w:right w:type="dxa" w:w="120"/>
+            </w:tcMar>
+            <w:vAlign w:val="center"/>
+          </w:tcPr>
+          <w:p>
+            <w:pPr>
+              <w:jc w:val="left"/>
+            </w:pPr>
+            <w:r>
+              <w:rPr>
+                <w:rFonts w:ascii="Calibri" w:cs="Calibri" w:eastAsia="Calibri" w:hAnsi="Calibri"/>
+                <w:b/>
+                <w:bCs/>
+                <w:color w:val="1F3B5C"/>
+                <w:sz w:val="20"/>
+                <w:szCs w:val="20"/>
+              </w:rPr>
+              <w:t xml:space="preserve">Varios tratamientos</w:t>
+            </w:r>
+          </w:p>
+        </w:tc>
+        <w:tc>
+          <w:tcPr>
+            <w:tcW w:type="dxa" w:w="3300"/>
+            <w:tcBorders>
+              <w:top w:val="single" w:color="D6E6F3" w:sz="4"/>
+              <w:left w:val="none" w:color="FFFFFF" w:sz="0"/>
+              <w:bottom w:val="single" w:color="D6E6F3" w:sz="4"/>
+              <w:right w:val="none" w:color="FFFFFF" w:sz="0"/>
+            </w:tcBorders>
+            <w:shd w:fill="EAF4FC" w:color="auto" w:val="clear"/>
+            <w:tcMar>
+              <w:top w:type="dxa" w:w="70"/>
+              <w:left w:type="dxa" w:w="120"/>
+              <w:bottom w:type="dxa" w:w="70"/>
+              <w:right w:type="dxa" w:w="120"/>
+            </w:tcMar>
+            <w:vAlign w:val="center"/>
+          </w:tcPr>
+          <w:p>
+            <w:pPr>
+              <w:jc w:val="left"/>
+            </w:pPr>
+            <w:r>
+              <w:rPr>
+                <w:rFonts w:ascii="Calibri" w:cs="Calibri" w:eastAsia="Calibri" w:hAnsi="Calibri"/>
+                <w:color w:val="222222"/>
+                <w:sz w:val="20"/>
+                <w:szCs w:val="20"/>
+              </w:rPr>
+              <w:t xml:space="preserve">Sin recargo</w:t>
+            </w:r>
+          </w:p>
+        </w:tc>
+        <w:tc>
+          <w:tcPr>
+            <w:tcW w:type="dxa" w:w="4000"/>
+            <w:tcBorders>
+              <w:top w:val="single" w:color="D6E6F3" w:sz="4"/>
+              <w:left w:val="none" w:color="FFFFFF" w:sz="0"/>
+              <w:bottom w:val="single" w:color="D6E6F3" w:sz="4"/>
+              <w:right w:val="none" w:color="FFFFFF" w:sz="0"/>
+            </w:tcBorders>
+            <w:shd w:fill="EAF4FC" w:color="auto" w:val="clear"/>
+            <w:tcMar>
+              <w:top w:type="dxa" w:w="70"/>
+              <w:left w:type="dxa" w:w="120"/>
+              <w:bottom w:type="dxa" w:w="70"/>
+              <w:right w:type="dxa" w:w="120"/>
+            </w:tcMar>
+            <w:vAlign w:val="center"/>
+          </w:tcPr>
+          <w:p>
+            <w:pPr>
+              <w:jc w:val="left"/>
+            </w:pPr>
+            <w:r>
+              <w:rPr>
+                <w:rFonts w:ascii="Calibri" w:cs="Calibri" w:eastAsia="Calibri" w:hAnsi="Calibri"/>
+                <w:color w:val="222222"/>
+                <w:sz w:val="20"/>
+                <w:szCs w:val="20"/>
+              </w:rPr>
+              <w:t xml:space="preserve">Con recargo (véase el apartado 3)</w:t>
+            </w:r>
+          </w:p>
+        </w:tc>
+      </w:tr>
+    </w:tbl>
+    <w:p>
+      <w:pPr>
+        <w:spacing w:after="60"/>
+      </w:pPr>
+    </w:p>
+    <w:p>
+      <w:pPr>
+        <w:keepNext/>
+        <w:spacing w:before="120" w:after="80" w:line="276"/>
+      </w:pPr>
+      <w:r>
+        <w:rPr>
+          <w:rFonts w:ascii="Calibri" w:cs="Calibri" w:eastAsia="Calibri" w:hAnsi="Calibri"/>
+          <w:b/>
+          <w:bCs/>
+          <w:color w:val="1F3B5C"/>
+          <w:sz w:val="22"/>
+          <w:szCs w:val="22"/>
+        </w:rPr>
+        <w:t xml:space="preserve">Opción 2: el paciente contrata directamente</w:t>
+      </w:r>
+    </w:p>
+    <w:p>
+      <w:pPr>
+        <w:spacing w:after="140" w:line="276"/>
+      </w:pPr>
+      <w:r>
+        <w:rPr>
+          <w:rFonts w:ascii="Calibri" w:cs="Calibri" w:eastAsia="Calibri" w:hAnsi="Calibri"/>
+          <w:sz w:val="22"/>
+          <w:szCs w:val="22"/>
+        </w:rPr>
+        <w:t xml:space="preserve">El paciente rellena el formulario de solicitud adjunto y nos lo envía a info@medassure.es, o contrata en línea en medassure.es. El propio paciente paga la prima y gestiona el seguro directamente con nosotros, así que su clínica no tiene que cobrar ni facturar nada.</w:t>
+      </w:r>
+    </w:p>
+    <w:p>
+      <w:pPr>
+        <w:spacing w:after="140" w:line="276"/>
+      </w:pPr>
+      <w:r>
+        <w:rPr>
+          <w:rFonts w:ascii="Calibri" w:cs="Calibri" w:eastAsia="Calibri" w:hAnsi="Calibri"/>
+          <w:sz w:val="22"/>
+          <w:szCs w:val="22"/>
+        </w:rPr>
+        <w:t xml:space="preserve">Pueden combinar las dos opciones y usar en cada caso la que mejor les encaje.</w:t>
       </w:r>
     </w:p>
     <w:p>
@@ -353,12 +1055,13 @@
           <w:sz w:val="26"/>
           <w:szCs w:val="26"/>
         </w:rPr>
-        <w:t xml:space="preserve">Novedad: la tarifa Premium</w:t>
+        <w:t xml:space="preserve">Tarifas Básica y Premium</w:t>
       </w:r>
     </w:p>
     <w:p>
       <w:pPr>
-        <w:spacing w:after="140" w:line="276"/>
+        <w:keepNext/>
+        <w:spacing w:after="100" w:line="276"/>
       </w:pPr>
       <w:r>
         <w:rPr>
@@ -366,20 +1069,13 @@
           <w:sz w:val="22"/>
           <w:szCs w:val="22"/>
         </w:rPr>
-        <w:t xml:space="preserve">La nueva tarifa Premium ofrece las mismas prestaciones que la tarifa Básica, con sumas aseguradas un 50 % más altas:</w:t>
+        <w:t xml:space="preserve">Las dos tarifas cubren las mismas complicaciones. La tarifa Básica mantiene las sumas aseguradas actuales y la tarifa Premium las aumenta un 50 %:</w:t>
       </w:r>
     </w:p>
     <w:tbl>
       <w:tblPr>
         <w:tblW w:type="dxa" w:w="9906"/>
-        <w:tblBorders>
-          <w:top w:val="single" w:color="auto" w:sz="4"/>
-          <w:left w:val="single" w:color="auto" w:sz="4"/>
-          <w:bottom w:val="single" w:color="auto" w:sz="4"/>
-          <w:right w:val="single" w:color="auto" w:sz="4"/>
-          <w:insideH w:val="single" w:color="auto" w:sz="4"/>
-          <w:insideV w:val="single" w:color="auto" w:sz="4"/>
-        </w:tblBorders>
+        <w:tblLayout w:type="fixed"/>
       </w:tblPr>
       <w:tblGrid>
         <w:gridCol w:w="4906"/>
@@ -389,6 +1085,7 @@
       <w:tr>
         <w:trPr>
           <w:cantSplit/>
+          <w:tblHeader/>
         </w:trPr>
         <w:tc>
           <w:tcPr>
@@ -402,9 +1099,9 @@
             <w:shd w:fill="1F3B5C" w:color="auto" w:val="clear"/>
             <w:tcMar>
               <w:top w:type="dxa" w:w="70"/>
-              <w:left w:type="dxa" w:w="140"/>
-              <w:bottom w:type="dxa" w:w="70"/>
-              <w:right w:type="dxa" w:w="140"/>
+              <w:left w:type="dxa" w:w="120"/>
+              <w:bottom w:type="dxa" w:w="70"/>
+              <w:right w:type="dxa" w:w="120"/>
             </w:tcMar>
             <w:vAlign w:val="center"/>
           </w:tcPr>
@@ -422,7 +1119,7 @@
                 <w:sz w:val="20"/>
                 <w:szCs w:val="20"/>
               </w:rPr>
-              <w:t xml:space="preserve">Prestación</w:t>
+              <w:t xml:space="preserve">Cobertura</w:t>
             </w:r>
           </w:p>
         </w:tc>
@@ -438,9 +1135,9 @@
             <w:shd w:fill="1F3B5C" w:color="auto" w:val="clear"/>
             <w:tcMar>
               <w:top w:type="dxa" w:w="70"/>
-              <w:left w:type="dxa" w:w="140"/>
-              <w:bottom w:type="dxa" w:w="70"/>
-              <w:right w:type="dxa" w:w="140"/>
+              <w:left w:type="dxa" w:w="120"/>
+              <w:bottom w:type="dxa" w:w="70"/>
+              <w:right w:type="dxa" w:w="120"/>
             </w:tcMar>
             <w:vAlign w:val="center"/>
           </w:tcPr>
@@ -474,9 +1171,9 @@
             <w:shd w:fill="1F3B5C" w:color="auto" w:val="clear"/>
             <w:tcMar>
               <w:top w:type="dxa" w:w="70"/>
-              <w:left w:type="dxa" w:w="140"/>
-              <w:bottom w:type="dxa" w:w="70"/>
-              <w:right w:type="dxa" w:w="140"/>
+              <w:left w:type="dxa" w:w="120"/>
+              <w:bottom w:type="dxa" w:w="70"/>
+              <w:right w:type="dxa" w:w="120"/>
             </w:tcMar>
             <w:vAlign w:val="center"/>
           </w:tcPr>
@@ -514,9 +1211,9 @@
             </w:tcBorders>
             <w:tcMar>
               <w:top w:type="dxa" w:w="70"/>
-              <w:left w:type="dxa" w:w="140"/>
-              <w:bottom w:type="dxa" w:w="70"/>
-              <w:right w:type="dxa" w:w="140"/>
+              <w:left w:type="dxa" w:w="120"/>
+              <w:bottom w:type="dxa" w:w="70"/>
+              <w:right w:type="dxa" w:w="120"/>
             </w:tcMar>
             <w:vAlign w:val="center"/>
           </w:tcPr>
@@ -528,8 +1225,6 @@
             <w:r>
               <w:rPr>
                 <w:rFonts w:ascii="Calibri" w:cs="Calibri" w:eastAsia="Calibri" w:hAnsi="Calibri"/>
-                <w:b w:val="false"/>
-                <w:bCs w:val="false"/>
                 <w:color w:val="1F3B5C"/>
                 <w:sz w:val="20"/>
                 <w:szCs w:val="20"/>
@@ -549,22 +1244,20 @@
             </w:tcBorders>
             <w:tcMar>
               <w:top w:type="dxa" w:w="70"/>
-              <w:left w:type="dxa" w:w="140"/>
-              <w:bottom w:type="dxa" w:w="70"/>
-              <w:right w:type="dxa" w:w="140"/>
-            </w:tcMar>
-            <w:vAlign w:val="center"/>
-          </w:tcPr>
-          <w:p>
-            <w:pPr>
-              <w:keepNext/>
-              <w:jc w:val="center"/>
-            </w:pPr>
-            <w:r>
-              <w:rPr>
-                <w:rFonts w:ascii="Calibri" w:cs="Calibri" w:eastAsia="Calibri" w:hAnsi="Calibri"/>
-                <w:b w:val="false"/>
-                <w:bCs w:val="false"/>
+              <w:left w:type="dxa" w:w="120"/>
+              <w:bottom w:type="dxa" w:w="70"/>
+              <w:right w:type="dxa" w:w="120"/>
+            </w:tcMar>
+            <w:vAlign w:val="center"/>
+          </w:tcPr>
+          <w:p>
+            <w:pPr>
+              <w:keepNext/>
+              <w:jc w:val="center"/>
+            </w:pPr>
+            <w:r>
+              <w:rPr>
+                <w:rFonts w:ascii="Calibri" w:cs="Calibri" w:eastAsia="Calibri" w:hAnsi="Calibri"/>
                 <w:color w:val="222222"/>
                 <w:sz w:val="20"/>
                 <w:szCs w:val="20"/>
@@ -584,22 +1277,20 @@
             </w:tcBorders>
             <w:tcMar>
               <w:top w:type="dxa" w:w="70"/>
-              <w:left w:type="dxa" w:w="140"/>
-              <w:bottom w:type="dxa" w:w="70"/>
-              <w:right w:type="dxa" w:w="140"/>
-            </w:tcMar>
-            <w:vAlign w:val="center"/>
-          </w:tcPr>
-          <w:p>
-            <w:pPr>
-              <w:keepNext/>
-              <w:jc w:val="center"/>
-            </w:pPr>
-            <w:r>
-              <w:rPr>
-                <w:rFonts w:ascii="Calibri" w:cs="Calibri" w:eastAsia="Calibri" w:hAnsi="Calibri"/>
-                <w:b w:val="false"/>
-                <w:bCs w:val="false"/>
+              <w:left w:type="dxa" w:w="120"/>
+              <w:bottom w:type="dxa" w:w="70"/>
+              <w:right w:type="dxa" w:w="120"/>
+            </w:tcMar>
+            <w:vAlign w:val="center"/>
+          </w:tcPr>
+          <w:p>
+            <w:pPr>
+              <w:keepNext/>
+              <w:jc w:val="center"/>
+            </w:pPr>
+            <w:r>
+              <w:rPr>
+                <w:rFonts w:ascii="Calibri" w:cs="Calibri" w:eastAsia="Calibri" w:hAnsi="Calibri"/>
                 <w:color w:val="222222"/>
                 <w:sz w:val="20"/>
                 <w:szCs w:val="20"/>
@@ -625,9 +1316,9 @@
             <w:shd w:fill="EAF4FC" w:color="auto" w:val="clear"/>
             <w:tcMar>
               <w:top w:type="dxa" w:w="70"/>
-              <w:left w:type="dxa" w:w="140"/>
-              <w:bottom w:type="dxa" w:w="70"/>
-              <w:right w:type="dxa" w:w="140"/>
+              <w:left w:type="dxa" w:w="120"/>
+              <w:bottom w:type="dxa" w:w="70"/>
+              <w:right w:type="dxa" w:w="120"/>
             </w:tcMar>
             <w:vAlign w:val="center"/>
           </w:tcPr>
@@ -639,8 +1330,6 @@
             <w:r>
               <w:rPr>
                 <w:rFonts w:ascii="Calibri" w:cs="Calibri" w:eastAsia="Calibri" w:hAnsi="Calibri"/>
-                <w:b w:val="false"/>
-                <w:bCs w:val="false"/>
                 <w:color w:val="1F3B5C"/>
                 <w:sz w:val="20"/>
                 <w:szCs w:val="20"/>
@@ -661,22 +1350,20 @@
             <w:shd w:fill="EAF4FC" w:color="auto" w:val="clear"/>
             <w:tcMar>
               <w:top w:type="dxa" w:w="70"/>
-              <w:left w:type="dxa" w:w="140"/>
-              <w:bottom w:type="dxa" w:w="70"/>
-              <w:right w:type="dxa" w:w="140"/>
-            </w:tcMar>
-            <w:vAlign w:val="center"/>
-          </w:tcPr>
-          <w:p>
-            <w:pPr>
-              <w:keepNext/>
-              <w:jc w:val="center"/>
-            </w:pPr>
-            <w:r>
-              <w:rPr>
-                <w:rFonts w:ascii="Calibri" w:cs="Calibri" w:eastAsia="Calibri" w:hAnsi="Calibri"/>
-                <w:b w:val="false"/>
-                <w:bCs w:val="false"/>
+              <w:left w:type="dxa" w:w="120"/>
+              <w:bottom w:type="dxa" w:w="70"/>
+              <w:right w:type="dxa" w:w="120"/>
+            </w:tcMar>
+            <w:vAlign w:val="center"/>
+          </w:tcPr>
+          <w:p>
+            <w:pPr>
+              <w:keepNext/>
+              <w:jc w:val="center"/>
+            </w:pPr>
+            <w:r>
+              <w:rPr>
+                <w:rFonts w:ascii="Calibri" w:cs="Calibri" w:eastAsia="Calibri" w:hAnsi="Calibri"/>
                 <w:color w:val="222222"/>
                 <w:sz w:val="20"/>
                 <w:szCs w:val="20"/>
@@ -697,22 +1384,20 @@
             <w:shd w:fill="EAF4FC" w:color="auto" w:val="clear"/>
             <w:tcMar>
               <w:top w:type="dxa" w:w="70"/>
-              <w:left w:type="dxa" w:w="140"/>
-              <w:bottom w:type="dxa" w:w="70"/>
-              <w:right w:type="dxa" w:w="140"/>
-            </w:tcMar>
-            <w:vAlign w:val="center"/>
-          </w:tcPr>
-          <w:p>
-            <w:pPr>
-              <w:keepNext/>
-              <w:jc w:val="center"/>
-            </w:pPr>
-            <w:r>
-              <w:rPr>
-                <w:rFonts w:ascii="Calibri" w:cs="Calibri" w:eastAsia="Calibri" w:hAnsi="Calibri"/>
-                <w:b w:val="false"/>
-                <w:bCs w:val="false"/>
+              <w:left w:type="dxa" w:w="120"/>
+              <w:bottom w:type="dxa" w:w="70"/>
+              <w:right w:type="dxa" w:w="120"/>
+            </w:tcMar>
+            <w:vAlign w:val="center"/>
+          </w:tcPr>
+          <w:p>
+            <w:pPr>
+              <w:keepNext/>
+              <w:jc w:val="center"/>
+            </w:pPr>
+            <w:r>
+              <w:rPr>
+                <w:rFonts w:ascii="Calibri" w:cs="Calibri" w:eastAsia="Calibri" w:hAnsi="Calibri"/>
                 <w:color w:val="222222"/>
                 <w:sz w:val="20"/>
                 <w:szCs w:val="20"/>
@@ -737,9 +1422,9 @@
             </w:tcBorders>
             <w:tcMar>
               <w:top w:type="dxa" w:w="70"/>
-              <w:left w:type="dxa" w:w="140"/>
-              <w:bottom w:type="dxa" w:w="70"/>
-              <w:right w:type="dxa" w:w="140"/>
+              <w:left w:type="dxa" w:w="120"/>
+              <w:bottom w:type="dxa" w:w="70"/>
+              <w:right w:type="dxa" w:w="120"/>
             </w:tcMar>
             <w:vAlign w:val="center"/>
           </w:tcPr>
@@ -751,13 +1436,11 @@
             <w:r>
               <w:rPr>
                 <w:rFonts w:ascii="Calibri" w:cs="Calibri" w:eastAsia="Calibri" w:hAnsi="Calibri"/>
-                <w:b w:val="false"/>
-                <w:bCs w:val="false"/>
                 <w:color w:val="1F3B5C"/>
                 <w:sz w:val="20"/>
                 <w:szCs w:val="20"/>
               </w:rPr>
-              <w:t xml:space="preserve">Reembolso a la Seguridad Social</w:t>
+              <w:t xml:space="preserve">Recobro de la Seguridad Social</w:t>
             </w:r>
           </w:p>
         </w:tc>
@@ -772,22 +1455,20 @@
             </w:tcBorders>
             <w:tcMar>
               <w:top w:type="dxa" w:w="70"/>
-              <w:left w:type="dxa" w:w="140"/>
-              <w:bottom w:type="dxa" w:w="70"/>
-              <w:right w:type="dxa" w:w="140"/>
-            </w:tcMar>
-            <w:vAlign w:val="center"/>
-          </w:tcPr>
-          <w:p>
-            <w:pPr>
-              <w:keepNext/>
-              <w:jc w:val="center"/>
-            </w:pPr>
-            <w:r>
-              <w:rPr>
-                <w:rFonts w:ascii="Calibri" w:cs="Calibri" w:eastAsia="Calibri" w:hAnsi="Calibri"/>
-                <w:b w:val="false"/>
-                <w:bCs w:val="false"/>
+              <w:left w:type="dxa" w:w="120"/>
+              <w:bottom w:type="dxa" w:w="70"/>
+              <w:right w:type="dxa" w:w="120"/>
+            </w:tcMar>
+            <w:vAlign w:val="center"/>
+          </w:tcPr>
+          <w:p>
+            <w:pPr>
+              <w:keepNext/>
+              <w:jc w:val="center"/>
+            </w:pPr>
+            <w:r>
+              <w:rPr>
+                <w:rFonts w:ascii="Calibri" w:cs="Calibri" w:eastAsia="Calibri" w:hAnsi="Calibri"/>
                 <w:color w:val="222222"/>
                 <w:sz w:val="20"/>
                 <w:szCs w:val="20"/>
@@ -807,22 +1488,20 @@
             </w:tcBorders>
             <w:tcMar>
               <w:top w:type="dxa" w:w="70"/>
-              <w:left w:type="dxa" w:w="140"/>
-              <w:bottom w:type="dxa" w:w="70"/>
-              <w:right w:type="dxa" w:w="140"/>
-            </w:tcMar>
-            <w:vAlign w:val="center"/>
-          </w:tcPr>
-          <w:p>
-            <w:pPr>
-              <w:keepNext/>
-              <w:jc w:val="center"/>
-            </w:pPr>
-            <w:r>
-              <w:rPr>
-                <w:rFonts w:ascii="Calibri" w:cs="Calibri" w:eastAsia="Calibri" w:hAnsi="Calibri"/>
-                <w:b w:val="false"/>
-                <w:bCs w:val="false"/>
+              <w:left w:type="dxa" w:w="120"/>
+              <w:bottom w:type="dxa" w:w="70"/>
+              <w:right w:type="dxa" w:w="120"/>
+            </w:tcMar>
+            <w:vAlign w:val="center"/>
+          </w:tcPr>
+          <w:p>
+            <w:pPr>
+              <w:keepNext/>
+              <w:jc w:val="center"/>
+            </w:pPr>
+            <w:r>
+              <w:rPr>
+                <w:rFonts w:ascii="Calibri" w:cs="Calibri" w:eastAsia="Calibri" w:hAnsi="Calibri"/>
                 <w:color w:val="222222"/>
                 <w:sz w:val="20"/>
                 <w:szCs w:val="20"/>
@@ -848,22 +1527,19 @@
             <w:shd w:fill="EAF4FC" w:color="auto" w:val="clear"/>
             <w:tcMar>
               <w:top w:type="dxa" w:w="70"/>
-              <w:left w:type="dxa" w:w="140"/>
-              <w:bottom w:type="dxa" w:w="70"/>
-              <w:right w:type="dxa" w:w="140"/>
-            </w:tcMar>
-            <w:vAlign w:val="center"/>
-          </w:tcPr>
-          <w:p>
-            <w:pPr>
-              <w:keepNext w:val="false"/>
+              <w:left w:type="dxa" w:w="120"/>
+              <w:bottom w:type="dxa" w:w="70"/>
+              <w:right w:type="dxa" w:w="120"/>
+            </w:tcMar>
+            <w:vAlign w:val="center"/>
+          </w:tcPr>
+          <w:p>
+            <w:pPr>
               <w:jc w:val="left"/>
             </w:pPr>
             <w:r>
               <w:rPr>
                 <w:rFonts w:ascii="Calibri" w:cs="Calibri" w:eastAsia="Calibri" w:hAnsi="Calibri"/>
-                <w:b w:val="false"/>
-                <w:bCs w:val="false"/>
                 <w:color w:val="1F3B5C"/>
                 <w:sz w:val="20"/>
                 <w:szCs w:val="20"/>
@@ -884,22 +1560,19 @@
             <w:shd w:fill="EAF4FC" w:color="auto" w:val="clear"/>
             <w:tcMar>
               <w:top w:type="dxa" w:w="70"/>
-              <w:left w:type="dxa" w:w="140"/>
-              <w:bottom w:type="dxa" w:w="70"/>
-              <w:right w:type="dxa" w:w="140"/>
-            </w:tcMar>
-            <w:vAlign w:val="center"/>
-          </w:tcPr>
-          <w:p>
-            <w:pPr>
-              <w:keepNext w:val="false"/>
-              <w:jc w:val="center"/>
-            </w:pPr>
-            <w:r>
-              <w:rPr>
-                <w:rFonts w:ascii="Calibri" w:cs="Calibri" w:eastAsia="Calibri" w:hAnsi="Calibri"/>
-                <w:b w:val="false"/>
-                <w:bCs w:val="false"/>
+              <w:left w:type="dxa" w:w="120"/>
+              <w:bottom w:type="dxa" w:w="70"/>
+              <w:right w:type="dxa" w:w="120"/>
+            </w:tcMar>
+            <w:vAlign w:val="center"/>
+          </w:tcPr>
+          <w:p>
+            <w:pPr>
+              <w:jc w:val="center"/>
+            </w:pPr>
+            <w:r>
+              <w:rPr>
+                <w:rFonts w:ascii="Calibri" w:cs="Calibri" w:eastAsia="Calibri" w:hAnsi="Calibri"/>
                 <w:color w:val="222222"/>
                 <w:sz w:val="20"/>
                 <w:szCs w:val="20"/>
@@ -920,22 +1593,19 @@
             <w:shd w:fill="EAF4FC" w:color="auto" w:val="clear"/>
             <w:tcMar>
               <w:top w:type="dxa" w:w="70"/>
-              <w:left w:type="dxa" w:w="140"/>
-              <w:bottom w:type="dxa" w:w="70"/>
-              <w:right w:type="dxa" w:w="140"/>
-            </w:tcMar>
-            <w:vAlign w:val="center"/>
-          </w:tcPr>
-          <w:p>
-            <w:pPr>
-              <w:keepNext w:val="false"/>
-              <w:jc w:val="center"/>
-            </w:pPr>
-            <w:r>
-              <w:rPr>
-                <w:rFonts w:ascii="Calibri" w:cs="Calibri" w:eastAsia="Calibri" w:hAnsi="Calibri"/>
-                <w:b w:val="false"/>
-                <w:bCs w:val="false"/>
+              <w:left w:type="dxa" w:w="120"/>
+              <w:bottom w:type="dxa" w:w="70"/>
+              <w:right w:type="dxa" w:w="120"/>
+            </w:tcMar>
+            <w:vAlign w:val="center"/>
+          </w:tcPr>
+          <w:p>
+            <w:pPr>
+              <w:jc w:val="center"/>
+            </w:pPr>
+            <w:r>
+              <w:rPr>
+                <w:rFonts w:ascii="Calibri" w:cs="Calibri" w:eastAsia="Calibri" w:hAnsi="Calibri"/>
                 <w:color w:val="222222"/>
                 <w:sz w:val="20"/>
                 <w:szCs w:val="20"/>
@@ -948,7 +1618,7 @@
     </w:tbl>
     <w:p>
       <w:pPr>
-        <w:spacing w:after="140"/>
+        <w:spacing w:after="60"/>
       </w:pPr>
     </w:p>
     <w:p>
@@ -961,729 +1631,7 @@
           <w:sz w:val="22"/>
           <w:szCs w:val="22"/>
         </w:rPr>
-        <w:t xml:space="preserve">Además, la tabla de prestaciones incluye nuevas coberturas, como la UCI privada (hasta 1.500 € en Básica y hasta 3.000 € en Premium).</w:t>
-      </w:r>
-    </w:p>
-    <w:p>
-      <w:pPr>
-        <w:keepNext/>
-        <w:spacing w:after="140" w:line="276"/>
-      </w:pPr>
-      <w:r>
-        <w:rPr>
-          <w:rFonts w:ascii="Calibri" w:cs="Calibri" w:eastAsia="Calibri" w:hAnsi="Calibri"/>
-          <w:b/>
-          <w:bCs/>
-          <w:color w:val="1F3B5C"/>
-          <w:sz w:val="22"/>
-          <w:szCs w:val="22"/>
-        </w:rPr>
-        <w:t xml:space="preserve">Nuevas primas (prima única para 1 / 2 / 5 años)</w:t>
-      </w:r>
-    </w:p>
-    <w:tbl>
-      <w:tblPr>
-        <w:tblW w:type="dxa" w:w="9906"/>
-        <w:tblBorders>
-          <w:top w:val="single" w:color="auto" w:sz="4"/>
-          <w:left w:val="single" w:color="auto" w:sz="4"/>
-          <w:bottom w:val="single" w:color="auto" w:sz="4"/>
-          <w:right w:val="single" w:color="auto" w:sz="4"/>
-          <w:insideH w:val="single" w:color="auto" w:sz="4"/>
-          <w:insideV w:val="single" w:color="auto" w:sz="4"/>
-        </w:tblBorders>
-      </w:tblPr>
-      <w:tblGrid>
-        <w:gridCol w:w="2306"/>
-        <w:gridCol w:w="3800"/>
-        <w:gridCol w:w="3800"/>
-      </w:tblGrid>
-      <w:tr>
-        <w:trPr>
-          <w:cantSplit/>
-        </w:trPr>
-        <w:tc>
-          <w:tcPr>
-            <w:tcW w:type="dxa" w:w="2306"/>
-            <w:tcBorders>
-              <w:top w:val="single" w:color="D6E6F3" w:sz="4"/>
-              <w:left w:val="none" w:color="FFFFFF" w:sz="0"/>
-              <w:bottom w:val="single" w:color="D6E6F3" w:sz="4"/>
-              <w:right w:val="none" w:color="FFFFFF" w:sz="0"/>
-            </w:tcBorders>
-            <w:shd w:fill="1F3B5C" w:color="auto" w:val="clear"/>
-            <w:tcMar>
-              <w:top w:type="dxa" w:w="70"/>
-              <w:left w:type="dxa" w:w="140"/>
-              <w:bottom w:type="dxa" w:w="70"/>
-              <w:right w:type="dxa" w:w="140"/>
-            </w:tcMar>
-            <w:vAlign w:val="center"/>
-          </w:tcPr>
-          <w:p>
-            <w:pPr>
-              <w:keepNext/>
-              <w:jc w:val="left"/>
-            </w:pPr>
-            <w:r>
-              <w:rPr>
-                <w:rFonts w:ascii="Calibri" w:cs="Calibri" w:eastAsia="Calibri" w:hAnsi="Calibri"/>
-                <w:b/>
-                <w:bCs/>
-                <w:color w:val="FFFFFF"/>
-                <w:sz w:val="20"/>
-                <w:szCs w:val="20"/>
-              </w:rPr>
-              <w:t xml:space="preserve">Categoría</w:t>
-            </w:r>
-          </w:p>
-        </w:tc>
-        <w:tc>
-          <w:tcPr>
-            <w:tcW w:type="dxa" w:w="3800"/>
-            <w:tcBorders>
-              <w:top w:val="single" w:color="D6E6F3" w:sz="4"/>
-              <w:left w:val="none" w:color="FFFFFF" w:sz="0"/>
-              <w:bottom w:val="single" w:color="D6E6F3" w:sz="4"/>
-              <w:right w:val="none" w:color="FFFFFF" w:sz="0"/>
-            </w:tcBorders>
-            <w:shd w:fill="1F3B5C" w:color="auto" w:val="clear"/>
-            <w:tcMar>
-              <w:top w:type="dxa" w:w="70"/>
-              <w:left w:type="dxa" w:w="140"/>
-              <w:bottom w:type="dxa" w:w="70"/>
-              <w:right w:type="dxa" w:w="140"/>
-            </w:tcMar>
-            <w:vAlign w:val="center"/>
-          </w:tcPr>
-          <w:p>
-            <w:pPr>
-              <w:keepNext/>
-              <w:jc w:val="center"/>
-            </w:pPr>
-            <w:r>
-              <w:rPr>
-                <w:rFonts w:ascii="Calibri" w:cs="Calibri" w:eastAsia="Calibri" w:hAnsi="Calibri"/>
-                <w:b/>
-                <w:bCs/>
-                <w:color w:val="FFFFFF"/>
-                <w:sz w:val="20"/>
-                <w:szCs w:val="20"/>
-              </w:rPr>
-              <w:t xml:space="preserve">Básica</w:t>
-            </w:r>
-          </w:p>
-        </w:tc>
-        <w:tc>
-          <w:tcPr>
-            <w:tcW w:type="dxa" w:w="3800"/>
-            <w:tcBorders>
-              <w:top w:val="single" w:color="D6E6F3" w:sz="4"/>
-              <w:left w:val="none" w:color="FFFFFF" w:sz="0"/>
-              <w:bottom w:val="single" w:color="D6E6F3" w:sz="4"/>
-              <w:right w:val="none" w:color="FFFFFF" w:sz="0"/>
-            </w:tcBorders>
-            <w:shd w:fill="1F3B5C" w:color="auto" w:val="clear"/>
-            <w:tcMar>
-              <w:top w:type="dxa" w:w="70"/>
-              <w:left w:type="dxa" w:w="140"/>
-              <w:bottom w:type="dxa" w:w="70"/>
-              <w:right w:type="dxa" w:w="140"/>
-            </w:tcMar>
-            <w:vAlign w:val="center"/>
-          </w:tcPr>
-          <w:p>
-            <w:pPr>
-              <w:keepNext/>
-              <w:jc w:val="center"/>
-            </w:pPr>
-            <w:r>
-              <w:rPr>
-                <w:rFonts w:ascii="Calibri" w:cs="Calibri" w:eastAsia="Calibri" w:hAnsi="Calibri"/>
-                <w:b/>
-                <w:bCs/>
-                <w:color w:val="FFFFFF"/>
-                <w:sz w:val="20"/>
-                <w:szCs w:val="20"/>
-              </w:rPr>
-              <w:t xml:space="preserve">Premium</w:t>
-            </w:r>
-          </w:p>
-        </w:tc>
-      </w:tr>
-      <w:tr>
-        <w:trPr>
-          <w:cantSplit/>
-        </w:trPr>
-        <w:tc>
-          <w:tcPr>
-            <w:tcW w:type="dxa" w:w="2306"/>
-            <w:tcBorders>
-              <w:top w:val="single" w:color="D6E6F3" w:sz="4"/>
-              <w:left w:val="none" w:color="FFFFFF" w:sz="0"/>
-              <w:bottom w:val="single" w:color="D6E6F3" w:sz="4"/>
-              <w:right w:val="none" w:color="FFFFFF" w:sz="0"/>
-            </w:tcBorders>
-            <w:tcMar>
-              <w:top w:type="dxa" w:w="70"/>
-              <w:left w:type="dxa" w:w="140"/>
-              <w:bottom w:type="dxa" w:w="70"/>
-              <w:right w:type="dxa" w:w="140"/>
-            </w:tcMar>
-            <w:vAlign w:val="center"/>
-          </w:tcPr>
-          <w:p>
-            <w:pPr>
-              <w:keepNext/>
-              <w:jc w:val="left"/>
-            </w:pPr>
-            <w:r>
-              <w:rPr>
-                <w:rFonts w:ascii="Calibri" w:cs="Calibri" w:eastAsia="Calibri" w:hAnsi="Calibri"/>
-                <w:b/>
-                <w:bCs/>
-                <w:color w:val="1F3B5C"/>
-                <w:sz w:val="20"/>
-                <w:szCs w:val="20"/>
-              </w:rPr>
-              <w:t xml:space="preserve">A</w:t>
-            </w:r>
-          </w:p>
-        </w:tc>
-        <w:tc>
-          <w:tcPr>
-            <w:tcW w:type="dxa" w:w="3800"/>
-            <w:tcBorders>
-              <w:top w:val="single" w:color="D6E6F3" w:sz="4"/>
-              <w:left w:val="none" w:color="FFFFFF" w:sz="0"/>
-              <w:bottom w:val="single" w:color="D6E6F3" w:sz="4"/>
-              <w:right w:val="none" w:color="FFFFFF" w:sz="0"/>
-            </w:tcBorders>
-            <w:tcMar>
-              <w:top w:type="dxa" w:w="70"/>
-              <w:left w:type="dxa" w:w="140"/>
-              <w:bottom w:type="dxa" w:w="70"/>
-              <w:right w:type="dxa" w:w="140"/>
-            </w:tcMar>
-            <w:vAlign w:val="center"/>
-          </w:tcPr>
-          <w:p>
-            <w:pPr>
-              <w:keepNext/>
-              <w:jc w:val="center"/>
-            </w:pPr>
-            <w:r>
-              <w:rPr>
-                <w:rFonts w:ascii="Calibri" w:cs="Calibri" w:eastAsia="Calibri" w:hAnsi="Calibri"/>
-                <w:b w:val="false"/>
-                <w:bCs w:val="false"/>
-                <w:color w:val="222222"/>
-                <w:sz w:val="20"/>
-                <w:szCs w:val="20"/>
-              </w:rPr>
-              <w:t xml:space="preserve">69 / 99 / 129 €</w:t>
-            </w:r>
-          </w:p>
-        </w:tc>
-        <w:tc>
-          <w:tcPr>
-            <w:tcW w:type="dxa" w:w="3800"/>
-            <w:tcBorders>
-              <w:top w:val="single" w:color="D6E6F3" w:sz="4"/>
-              <w:left w:val="none" w:color="FFFFFF" w:sz="0"/>
-              <w:bottom w:val="single" w:color="D6E6F3" w:sz="4"/>
-              <w:right w:val="none" w:color="FFFFFF" w:sz="0"/>
-            </w:tcBorders>
-            <w:tcMar>
-              <w:top w:type="dxa" w:w="70"/>
-              <w:left w:type="dxa" w:w="140"/>
-              <w:bottom w:type="dxa" w:w="70"/>
-              <w:right w:type="dxa" w:w="140"/>
-            </w:tcMar>
-            <w:vAlign w:val="center"/>
-          </w:tcPr>
-          <w:p>
-            <w:pPr>
-              <w:keepNext/>
-              <w:jc w:val="center"/>
-            </w:pPr>
-            <w:r>
-              <w:rPr>
-                <w:rFonts w:ascii="Calibri" w:cs="Calibri" w:eastAsia="Calibri" w:hAnsi="Calibri"/>
-                <w:b w:val="false"/>
-                <w:bCs w:val="false"/>
-                <w:color w:val="222222"/>
-                <w:sz w:val="20"/>
-                <w:szCs w:val="20"/>
-              </w:rPr>
-              <w:t xml:space="preserve">99 / 129 / 149 €</w:t>
-            </w:r>
-          </w:p>
-        </w:tc>
-      </w:tr>
-      <w:tr>
-        <w:trPr>
-          <w:cantSplit/>
-        </w:trPr>
-        <w:tc>
-          <w:tcPr>
-            <w:tcW w:type="dxa" w:w="2306"/>
-            <w:tcBorders>
-              <w:top w:val="single" w:color="D6E6F3" w:sz="4"/>
-              <w:left w:val="none" w:color="FFFFFF" w:sz="0"/>
-              <w:bottom w:val="single" w:color="D6E6F3" w:sz="4"/>
-              <w:right w:val="none" w:color="FFFFFF" w:sz="0"/>
-            </w:tcBorders>
-            <w:shd w:fill="EAF4FC" w:color="auto" w:val="clear"/>
-            <w:tcMar>
-              <w:top w:type="dxa" w:w="70"/>
-              <w:left w:type="dxa" w:w="140"/>
-              <w:bottom w:type="dxa" w:w="70"/>
-              <w:right w:type="dxa" w:w="140"/>
-            </w:tcMar>
-            <w:vAlign w:val="center"/>
-          </w:tcPr>
-          <w:p>
-            <w:pPr>
-              <w:keepNext/>
-              <w:jc w:val="left"/>
-            </w:pPr>
-            <w:r>
-              <w:rPr>
-                <w:rFonts w:ascii="Calibri" w:cs="Calibri" w:eastAsia="Calibri" w:hAnsi="Calibri"/>
-                <w:b/>
-                <w:bCs/>
-                <w:color w:val="1F3B5C"/>
-                <w:sz w:val="20"/>
-                <w:szCs w:val="20"/>
-              </w:rPr>
-              <w:t xml:space="preserve">B</w:t>
-            </w:r>
-          </w:p>
-        </w:tc>
-        <w:tc>
-          <w:tcPr>
-            <w:tcW w:type="dxa" w:w="3800"/>
-            <w:tcBorders>
-              <w:top w:val="single" w:color="D6E6F3" w:sz="4"/>
-              <w:left w:val="none" w:color="FFFFFF" w:sz="0"/>
-              <w:bottom w:val="single" w:color="D6E6F3" w:sz="4"/>
-              <w:right w:val="none" w:color="FFFFFF" w:sz="0"/>
-            </w:tcBorders>
-            <w:shd w:fill="EAF4FC" w:color="auto" w:val="clear"/>
-            <w:tcMar>
-              <w:top w:type="dxa" w:w="70"/>
-              <w:left w:type="dxa" w:w="140"/>
-              <w:bottom w:type="dxa" w:w="70"/>
-              <w:right w:type="dxa" w:w="140"/>
-            </w:tcMar>
-            <w:vAlign w:val="center"/>
-          </w:tcPr>
-          <w:p>
-            <w:pPr>
-              <w:keepNext/>
-              <w:jc w:val="center"/>
-            </w:pPr>
-            <w:r>
-              <w:rPr>
-                <w:rFonts w:ascii="Calibri" w:cs="Calibri" w:eastAsia="Calibri" w:hAnsi="Calibri"/>
-                <w:b w:val="false"/>
-                <w:bCs w:val="false"/>
-                <w:color w:val="222222"/>
-                <w:sz w:val="20"/>
-                <w:szCs w:val="20"/>
-              </w:rPr>
-              <w:t xml:space="preserve">99 / 129 / 159 €</w:t>
-            </w:r>
-          </w:p>
-        </w:tc>
-        <w:tc>
-          <w:tcPr>
-            <w:tcW w:type="dxa" w:w="3800"/>
-            <w:tcBorders>
-              <w:top w:val="single" w:color="D6E6F3" w:sz="4"/>
-              <w:left w:val="none" w:color="FFFFFF" w:sz="0"/>
-              <w:bottom w:val="single" w:color="D6E6F3" w:sz="4"/>
-              <w:right w:val="none" w:color="FFFFFF" w:sz="0"/>
-            </w:tcBorders>
-            <w:shd w:fill="EAF4FC" w:color="auto" w:val="clear"/>
-            <w:tcMar>
-              <w:top w:type="dxa" w:w="70"/>
-              <w:left w:type="dxa" w:w="140"/>
-              <w:bottom w:type="dxa" w:w="70"/>
-              <w:right w:type="dxa" w:w="140"/>
-            </w:tcMar>
-            <w:vAlign w:val="center"/>
-          </w:tcPr>
-          <w:p>
-            <w:pPr>
-              <w:keepNext/>
-              <w:jc w:val="center"/>
-            </w:pPr>
-            <w:r>
-              <w:rPr>
-                <w:rFonts w:ascii="Calibri" w:cs="Calibri" w:eastAsia="Calibri" w:hAnsi="Calibri"/>
-                <w:b w:val="false"/>
-                <w:bCs w:val="false"/>
-                <w:color w:val="222222"/>
-                <w:sz w:val="20"/>
-                <w:szCs w:val="20"/>
-              </w:rPr>
-              <w:t xml:space="preserve">149 / 179 / 199 €</w:t>
-            </w:r>
-          </w:p>
-        </w:tc>
-      </w:tr>
-      <w:tr>
-        <w:trPr>
-          <w:cantSplit/>
-        </w:trPr>
-        <w:tc>
-          <w:tcPr>
-            <w:tcW w:type="dxa" w:w="2306"/>
-            <w:tcBorders>
-              <w:top w:val="single" w:color="D6E6F3" w:sz="4"/>
-              <w:left w:val="none" w:color="FFFFFF" w:sz="0"/>
-              <w:bottom w:val="single" w:color="D6E6F3" w:sz="4"/>
-              <w:right w:val="none" w:color="FFFFFF" w:sz="0"/>
-            </w:tcBorders>
-            <w:tcMar>
-              <w:top w:type="dxa" w:w="70"/>
-              <w:left w:type="dxa" w:w="140"/>
-              <w:bottom w:type="dxa" w:w="70"/>
-              <w:right w:type="dxa" w:w="140"/>
-            </w:tcMar>
-            <w:vAlign w:val="center"/>
-          </w:tcPr>
-          <w:p>
-            <w:pPr>
-              <w:keepNext/>
-              <w:jc w:val="left"/>
-            </w:pPr>
-            <w:r>
-              <w:rPr>
-                <w:rFonts w:ascii="Calibri" w:cs="Calibri" w:eastAsia="Calibri" w:hAnsi="Calibri"/>
-                <w:b/>
-                <w:bCs/>
-                <w:color w:val="1F3B5C"/>
-                <w:sz w:val="20"/>
-                <w:szCs w:val="20"/>
-              </w:rPr>
-              <w:t xml:space="preserve">C</w:t>
-            </w:r>
-          </w:p>
-        </w:tc>
-        <w:tc>
-          <w:tcPr>
-            <w:tcW w:type="dxa" w:w="3800"/>
-            <w:tcBorders>
-              <w:top w:val="single" w:color="D6E6F3" w:sz="4"/>
-              <w:left w:val="none" w:color="FFFFFF" w:sz="0"/>
-              <w:bottom w:val="single" w:color="D6E6F3" w:sz="4"/>
-              <w:right w:val="none" w:color="FFFFFF" w:sz="0"/>
-            </w:tcBorders>
-            <w:tcMar>
-              <w:top w:type="dxa" w:w="70"/>
-              <w:left w:type="dxa" w:w="140"/>
-              <w:bottom w:type="dxa" w:w="70"/>
-              <w:right w:type="dxa" w:w="140"/>
-            </w:tcMar>
-            <w:vAlign w:val="center"/>
-          </w:tcPr>
-          <w:p>
-            <w:pPr>
-              <w:keepNext/>
-              <w:jc w:val="center"/>
-            </w:pPr>
-            <w:r>
-              <w:rPr>
-                <w:rFonts w:ascii="Calibri" w:cs="Calibri" w:eastAsia="Calibri" w:hAnsi="Calibri"/>
-                <w:b w:val="false"/>
-                <w:bCs w:val="false"/>
-                <w:color w:val="222222"/>
-                <w:sz w:val="20"/>
-                <w:szCs w:val="20"/>
-              </w:rPr>
-              <w:t xml:space="preserve">169 / 219 / 269 €</w:t>
-            </w:r>
-          </w:p>
-        </w:tc>
-        <w:tc>
-          <w:tcPr>
-            <w:tcW w:type="dxa" w:w="3800"/>
-            <w:tcBorders>
-              <w:top w:val="single" w:color="D6E6F3" w:sz="4"/>
-              <w:left w:val="none" w:color="FFFFFF" w:sz="0"/>
-              <w:bottom w:val="single" w:color="D6E6F3" w:sz="4"/>
-              <w:right w:val="none" w:color="FFFFFF" w:sz="0"/>
-            </w:tcBorders>
-            <w:tcMar>
-              <w:top w:type="dxa" w:w="70"/>
-              <w:left w:type="dxa" w:w="140"/>
-              <w:bottom w:type="dxa" w:w="70"/>
-              <w:right w:type="dxa" w:w="140"/>
-            </w:tcMar>
-            <w:vAlign w:val="center"/>
-          </w:tcPr>
-          <w:p>
-            <w:pPr>
-              <w:keepNext/>
-              <w:jc w:val="center"/>
-            </w:pPr>
-            <w:r>
-              <w:rPr>
-                <w:rFonts w:ascii="Calibri" w:cs="Calibri" w:eastAsia="Calibri" w:hAnsi="Calibri"/>
-                <w:b w:val="false"/>
-                <w:bCs w:val="false"/>
-                <w:color w:val="222222"/>
-                <w:sz w:val="20"/>
-                <w:szCs w:val="20"/>
-              </w:rPr>
-              <w:t xml:space="preserve">249 / 299 / 329 €</w:t>
-            </w:r>
-          </w:p>
-        </w:tc>
-      </w:tr>
-      <w:tr>
-        <w:trPr>
-          <w:cantSplit/>
-        </w:trPr>
-        <w:tc>
-          <w:tcPr>
-            <w:tcW w:type="dxa" w:w="2306"/>
-            <w:tcBorders>
-              <w:top w:val="single" w:color="D6E6F3" w:sz="4"/>
-              <w:left w:val="none" w:color="FFFFFF" w:sz="0"/>
-              <w:bottom w:val="single" w:color="D6E6F3" w:sz="4"/>
-              <w:right w:val="none" w:color="FFFFFF" w:sz="0"/>
-            </w:tcBorders>
-            <w:shd w:fill="EAF4FC" w:color="auto" w:val="clear"/>
-            <w:tcMar>
-              <w:top w:type="dxa" w:w="70"/>
-              <w:left w:type="dxa" w:w="140"/>
-              <w:bottom w:type="dxa" w:w="70"/>
-              <w:right w:type="dxa" w:w="140"/>
-            </w:tcMar>
-            <w:vAlign w:val="center"/>
-          </w:tcPr>
-          <w:p>
-            <w:pPr>
-              <w:keepNext/>
-              <w:jc w:val="left"/>
-            </w:pPr>
-            <w:r>
-              <w:rPr>
-                <w:rFonts w:ascii="Calibri" w:cs="Calibri" w:eastAsia="Calibri" w:hAnsi="Calibri"/>
-                <w:b/>
-                <w:bCs/>
-                <w:color w:val="1F3B5C"/>
-                <w:sz w:val="20"/>
-                <w:szCs w:val="20"/>
-              </w:rPr>
-              <w:t xml:space="preserve">D</w:t>
-            </w:r>
-          </w:p>
-        </w:tc>
-        <w:tc>
-          <w:tcPr>
-            <w:tcW w:type="dxa" w:w="3800"/>
-            <w:tcBorders>
-              <w:top w:val="single" w:color="D6E6F3" w:sz="4"/>
-              <w:left w:val="none" w:color="FFFFFF" w:sz="0"/>
-              <w:bottom w:val="single" w:color="D6E6F3" w:sz="4"/>
-              <w:right w:val="none" w:color="FFFFFF" w:sz="0"/>
-            </w:tcBorders>
-            <w:shd w:fill="EAF4FC" w:color="auto" w:val="clear"/>
-            <w:tcMar>
-              <w:top w:type="dxa" w:w="70"/>
-              <w:left w:type="dxa" w:w="140"/>
-              <w:bottom w:type="dxa" w:w="70"/>
-              <w:right w:type="dxa" w:w="140"/>
-            </w:tcMar>
-            <w:vAlign w:val="center"/>
-          </w:tcPr>
-          <w:p>
-            <w:pPr>
-              <w:keepNext/>
-              <w:jc w:val="center"/>
-            </w:pPr>
-            <w:r>
-              <w:rPr>
-                <w:rFonts w:ascii="Calibri" w:cs="Calibri" w:eastAsia="Calibri" w:hAnsi="Calibri"/>
-                <w:b w:val="false"/>
-                <w:bCs w:val="false"/>
-                <w:color w:val="222222"/>
-                <w:sz w:val="20"/>
-                <w:szCs w:val="20"/>
-              </w:rPr>
-              <w:t xml:space="preserve">189 / 239 / 289 €</w:t>
-            </w:r>
-          </w:p>
-        </w:tc>
-        <w:tc>
-          <w:tcPr>
-            <w:tcW w:type="dxa" w:w="3800"/>
-            <w:tcBorders>
-              <w:top w:val="single" w:color="D6E6F3" w:sz="4"/>
-              <w:left w:val="none" w:color="FFFFFF" w:sz="0"/>
-              <w:bottom w:val="single" w:color="D6E6F3" w:sz="4"/>
-              <w:right w:val="none" w:color="FFFFFF" w:sz="0"/>
-            </w:tcBorders>
-            <w:shd w:fill="EAF4FC" w:color="auto" w:val="clear"/>
-            <w:tcMar>
-              <w:top w:type="dxa" w:w="70"/>
-              <w:left w:type="dxa" w:w="140"/>
-              <w:bottom w:type="dxa" w:w="70"/>
-              <w:right w:type="dxa" w:w="140"/>
-            </w:tcMar>
-            <w:vAlign w:val="center"/>
-          </w:tcPr>
-          <w:p>
-            <w:pPr>
-              <w:keepNext/>
-              <w:jc w:val="center"/>
-            </w:pPr>
-            <w:r>
-              <w:rPr>
-                <w:rFonts w:ascii="Calibri" w:cs="Calibri" w:eastAsia="Calibri" w:hAnsi="Calibri"/>
-                <w:b w:val="false"/>
-                <w:bCs w:val="false"/>
-                <w:color w:val="222222"/>
-                <w:sz w:val="20"/>
-                <w:szCs w:val="20"/>
-              </w:rPr>
-              <w:t xml:space="preserve">279 / 349 / 399 €</w:t>
-            </w:r>
-          </w:p>
-        </w:tc>
-      </w:tr>
-      <w:tr>
-        <w:trPr>
-          <w:cantSplit/>
-        </w:trPr>
-        <w:tc>
-          <w:tcPr>
-            <w:tcW w:type="dxa" w:w="2306"/>
-            <w:tcBorders>
-              <w:top w:val="single" w:color="D6E6F3" w:sz="4"/>
-              <w:left w:val="none" w:color="FFFFFF" w:sz="0"/>
-              <w:bottom w:val="single" w:color="D6E6F3" w:sz="4"/>
-              <w:right w:val="none" w:color="FFFFFF" w:sz="0"/>
-            </w:tcBorders>
-            <w:tcMar>
-              <w:top w:type="dxa" w:w="70"/>
-              <w:left w:type="dxa" w:w="140"/>
-              <w:bottom w:type="dxa" w:w="70"/>
-              <w:right w:type="dxa" w:w="140"/>
-            </w:tcMar>
-            <w:vAlign w:val="center"/>
-          </w:tcPr>
-          <w:p>
-            <w:pPr>
-              <w:keepNext w:val="false"/>
-              <w:jc w:val="left"/>
-            </w:pPr>
-            <w:r>
-              <w:rPr>
-                <w:rFonts w:ascii="Calibri" w:cs="Calibri" w:eastAsia="Calibri" w:hAnsi="Calibri"/>
-                <w:b/>
-                <w:bCs/>
-                <w:color w:val="1F3B5C"/>
-                <w:sz w:val="20"/>
-                <w:szCs w:val="20"/>
-              </w:rPr>
-              <w:t xml:space="preserve">E</w:t>
-            </w:r>
-          </w:p>
-        </w:tc>
-        <w:tc>
-          <w:tcPr>
-            <w:tcW w:type="dxa" w:w="3800"/>
-            <w:tcBorders>
-              <w:top w:val="single" w:color="D6E6F3" w:sz="4"/>
-              <w:left w:val="none" w:color="FFFFFF" w:sz="0"/>
-              <w:bottom w:val="single" w:color="D6E6F3" w:sz="4"/>
-              <w:right w:val="none" w:color="FFFFFF" w:sz="0"/>
-            </w:tcBorders>
-            <w:tcMar>
-              <w:top w:type="dxa" w:w="70"/>
-              <w:left w:type="dxa" w:w="140"/>
-              <w:bottom w:type="dxa" w:w="70"/>
-              <w:right w:type="dxa" w:w="140"/>
-            </w:tcMar>
-            <w:vAlign w:val="center"/>
-          </w:tcPr>
-          <w:p>
-            <w:pPr>
-              <w:keepNext w:val="false"/>
-              <w:jc w:val="center"/>
-            </w:pPr>
-            <w:r>
-              <w:rPr>
-                <w:rFonts w:ascii="Calibri" w:cs="Calibri" w:eastAsia="Calibri" w:hAnsi="Calibri"/>
-                <w:b w:val="false"/>
-                <w:bCs w:val="false"/>
-                <w:color w:val="222222"/>
-                <w:sz w:val="20"/>
-                <w:szCs w:val="20"/>
-              </w:rPr>
-              <w:t xml:space="preserve">289 / 429 / 599 €</w:t>
-            </w:r>
-          </w:p>
-        </w:tc>
-        <w:tc>
-          <w:tcPr>
-            <w:tcW w:type="dxa" w:w="3800"/>
-            <w:tcBorders>
-              <w:top w:val="single" w:color="D6E6F3" w:sz="4"/>
-              <w:left w:val="none" w:color="FFFFFF" w:sz="0"/>
-              <w:bottom w:val="single" w:color="D6E6F3" w:sz="4"/>
-              <w:right w:val="none" w:color="FFFFFF" w:sz="0"/>
-            </w:tcBorders>
-            <w:tcMar>
-              <w:top w:type="dxa" w:w="70"/>
-              <w:left w:type="dxa" w:w="140"/>
-              <w:bottom w:type="dxa" w:w="70"/>
-              <w:right w:type="dxa" w:w="140"/>
-            </w:tcMar>
-            <w:vAlign w:val="center"/>
-          </w:tcPr>
-          <w:p>
-            <w:pPr>
-              <w:keepNext w:val="false"/>
-              <w:jc w:val="center"/>
-            </w:pPr>
-            <w:r>
-              <w:rPr>
-                <w:rFonts w:ascii="Calibri" w:cs="Calibri" w:eastAsia="Calibri" w:hAnsi="Calibri"/>
-                <w:b w:val="false"/>
-                <w:bCs w:val="false"/>
-                <w:color w:val="222222"/>
-                <w:sz w:val="20"/>
-                <w:szCs w:val="20"/>
-              </w:rPr>
-              <w:t xml:space="preserve">429 / 599 / 799 €</w:t>
-            </w:r>
-          </w:p>
-        </w:tc>
-      </w:tr>
-    </w:tbl>
-    <w:p>
-      <w:pPr>
-        <w:spacing w:after="140"/>
-      </w:pPr>
-    </w:p>
-    <w:p>
-      <w:pPr>
-        <w:spacing w:after="140" w:line="276"/>
-      </w:pPr>
-      <w:r>
-        <w:rPr>
-          <w:rFonts w:ascii="Calibri" w:cs="Calibri" w:eastAsia="Calibri" w:hAnsi="Calibri"/>
-          <w:sz w:val="22"/>
-          <w:szCs w:val="22"/>
-        </w:rPr>
-        <w:t xml:space="preserve">En el resumen adjunto encontrarán a qué categoría corresponde cada intervención.</w:t>
+        <w:t xml:space="preserve">También hemos ajustado la tabla de indemnizaciones y añadido conceptos nuevos, como la UCI privada (hasta 1.500 € en Básica y 3.000 € en Premium). La tabla completa está en el documento adjunto.</w:t>
       </w:r>
     </w:p>
     <w:p>
@@ -1715,12 +1663,13 @@
           <w:sz w:val="26"/>
           <w:szCs w:val="26"/>
         </w:rPr>
-        <w:t xml:space="preserve">Contrato de grupo y nuevo portal online</w:t>
+        <w:t xml:space="preserve">Cómo se calcula la prima</w:t>
       </w:r>
     </w:p>
     <w:p>
       <w:pPr>
-        <w:spacing w:after="140" w:line="276"/>
+        <w:keepNext/>
+        <w:spacing w:after="100" w:line="276"/>
       </w:pPr>
       <w:r>
         <w:rPr>
@@ -1728,33 +1677,1679 @@
           <w:sz w:val="22"/>
           <w:szCs w:val="22"/>
         </w:rPr>
-        <w:t xml:space="preserve">Su contrato de grupo continúa con las nuevas primas. A partir de ahora, también pueden dar de alta a sus pacientes directamente desde la clínica a través de nuestro portal. El paciente recibe la confirmación del seguro por correo electrónico en pocos minutos. La facturación sigue siendo mensual. Adjuntamos una guía paso a paso.</w:t>
+        <w:t xml:space="preserve">La prima es única: se paga una sola vez por intervención y cubre todo el periodo elegido. Se calcula en tres pasos:</w:t>
       </w:r>
     </w:p>
     <w:p>
       <w:pPr>
-        <w:spacing w:after="140" w:line="276"/>
-      </w:pPr>
+        <w:spacing w:after="80" w:line="276"/>
+        <w:ind w:left="200"/>
+      </w:pPr>
+      <w:r>
+        <w:rPr>
+          <w:rFonts w:ascii="Calibri" w:cs="Calibri" w:eastAsia="Calibri" w:hAnsi="Calibri"/>
+          <w:b/>
+          <w:bCs/>
+          <w:color w:val="1F3B5C"/>
+          <w:sz w:val="22"/>
+          <w:szCs w:val="22"/>
+        </w:rPr>
+        <w:t xml:space="preserve">1. Categoría. </w:t>
+      </w:r>
       <w:r>
         <w:rPr>
           <w:rFonts w:ascii="Calibri" w:cs="Calibri" w:eastAsia="Calibri" w:hAnsi="Calibri"/>
           <w:sz w:val="22"/>
           <w:szCs w:val="22"/>
         </w:rPr>
-        <w:t xml:space="preserve">Si lo prefieren, pueden seguir comunicándonos sus pacientes mediante una lista en Excel. Indíquennos qué opción eligen; si optan por el portal, les enviaremos sus datos de acceso de inmediato.</w:t>
+        <w:t xml:space="preserve">Cada tratamiento tiene una categoría, de la A a la E (la de cada tratamiento está en el documento adjunto). Si en la intervención se hacen varios tratamientos, cuenta el de categoría más alta.</w:t>
+      </w:r>
+    </w:p>
+    <w:p>
+      <w:pPr>
+        <w:spacing w:after="80" w:line="276"/>
+        <w:ind w:left="200"/>
+      </w:pPr>
+      <w:r>
+        <w:rPr>
+          <w:rFonts w:ascii="Calibri" w:cs="Calibri" w:eastAsia="Calibri" w:hAnsi="Calibri"/>
+          <w:b/>
+          <w:bCs/>
+          <w:color w:val="1F3B5C"/>
+          <w:sz w:val="22"/>
+          <w:szCs w:val="22"/>
+        </w:rPr>
+        <w:t xml:space="preserve">2. Tarifa y duración. </w:t>
+      </w:r>
+      <w:r>
+        <w:rPr>
+          <w:rFonts w:ascii="Calibri" w:cs="Calibri" w:eastAsia="Calibri" w:hAnsi="Calibri"/>
+          <w:sz w:val="22"/>
+          <w:szCs w:val="22"/>
+        </w:rPr>
+        <w:t xml:space="preserve">Elijan Básica o Premium y una duración de 1, 2 o 5 años. El precio está en la casilla donde se cruzan la categoría y la duración de la tarifa elegida.</w:t>
+      </w:r>
+    </w:p>
+    <w:p>
+      <w:pPr>
+        <w:keepNext/>
+        <w:spacing w:after="140" w:line="276"/>
+        <w:ind w:left="200"/>
+      </w:pPr>
+      <w:r>
+        <w:rPr>
+          <w:rFonts w:ascii="Calibri" w:cs="Calibri" w:eastAsia="Calibri" w:hAnsi="Calibri"/>
+          <w:b/>
+          <w:bCs/>
+          <w:color w:val="1F3B5C"/>
+          <w:sz w:val="22"/>
+          <w:szCs w:val="22"/>
+        </w:rPr>
+        <w:t xml:space="preserve">3. Recargo por varios tratamientos. </w:t>
+      </w:r>
+      <w:r>
+        <w:rPr>
+          <w:rFonts w:ascii="Calibri" w:cs="Calibri" w:eastAsia="Calibri" w:hAnsi="Calibri"/>
+          <w:sz w:val="22"/>
+          <w:szCs w:val="22"/>
+        </w:rPr>
+        <w:t xml:space="preserve">Si se aseguran varios tratamientos en la misma intervención, se suma un único recargo: +50 € con 2 tratamientos, +75 € con 3 y +100 € con 4 (solo Premium).</w:t>
       </w:r>
     </w:p>
     <w:tbl>
       <w:tblPr>
         <w:tblW w:type="dxa" w:w="9906"/>
-        <w:tblBorders>
-          <w:top w:val="single" w:color="auto" w:sz="4"/>
-          <w:left w:val="single" w:color="auto" w:sz="4"/>
-          <w:bottom w:val="single" w:color="auto" w:sz="4"/>
-          <w:right w:val="single" w:color="auto" w:sz="4"/>
-          <w:insideH w:val="single" w:color="auto" w:sz="4"/>
-          <w:insideV w:val="single" w:color="auto" w:sz="4"/>
-        </w:tblBorders>
+        <w:tblLayout w:type="fixed"/>
+      </w:tblPr>
+      <w:tblGrid>
+        <w:gridCol w:w="1906"/>
+        <w:gridCol w:w="1300"/>
+        <w:gridCol w:w="1300"/>
+        <w:gridCol w:w="1300"/>
+        <w:gridCol w:w="1366"/>
+        <w:gridCol w:w="1366"/>
+        <w:gridCol w:w="1368"/>
+      </w:tblGrid>
+      <w:tr>
+        <w:trPr>
+          <w:cantSplit/>
+          <w:tblHeader/>
+        </w:trPr>
+        <w:tc>
+          <w:tcPr>
+            <w:tcW w:type="dxa" w:w="1906"/>
+            <w:tcBorders>
+              <w:top w:val="single" w:color="D6E6F3" w:sz="4"/>
+              <w:left w:val="none" w:color="FFFFFF" w:sz="0"/>
+              <w:bottom w:val="single" w:color="D6E6F3" w:sz="4"/>
+              <w:right w:val="none" w:color="FFFFFF" w:sz="0"/>
+            </w:tcBorders>
+            <w:shd w:fill="1F3B5C" w:color="auto" w:val="clear"/>
+            <w:tcMar>
+              <w:top w:type="dxa" w:w="70"/>
+              <w:left w:type="dxa" w:w="120"/>
+              <w:bottom w:type="dxa" w:w="70"/>
+              <w:right w:type="dxa" w:w="120"/>
+            </w:tcMar>
+            <w:vAlign w:val="center"/>
+          </w:tcPr>
+          <w:p>
+            <w:pPr>
+              <w:keepNext/>
+              <w:jc w:val="left"/>
+            </w:pPr>
+            <w:r>
+              <w:rPr>
+                <w:rFonts w:ascii="Calibri" w:cs="Calibri" w:eastAsia="Calibri" w:hAnsi="Calibri"/>
+                <w:b/>
+                <w:bCs/>
+                <w:color w:val="FFFFFF"/>
+                <w:sz w:val="20"/>
+                <w:szCs w:val="20"/>
+              </w:rPr>
+              <w:t xml:space="preserve"/>
+            </w:r>
+          </w:p>
+        </w:tc>
+        <w:tc>
+          <w:tcPr>
+            <w:tcW w:type="dxa" w:w="3900"/>
+            <w:gridSpan w:val="3"/>
+            <w:tcBorders>
+              <w:top w:val="single" w:color="D6E6F3" w:sz="4"/>
+              <w:left w:val="none" w:color="FFFFFF" w:sz="0"/>
+              <w:bottom w:val="single" w:color="D6E6F3" w:sz="4"/>
+              <w:right w:val="none" w:color="FFFFFF" w:sz="0"/>
+            </w:tcBorders>
+            <w:shd w:fill="1F3B5C" w:color="auto" w:val="clear"/>
+            <w:tcMar>
+              <w:top w:type="dxa" w:w="70"/>
+              <w:left w:type="dxa" w:w="120"/>
+              <w:bottom w:type="dxa" w:w="70"/>
+              <w:right w:type="dxa" w:w="120"/>
+            </w:tcMar>
+            <w:vAlign w:val="center"/>
+          </w:tcPr>
+          <w:p>
+            <w:pPr>
+              <w:keepNext/>
+              <w:jc w:val="center"/>
+            </w:pPr>
+            <w:r>
+              <w:rPr>
+                <w:rFonts w:ascii="Calibri" w:cs="Calibri" w:eastAsia="Calibri" w:hAnsi="Calibri"/>
+                <w:b/>
+                <w:bCs/>
+                <w:color w:val="FFFFFF"/>
+                <w:sz w:val="20"/>
+                <w:szCs w:val="20"/>
+              </w:rPr>
+              <w:t xml:space="preserve">Tarifa Básica</w:t>
+            </w:r>
+          </w:p>
+        </w:tc>
+        <w:tc>
+          <w:tcPr>
+            <w:tcW w:type="dxa" w:w="4100"/>
+            <w:gridSpan w:val="3"/>
+            <w:tcBorders>
+              <w:top w:val="single" w:color="D6E6F3" w:sz="4"/>
+              <w:left w:val="none" w:color="FFFFFF" w:sz="0"/>
+              <w:bottom w:val="single" w:color="D6E6F3" w:sz="4"/>
+              <w:right w:val="none" w:color="FFFFFF" w:sz="0"/>
+            </w:tcBorders>
+            <w:shd w:fill="1F3B5C" w:color="auto" w:val="clear"/>
+            <w:tcMar>
+              <w:top w:type="dxa" w:w="70"/>
+              <w:left w:type="dxa" w:w="120"/>
+              <w:bottom w:type="dxa" w:w="70"/>
+              <w:right w:type="dxa" w:w="120"/>
+            </w:tcMar>
+            <w:vAlign w:val="center"/>
+          </w:tcPr>
+          <w:p>
+            <w:pPr>
+              <w:keepNext/>
+              <w:jc w:val="center"/>
+            </w:pPr>
+            <w:r>
+              <w:rPr>
+                <w:rFonts w:ascii="Calibri" w:cs="Calibri" w:eastAsia="Calibri" w:hAnsi="Calibri"/>
+                <w:b/>
+                <w:bCs/>
+                <w:color w:val="FFFFFF"/>
+                <w:sz w:val="20"/>
+                <w:szCs w:val="20"/>
+              </w:rPr>
+              <w:t xml:space="preserve">Tarifa Premium</w:t>
+            </w:r>
+          </w:p>
+        </w:tc>
+      </w:tr>
+      <w:tr>
+        <w:trPr>
+          <w:cantSplit/>
+          <w:tblHeader/>
+        </w:trPr>
+        <w:tc>
+          <w:tcPr>
+            <w:tcW w:type="dxa" w:w="1906"/>
+            <w:tcBorders>
+              <w:top w:val="single" w:color="D6E6F3" w:sz="4"/>
+              <w:left w:val="none" w:color="FFFFFF" w:sz="0"/>
+              <w:bottom w:val="single" w:color="D6E6F3" w:sz="4"/>
+              <w:right w:val="none" w:color="FFFFFF" w:sz="0"/>
+            </w:tcBorders>
+            <w:shd w:fill="1F3B5C" w:color="auto" w:val="clear"/>
+            <w:tcMar>
+              <w:top w:type="dxa" w:w="70"/>
+              <w:left w:type="dxa" w:w="120"/>
+              <w:bottom w:type="dxa" w:w="70"/>
+              <w:right w:type="dxa" w:w="120"/>
+            </w:tcMar>
+            <w:vAlign w:val="center"/>
+          </w:tcPr>
+          <w:p>
+            <w:pPr>
+              <w:keepNext/>
+              <w:jc w:val="left"/>
+            </w:pPr>
+            <w:r>
+              <w:rPr>
+                <w:rFonts w:ascii="Calibri" w:cs="Calibri" w:eastAsia="Calibri" w:hAnsi="Calibri"/>
+                <w:b/>
+                <w:bCs/>
+                <w:color w:val="FFFFFF"/>
+                <w:sz w:val="20"/>
+                <w:szCs w:val="20"/>
+              </w:rPr>
+              <w:t xml:space="preserve">Categoría</w:t>
+            </w:r>
+          </w:p>
+        </w:tc>
+        <w:tc>
+          <w:tcPr>
+            <w:tcW w:type="dxa" w:w="1300"/>
+            <w:tcBorders>
+              <w:top w:val="single" w:color="D6E6F3" w:sz="4"/>
+              <w:left w:val="none" w:color="FFFFFF" w:sz="0"/>
+              <w:bottom w:val="single" w:color="D6E6F3" w:sz="4"/>
+              <w:right w:val="none" w:color="FFFFFF" w:sz="0"/>
+            </w:tcBorders>
+            <w:shd w:fill="1F3B5C" w:color="auto" w:val="clear"/>
+            <w:tcMar>
+              <w:top w:type="dxa" w:w="70"/>
+              <w:left w:type="dxa" w:w="120"/>
+              <w:bottom w:type="dxa" w:w="70"/>
+              <w:right w:type="dxa" w:w="120"/>
+            </w:tcMar>
+            <w:vAlign w:val="center"/>
+          </w:tcPr>
+          <w:p>
+            <w:pPr>
+              <w:keepNext/>
+              <w:jc w:val="center"/>
+            </w:pPr>
+            <w:r>
+              <w:rPr>
+                <w:rFonts w:ascii="Calibri" w:cs="Calibri" w:eastAsia="Calibri" w:hAnsi="Calibri"/>
+                <w:b/>
+                <w:bCs/>
+                <w:color w:val="FFFFFF"/>
+                <w:sz w:val="20"/>
+                <w:szCs w:val="20"/>
+              </w:rPr>
+              <w:t xml:space="preserve">1 año</w:t>
+            </w:r>
+          </w:p>
+        </w:tc>
+        <w:tc>
+          <w:tcPr>
+            <w:tcW w:type="dxa" w:w="1300"/>
+            <w:tcBorders>
+              <w:top w:val="single" w:color="D6E6F3" w:sz="4"/>
+              <w:left w:val="none" w:color="FFFFFF" w:sz="0"/>
+              <w:bottom w:val="single" w:color="D6E6F3" w:sz="4"/>
+              <w:right w:val="none" w:color="FFFFFF" w:sz="0"/>
+            </w:tcBorders>
+            <w:shd w:fill="1F3B5C" w:color="auto" w:val="clear"/>
+            <w:tcMar>
+              <w:top w:type="dxa" w:w="70"/>
+              <w:left w:type="dxa" w:w="120"/>
+              <w:bottom w:type="dxa" w:w="70"/>
+              <w:right w:type="dxa" w:w="120"/>
+            </w:tcMar>
+            <w:vAlign w:val="center"/>
+          </w:tcPr>
+          <w:p>
+            <w:pPr>
+              <w:keepNext/>
+              <w:jc w:val="center"/>
+            </w:pPr>
+            <w:r>
+              <w:rPr>
+                <w:rFonts w:ascii="Calibri" w:cs="Calibri" w:eastAsia="Calibri" w:hAnsi="Calibri"/>
+                <w:b/>
+                <w:bCs/>
+                <w:color w:val="FFFFFF"/>
+                <w:sz w:val="20"/>
+                <w:szCs w:val="20"/>
+              </w:rPr>
+              <w:t xml:space="preserve">2 años</w:t>
+            </w:r>
+          </w:p>
+        </w:tc>
+        <w:tc>
+          <w:tcPr>
+            <w:tcW w:type="dxa" w:w="1300"/>
+            <w:tcBorders>
+              <w:top w:val="single" w:color="D6E6F3" w:sz="4"/>
+              <w:left w:val="none" w:color="FFFFFF" w:sz="0"/>
+              <w:bottom w:val="single" w:color="D6E6F3" w:sz="4"/>
+              <w:right w:val="none" w:color="FFFFFF" w:sz="0"/>
+            </w:tcBorders>
+            <w:shd w:fill="1F3B5C" w:color="auto" w:val="clear"/>
+            <w:tcMar>
+              <w:top w:type="dxa" w:w="70"/>
+              <w:left w:type="dxa" w:w="120"/>
+              <w:bottom w:type="dxa" w:w="70"/>
+              <w:right w:type="dxa" w:w="120"/>
+            </w:tcMar>
+            <w:vAlign w:val="center"/>
+          </w:tcPr>
+          <w:p>
+            <w:pPr>
+              <w:keepNext/>
+              <w:jc w:val="center"/>
+            </w:pPr>
+            <w:r>
+              <w:rPr>
+                <w:rFonts w:ascii="Calibri" w:cs="Calibri" w:eastAsia="Calibri" w:hAnsi="Calibri"/>
+                <w:b/>
+                <w:bCs/>
+                <w:color w:val="FFFFFF"/>
+                <w:sz w:val="20"/>
+                <w:szCs w:val="20"/>
+              </w:rPr>
+              <w:t xml:space="preserve">5 años</w:t>
+            </w:r>
+          </w:p>
+        </w:tc>
+        <w:tc>
+          <w:tcPr>
+            <w:tcW w:type="dxa" w:w="1366"/>
+            <w:tcBorders>
+              <w:top w:val="single" w:color="D6E6F3" w:sz="4"/>
+              <w:left w:val="none" w:color="FFFFFF" w:sz="0"/>
+              <w:bottom w:val="single" w:color="D6E6F3" w:sz="4"/>
+              <w:right w:val="none" w:color="FFFFFF" w:sz="0"/>
+            </w:tcBorders>
+            <w:shd w:fill="1F3B5C" w:color="auto" w:val="clear"/>
+            <w:tcMar>
+              <w:top w:type="dxa" w:w="70"/>
+              <w:left w:type="dxa" w:w="120"/>
+              <w:bottom w:type="dxa" w:w="70"/>
+              <w:right w:type="dxa" w:w="120"/>
+            </w:tcMar>
+            <w:vAlign w:val="center"/>
+          </w:tcPr>
+          <w:p>
+            <w:pPr>
+              <w:keepNext/>
+              <w:jc w:val="center"/>
+            </w:pPr>
+            <w:r>
+              <w:rPr>
+                <w:rFonts w:ascii="Calibri" w:cs="Calibri" w:eastAsia="Calibri" w:hAnsi="Calibri"/>
+                <w:b/>
+                <w:bCs/>
+                <w:color w:val="FFFFFF"/>
+                <w:sz w:val="20"/>
+                <w:szCs w:val="20"/>
+              </w:rPr>
+              <w:t xml:space="preserve">1 año</w:t>
+            </w:r>
+          </w:p>
+        </w:tc>
+        <w:tc>
+          <w:tcPr>
+            <w:tcW w:type="dxa" w:w="1366"/>
+            <w:tcBorders>
+              <w:top w:val="single" w:color="D6E6F3" w:sz="4"/>
+              <w:left w:val="none" w:color="FFFFFF" w:sz="0"/>
+              <w:bottom w:val="single" w:color="D6E6F3" w:sz="4"/>
+              <w:right w:val="none" w:color="FFFFFF" w:sz="0"/>
+            </w:tcBorders>
+            <w:shd w:fill="1F3B5C" w:color="auto" w:val="clear"/>
+            <w:tcMar>
+              <w:top w:type="dxa" w:w="70"/>
+              <w:left w:type="dxa" w:w="120"/>
+              <w:bottom w:type="dxa" w:w="70"/>
+              <w:right w:type="dxa" w:w="120"/>
+            </w:tcMar>
+            <w:vAlign w:val="center"/>
+          </w:tcPr>
+          <w:p>
+            <w:pPr>
+              <w:keepNext/>
+              <w:jc w:val="center"/>
+            </w:pPr>
+            <w:r>
+              <w:rPr>
+                <w:rFonts w:ascii="Calibri" w:cs="Calibri" w:eastAsia="Calibri" w:hAnsi="Calibri"/>
+                <w:b/>
+                <w:bCs/>
+                <w:color w:val="FFFFFF"/>
+                <w:sz w:val="20"/>
+                <w:szCs w:val="20"/>
+              </w:rPr>
+              <w:t xml:space="preserve">2 años</w:t>
+            </w:r>
+          </w:p>
+        </w:tc>
+        <w:tc>
+          <w:tcPr>
+            <w:tcW w:type="dxa" w:w="1368"/>
+            <w:tcBorders>
+              <w:top w:val="single" w:color="D6E6F3" w:sz="4"/>
+              <w:left w:val="none" w:color="FFFFFF" w:sz="0"/>
+              <w:bottom w:val="single" w:color="D6E6F3" w:sz="4"/>
+              <w:right w:val="none" w:color="FFFFFF" w:sz="0"/>
+            </w:tcBorders>
+            <w:shd w:fill="1F3B5C" w:color="auto" w:val="clear"/>
+            <w:tcMar>
+              <w:top w:type="dxa" w:w="70"/>
+              <w:left w:type="dxa" w:w="120"/>
+              <w:bottom w:type="dxa" w:w="70"/>
+              <w:right w:type="dxa" w:w="120"/>
+            </w:tcMar>
+            <w:vAlign w:val="center"/>
+          </w:tcPr>
+          <w:p>
+            <w:pPr>
+              <w:keepNext/>
+              <w:jc w:val="center"/>
+            </w:pPr>
+            <w:r>
+              <w:rPr>
+                <w:rFonts w:ascii="Calibri" w:cs="Calibri" w:eastAsia="Calibri" w:hAnsi="Calibri"/>
+                <w:b/>
+                <w:bCs/>
+                <w:color w:val="FFFFFF"/>
+                <w:sz w:val="20"/>
+                <w:szCs w:val="20"/>
+              </w:rPr>
+              <w:t xml:space="preserve">5 años</w:t>
+            </w:r>
+          </w:p>
+        </w:tc>
+      </w:tr>
+      <w:tr>
+        <w:trPr>
+          <w:cantSplit/>
+        </w:trPr>
+        <w:tc>
+          <w:tcPr>
+            <w:tcW w:type="dxa" w:w="1906"/>
+            <w:tcBorders>
+              <w:top w:val="single" w:color="D6E6F3" w:sz="4"/>
+              <w:left w:val="none" w:color="FFFFFF" w:sz="0"/>
+              <w:bottom w:val="single" w:color="D6E6F3" w:sz="4"/>
+              <w:right w:val="none" w:color="FFFFFF" w:sz="0"/>
+            </w:tcBorders>
+            <w:tcMar>
+              <w:top w:type="dxa" w:w="70"/>
+              <w:left w:type="dxa" w:w="120"/>
+              <w:bottom w:type="dxa" w:w="70"/>
+              <w:right w:type="dxa" w:w="120"/>
+            </w:tcMar>
+            <w:vAlign w:val="center"/>
+          </w:tcPr>
+          <w:p>
+            <w:pPr>
+              <w:keepNext/>
+              <w:jc w:val="left"/>
+            </w:pPr>
+            <w:r>
+              <w:rPr>
+                <w:rFonts w:ascii="Calibri" w:cs="Calibri" w:eastAsia="Calibri" w:hAnsi="Calibri"/>
+                <w:b/>
+                <w:bCs/>
+                <w:color w:val="1F3B5C"/>
+                <w:sz w:val="20"/>
+                <w:szCs w:val="20"/>
+              </w:rPr>
+              <w:t xml:space="preserve">A</w:t>
+            </w:r>
+          </w:p>
+        </w:tc>
+        <w:tc>
+          <w:tcPr>
+            <w:tcW w:type="dxa" w:w="1300"/>
+            <w:tcBorders>
+              <w:top w:val="single" w:color="D6E6F3" w:sz="4"/>
+              <w:left w:val="none" w:color="FFFFFF" w:sz="0"/>
+              <w:bottom w:val="single" w:color="D6E6F3" w:sz="4"/>
+              <w:right w:val="none" w:color="FFFFFF" w:sz="0"/>
+            </w:tcBorders>
+            <w:tcMar>
+              <w:top w:type="dxa" w:w="70"/>
+              <w:left w:type="dxa" w:w="120"/>
+              <w:bottom w:type="dxa" w:w="70"/>
+              <w:right w:type="dxa" w:w="120"/>
+            </w:tcMar>
+            <w:vAlign w:val="center"/>
+          </w:tcPr>
+          <w:p>
+            <w:pPr>
+              <w:keepNext/>
+              <w:jc w:val="center"/>
+            </w:pPr>
+            <w:r>
+              <w:rPr>
+                <w:rFonts w:ascii="Calibri" w:cs="Calibri" w:eastAsia="Calibri" w:hAnsi="Calibri"/>
+                <w:color w:val="222222"/>
+                <w:sz w:val="20"/>
+                <w:szCs w:val="20"/>
+              </w:rPr>
+              <w:t xml:space="preserve">69 €</w:t>
+            </w:r>
+          </w:p>
+        </w:tc>
+        <w:tc>
+          <w:tcPr>
+            <w:tcW w:type="dxa" w:w="1300"/>
+            <w:tcBorders>
+              <w:top w:val="single" w:color="D6E6F3" w:sz="4"/>
+              <w:left w:val="none" w:color="FFFFFF" w:sz="0"/>
+              <w:bottom w:val="single" w:color="D6E6F3" w:sz="4"/>
+              <w:right w:val="none" w:color="FFFFFF" w:sz="0"/>
+            </w:tcBorders>
+            <w:tcMar>
+              <w:top w:type="dxa" w:w="70"/>
+              <w:left w:type="dxa" w:w="120"/>
+              <w:bottom w:type="dxa" w:w="70"/>
+              <w:right w:type="dxa" w:w="120"/>
+            </w:tcMar>
+            <w:vAlign w:val="center"/>
+          </w:tcPr>
+          <w:p>
+            <w:pPr>
+              <w:keepNext/>
+              <w:jc w:val="center"/>
+            </w:pPr>
+            <w:r>
+              <w:rPr>
+                <w:rFonts w:ascii="Calibri" w:cs="Calibri" w:eastAsia="Calibri" w:hAnsi="Calibri"/>
+                <w:color w:val="222222"/>
+                <w:sz w:val="20"/>
+                <w:szCs w:val="20"/>
+              </w:rPr>
+              <w:t xml:space="preserve">99 €</w:t>
+            </w:r>
+          </w:p>
+        </w:tc>
+        <w:tc>
+          <w:tcPr>
+            <w:tcW w:type="dxa" w:w="1300"/>
+            <w:tcBorders>
+              <w:top w:val="single" w:color="D6E6F3" w:sz="4"/>
+              <w:left w:val="none" w:color="FFFFFF" w:sz="0"/>
+              <w:bottom w:val="single" w:color="D6E6F3" w:sz="4"/>
+              <w:right w:val="none" w:color="FFFFFF" w:sz="0"/>
+            </w:tcBorders>
+            <w:tcMar>
+              <w:top w:type="dxa" w:w="70"/>
+              <w:left w:type="dxa" w:w="120"/>
+              <w:bottom w:type="dxa" w:w="70"/>
+              <w:right w:type="dxa" w:w="120"/>
+            </w:tcMar>
+            <w:vAlign w:val="center"/>
+          </w:tcPr>
+          <w:p>
+            <w:pPr>
+              <w:keepNext/>
+              <w:jc w:val="center"/>
+            </w:pPr>
+            <w:r>
+              <w:rPr>
+                <w:rFonts w:ascii="Calibri" w:cs="Calibri" w:eastAsia="Calibri" w:hAnsi="Calibri"/>
+                <w:color w:val="222222"/>
+                <w:sz w:val="20"/>
+                <w:szCs w:val="20"/>
+              </w:rPr>
+              <w:t xml:space="preserve">129 €</w:t>
+            </w:r>
+          </w:p>
+        </w:tc>
+        <w:tc>
+          <w:tcPr>
+            <w:tcW w:type="dxa" w:w="1366"/>
+            <w:tcBorders>
+              <w:top w:val="single" w:color="D6E6F3" w:sz="4"/>
+              <w:left w:val="none" w:color="FFFFFF" w:sz="0"/>
+              <w:bottom w:val="single" w:color="D6E6F3" w:sz="4"/>
+              <w:right w:val="none" w:color="FFFFFF" w:sz="0"/>
+            </w:tcBorders>
+            <w:tcMar>
+              <w:top w:type="dxa" w:w="70"/>
+              <w:left w:type="dxa" w:w="120"/>
+              <w:bottom w:type="dxa" w:w="70"/>
+              <w:right w:type="dxa" w:w="120"/>
+            </w:tcMar>
+            <w:vAlign w:val="center"/>
+          </w:tcPr>
+          <w:p>
+            <w:pPr>
+              <w:keepNext/>
+              <w:jc w:val="center"/>
+            </w:pPr>
+            <w:r>
+              <w:rPr>
+                <w:rFonts w:ascii="Calibri" w:cs="Calibri" w:eastAsia="Calibri" w:hAnsi="Calibri"/>
+                <w:color w:val="222222"/>
+                <w:sz w:val="20"/>
+                <w:szCs w:val="20"/>
+              </w:rPr>
+              <w:t xml:space="preserve">99 €</w:t>
+            </w:r>
+          </w:p>
+        </w:tc>
+        <w:tc>
+          <w:tcPr>
+            <w:tcW w:type="dxa" w:w="1366"/>
+            <w:tcBorders>
+              <w:top w:val="single" w:color="D6E6F3" w:sz="4"/>
+              <w:left w:val="none" w:color="FFFFFF" w:sz="0"/>
+              <w:bottom w:val="single" w:color="D6E6F3" w:sz="4"/>
+              <w:right w:val="none" w:color="FFFFFF" w:sz="0"/>
+            </w:tcBorders>
+            <w:tcMar>
+              <w:top w:type="dxa" w:w="70"/>
+              <w:left w:type="dxa" w:w="120"/>
+              <w:bottom w:type="dxa" w:w="70"/>
+              <w:right w:type="dxa" w:w="120"/>
+            </w:tcMar>
+            <w:vAlign w:val="center"/>
+          </w:tcPr>
+          <w:p>
+            <w:pPr>
+              <w:keepNext/>
+              <w:jc w:val="center"/>
+            </w:pPr>
+            <w:r>
+              <w:rPr>
+                <w:rFonts w:ascii="Calibri" w:cs="Calibri" w:eastAsia="Calibri" w:hAnsi="Calibri"/>
+                <w:color w:val="222222"/>
+                <w:sz w:val="20"/>
+                <w:szCs w:val="20"/>
+              </w:rPr>
+              <w:t xml:space="preserve">129 €</w:t>
+            </w:r>
+          </w:p>
+        </w:tc>
+        <w:tc>
+          <w:tcPr>
+            <w:tcW w:type="dxa" w:w="1368"/>
+            <w:tcBorders>
+              <w:top w:val="single" w:color="D6E6F3" w:sz="4"/>
+              <w:left w:val="none" w:color="FFFFFF" w:sz="0"/>
+              <w:bottom w:val="single" w:color="D6E6F3" w:sz="4"/>
+              <w:right w:val="none" w:color="FFFFFF" w:sz="0"/>
+            </w:tcBorders>
+            <w:tcMar>
+              <w:top w:type="dxa" w:w="70"/>
+              <w:left w:type="dxa" w:w="120"/>
+              <w:bottom w:type="dxa" w:w="70"/>
+              <w:right w:type="dxa" w:w="120"/>
+            </w:tcMar>
+            <w:vAlign w:val="center"/>
+          </w:tcPr>
+          <w:p>
+            <w:pPr>
+              <w:keepNext/>
+              <w:jc w:val="center"/>
+            </w:pPr>
+            <w:r>
+              <w:rPr>
+                <w:rFonts w:ascii="Calibri" w:cs="Calibri" w:eastAsia="Calibri" w:hAnsi="Calibri"/>
+                <w:color w:val="222222"/>
+                <w:sz w:val="20"/>
+                <w:szCs w:val="20"/>
+              </w:rPr>
+              <w:t xml:space="preserve">149 €</w:t>
+            </w:r>
+          </w:p>
+        </w:tc>
+      </w:tr>
+      <w:tr>
+        <w:trPr>
+          <w:cantSplit/>
+        </w:trPr>
+        <w:tc>
+          <w:tcPr>
+            <w:tcW w:type="dxa" w:w="1906"/>
+            <w:tcBorders>
+              <w:top w:val="single" w:color="D6E6F3" w:sz="4"/>
+              <w:left w:val="none" w:color="FFFFFF" w:sz="0"/>
+              <w:bottom w:val="single" w:color="D6E6F3" w:sz="4"/>
+              <w:right w:val="none" w:color="FFFFFF" w:sz="0"/>
+            </w:tcBorders>
+            <w:shd w:fill="EAF4FC" w:color="auto" w:val="clear"/>
+            <w:tcMar>
+              <w:top w:type="dxa" w:w="70"/>
+              <w:left w:type="dxa" w:w="120"/>
+              <w:bottom w:type="dxa" w:w="70"/>
+              <w:right w:type="dxa" w:w="120"/>
+            </w:tcMar>
+            <w:vAlign w:val="center"/>
+          </w:tcPr>
+          <w:p>
+            <w:pPr>
+              <w:keepNext/>
+              <w:jc w:val="left"/>
+            </w:pPr>
+            <w:r>
+              <w:rPr>
+                <w:rFonts w:ascii="Calibri" w:cs="Calibri" w:eastAsia="Calibri" w:hAnsi="Calibri"/>
+                <w:b/>
+                <w:bCs/>
+                <w:color w:val="1F3B5C"/>
+                <w:sz w:val="20"/>
+                <w:szCs w:val="20"/>
+              </w:rPr>
+              <w:t xml:space="preserve">B</w:t>
+            </w:r>
+          </w:p>
+        </w:tc>
+        <w:tc>
+          <w:tcPr>
+            <w:tcW w:type="dxa" w:w="1300"/>
+            <w:tcBorders>
+              <w:top w:val="single" w:color="D6E6F3" w:sz="4"/>
+              <w:left w:val="none" w:color="FFFFFF" w:sz="0"/>
+              <w:bottom w:val="single" w:color="D6E6F3" w:sz="4"/>
+              <w:right w:val="none" w:color="FFFFFF" w:sz="0"/>
+            </w:tcBorders>
+            <w:shd w:fill="EAF4FC" w:color="auto" w:val="clear"/>
+            <w:tcMar>
+              <w:top w:type="dxa" w:w="70"/>
+              <w:left w:type="dxa" w:w="120"/>
+              <w:bottom w:type="dxa" w:w="70"/>
+              <w:right w:type="dxa" w:w="120"/>
+            </w:tcMar>
+            <w:vAlign w:val="center"/>
+          </w:tcPr>
+          <w:p>
+            <w:pPr>
+              <w:keepNext/>
+              <w:jc w:val="center"/>
+            </w:pPr>
+            <w:r>
+              <w:rPr>
+                <w:rFonts w:ascii="Calibri" w:cs="Calibri" w:eastAsia="Calibri" w:hAnsi="Calibri"/>
+                <w:color w:val="222222"/>
+                <w:sz w:val="20"/>
+                <w:szCs w:val="20"/>
+              </w:rPr>
+              <w:t xml:space="preserve">99 €</w:t>
+            </w:r>
+          </w:p>
+        </w:tc>
+        <w:tc>
+          <w:tcPr>
+            <w:tcW w:type="dxa" w:w="1300"/>
+            <w:tcBorders>
+              <w:top w:val="single" w:color="D6E6F3" w:sz="4"/>
+              <w:left w:val="none" w:color="FFFFFF" w:sz="0"/>
+              <w:bottom w:val="single" w:color="D6E6F3" w:sz="4"/>
+              <w:right w:val="none" w:color="FFFFFF" w:sz="0"/>
+            </w:tcBorders>
+            <w:shd w:fill="EAF4FC" w:color="auto" w:val="clear"/>
+            <w:tcMar>
+              <w:top w:type="dxa" w:w="70"/>
+              <w:left w:type="dxa" w:w="120"/>
+              <w:bottom w:type="dxa" w:w="70"/>
+              <w:right w:type="dxa" w:w="120"/>
+            </w:tcMar>
+            <w:vAlign w:val="center"/>
+          </w:tcPr>
+          <w:p>
+            <w:pPr>
+              <w:keepNext/>
+              <w:jc w:val="center"/>
+            </w:pPr>
+            <w:r>
+              <w:rPr>
+                <w:rFonts w:ascii="Calibri" w:cs="Calibri" w:eastAsia="Calibri" w:hAnsi="Calibri"/>
+                <w:color w:val="222222"/>
+                <w:sz w:val="20"/>
+                <w:szCs w:val="20"/>
+              </w:rPr>
+              <w:t xml:space="preserve">129 €</w:t>
+            </w:r>
+          </w:p>
+        </w:tc>
+        <w:tc>
+          <w:tcPr>
+            <w:tcW w:type="dxa" w:w="1300"/>
+            <w:tcBorders>
+              <w:top w:val="single" w:color="D6E6F3" w:sz="4"/>
+              <w:left w:val="none" w:color="FFFFFF" w:sz="0"/>
+              <w:bottom w:val="single" w:color="D6E6F3" w:sz="4"/>
+              <w:right w:val="none" w:color="FFFFFF" w:sz="0"/>
+            </w:tcBorders>
+            <w:shd w:fill="EAF4FC" w:color="auto" w:val="clear"/>
+            <w:tcMar>
+              <w:top w:type="dxa" w:w="70"/>
+              <w:left w:type="dxa" w:w="120"/>
+              <w:bottom w:type="dxa" w:w="70"/>
+              <w:right w:type="dxa" w:w="120"/>
+            </w:tcMar>
+            <w:vAlign w:val="center"/>
+          </w:tcPr>
+          <w:p>
+            <w:pPr>
+              <w:keepNext/>
+              <w:jc w:val="center"/>
+            </w:pPr>
+            <w:r>
+              <w:rPr>
+                <w:rFonts w:ascii="Calibri" w:cs="Calibri" w:eastAsia="Calibri" w:hAnsi="Calibri"/>
+                <w:color w:val="222222"/>
+                <w:sz w:val="20"/>
+                <w:szCs w:val="20"/>
+              </w:rPr>
+              <w:t xml:space="preserve">159 €</w:t>
+            </w:r>
+          </w:p>
+        </w:tc>
+        <w:tc>
+          <w:tcPr>
+            <w:tcW w:type="dxa" w:w="1366"/>
+            <w:tcBorders>
+              <w:top w:val="single" w:color="D6E6F3" w:sz="4"/>
+              <w:left w:val="none" w:color="FFFFFF" w:sz="0"/>
+              <w:bottom w:val="single" w:color="D6E6F3" w:sz="4"/>
+              <w:right w:val="none" w:color="FFFFFF" w:sz="0"/>
+            </w:tcBorders>
+            <w:shd w:fill="EAF4FC" w:color="auto" w:val="clear"/>
+            <w:tcMar>
+              <w:top w:type="dxa" w:w="70"/>
+              <w:left w:type="dxa" w:w="120"/>
+              <w:bottom w:type="dxa" w:w="70"/>
+              <w:right w:type="dxa" w:w="120"/>
+            </w:tcMar>
+            <w:vAlign w:val="center"/>
+          </w:tcPr>
+          <w:p>
+            <w:pPr>
+              <w:keepNext/>
+              <w:jc w:val="center"/>
+            </w:pPr>
+            <w:r>
+              <w:rPr>
+                <w:rFonts w:ascii="Calibri" w:cs="Calibri" w:eastAsia="Calibri" w:hAnsi="Calibri"/>
+                <w:color w:val="222222"/>
+                <w:sz w:val="20"/>
+                <w:szCs w:val="20"/>
+              </w:rPr>
+              <w:t xml:space="preserve">149 €</w:t>
+            </w:r>
+          </w:p>
+        </w:tc>
+        <w:tc>
+          <w:tcPr>
+            <w:tcW w:type="dxa" w:w="1366"/>
+            <w:tcBorders>
+              <w:top w:val="single" w:color="D6E6F3" w:sz="4"/>
+              <w:left w:val="none" w:color="FFFFFF" w:sz="0"/>
+              <w:bottom w:val="single" w:color="D6E6F3" w:sz="4"/>
+              <w:right w:val="none" w:color="FFFFFF" w:sz="0"/>
+            </w:tcBorders>
+            <w:shd w:fill="EAF4FC" w:color="auto" w:val="clear"/>
+            <w:tcMar>
+              <w:top w:type="dxa" w:w="70"/>
+              <w:left w:type="dxa" w:w="120"/>
+              <w:bottom w:type="dxa" w:w="70"/>
+              <w:right w:type="dxa" w:w="120"/>
+            </w:tcMar>
+            <w:vAlign w:val="center"/>
+          </w:tcPr>
+          <w:p>
+            <w:pPr>
+              <w:keepNext/>
+              <w:jc w:val="center"/>
+            </w:pPr>
+            <w:r>
+              <w:rPr>
+                <w:rFonts w:ascii="Calibri" w:cs="Calibri" w:eastAsia="Calibri" w:hAnsi="Calibri"/>
+                <w:color w:val="222222"/>
+                <w:sz w:val="20"/>
+                <w:szCs w:val="20"/>
+              </w:rPr>
+              <w:t xml:space="preserve">179 €</w:t>
+            </w:r>
+          </w:p>
+        </w:tc>
+        <w:tc>
+          <w:tcPr>
+            <w:tcW w:type="dxa" w:w="1368"/>
+            <w:tcBorders>
+              <w:top w:val="single" w:color="D6E6F3" w:sz="4"/>
+              <w:left w:val="none" w:color="FFFFFF" w:sz="0"/>
+              <w:bottom w:val="single" w:color="D6E6F3" w:sz="4"/>
+              <w:right w:val="none" w:color="FFFFFF" w:sz="0"/>
+            </w:tcBorders>
+            <w:shd w:fill="EAF4FC" w:color="auto" w:val="clear"/>
+            <w:tcMar>
+              <w:top w:type="dxa" w:w="70"/>
+              <w:left w:type="dxa" w:w="120"/>
+              <w:bottom w:type="dxa" w:w="70"/>
+              <w:right w:type="dxa" w:w="120"/>
+            </w:tcMar>
+            <w:vAlign w:val="center"/>
+          </w:tcPr>
+          <w:p>
+            <w:pPr>
+              <w:keepNext/>
+              <w:jc w:val="center"/>
+            </w:pPr>
+            <w:r>
+              <w:rPr>
+                <w:rFonts w:ascii="Calibri" w:cs="Calibri" w:eastAsia="Calibri" w:hAnsi="Calibri"/>
+                <w:color w:val="222222"/>
+                <w:sz w:val="20"/>
+                <w:szCs w:val="20"/>
+              </w:rPr>
+              <w:t xml:space="preserve">199 €</w:t>
+            </w:r>
+          </w:p>
+        </w:tc>
+      </w:tr>
+      <w:tr>
+        <w:trPr>
+          <w:cantSplit/>
+        </w:trPr>
+        <w:tc>
+          <w:tcPr>
+            <w:tcW w:type="dxa" w:w="1906"/>
+            <w:tcBorders>
+              <w:top w:val="single" w:color="D6E6F3" w:sz="4"/>
+              <w:left w:val="none" w:color="FFFFFF" w:sz="0"/>
+              <w:bottom w:val="single" w:color="D6E6F3" w:sz="4"/>
+              <w:right w:val="none" w:color="FFFFFF" w:sz="0"/>
+            </w:tcBorders>
+            <w:tcMar>
+              <w:top w:type="dxa" w:w="70"/>
+              <w:left w:type="dxa" w:w="120"/>
+              <w:bottom w:type="dxa" w:w="70"/>
+              <w:right w:type="dxa" w:w="120"/>
+            </w:tcMar>
+            <w:vAlign w:val="center"/>
+          </w:tcPr>
+          <w:p>
+            <w:pPr>
+              <w:keepNext/>
+              <w:jc w:val="left"/>
+            </w:pPr>
+            <w:r>
+              <w:rPr>
+                <w:rFonts w:ascii="Calibri" w:cs="Calibri" w:eastAsia="Calibri" w:hAnsi="Calibri"/>
+                <w:b/>
+                <w:bCs/>
+                <w:color w:val="1F3B5C"/>
+                <w:sz w:val="20"/>
+                <w:szCs w:val="20"/>
+              </w:rPr>
+              <w:t xml:space="preserve">C</w:t>
+            </w:r>
+          </w:p>
+        </w:tc>
+        <w:tc>
+          <w:tcPr>
+            <w:tcW w:type="dxa" w:w="1300"/>
+            <w:tcBorders>
+              <w:top w:val="single" w:color="D6E6F3" w:sz="4"/>
+              <w:left w:val="none" w:color="FFFFFF" w:sz="0"/>
+              <w:bottom w:val="single" w:color="D6E6F3" w:sz="4"/>
+              <w:right w:val="none" w:color="FFFFFF" w:sz="0"/>
+            </w:tcBorders>
+            <w:tcMar>
+              <w:top w:type="dxa" w:w="70"/>
+              <w:left w:type="dxa" w:w="120"/>
+              <w:bottom w:type="dxa" w:w="70"/>
+              <w:right w:type="dxa" w:w="120"/>
+            </w:tcMar>
+            <w:vAlign w:val="center"/>
+          </w:tcPr>
+          <w:p>
+            <w:pPr>
+              <w:keepNext/>
+              <w:jc w:val="center"/>
+            </w:pPr>
+            <w:r>
+              <w:rPr>
+                <w:rFonts w:ascii="Calibri" w:cs="Calibri" w:eastAsia="Calibri" w:hAnsi="Calibri"/>
+                <w:color w:val="222222"/>
+                <w:sz w:val="20"/>
+                <w:szCs w:val="20"/>
+              </w:rPr>
+              <w:t xml:space="preserve">169 €</w:t>
+            </w:r>
+          </w:p>
+        </w:tc>
+        <w:tc>
+          <w:tcPr>
+            <w:tcW w:type="dxa" w:w="1300"/>
+            <w:tcBorders>
+              <w:top w:val="single" w:color="D6E6F3" w:sz="4"/>
+              <w:left w:val="none" w:color="FFFFFF" w:sz="0"/>
+              <w:bottom w:val="single" w:color="D6E6F3" w:sz="4"/>
+              <w:right w:val="none" w:color="FFFFFF" w:sz="0"/>
+            </w:tcBorders>
+            <w:tcMar>
+              <w:top w:type="dxa" w:w="70"/>
+              <w:left w:type="dxa" w:w="120"/>
+              <w:bottom w:type="dxa" w:w="70"/>
+              <w:right w:type="dxa" w:w="120"/>
+            </w:tcMar>
+            <w:vAlign w:val="center"/>
+          </w:tcPr>
+          <w:p>
+            <w:pPr>
+              <w:keepNext/>
+              <w:jc w:val="center"/>
+            </w:pPr>
+            <w:r>
+              <w:rPr>
+                <w:rFonts w:ascii="Calibri" w:cs="Calibri" w:eastAsia="Calibri" w:hAnsi="Calibri"/>
+                <w:color w:val="222222"/>
+                <w:sz w:val="20"/>
+                <w:szCs w:val="20"/>
+              </w:rPr>
+              <w:t xml:space="preserve">219 €</w:t>
+            </w:r>
+          </w:p>
+        </w:tc>
+        <w:tc>
+          <w:tcPr>
+            <w:tcW w:type="dxa" w:w="1300"/>
+            <w:tcBorders>
+              <w:top w:val="single" w:color="D6E6F3" w:sz="4"/>
+              <w:left w:val="none" w:color="FFFFFF" w:sz="0"/>
+              <w:bottom w:val="single" w:color="D6E6F3" w:sz="4"/>
+              <w:right w:val="none" w:color="FFFFFF" w:sz="0"/>
+            </w:tcBorders>
+            <w:tcMar>
+              <w:top w:type="dxa" w:w="70"/>
+              <w:left w:type="dxa" w:w="120"/>
+              <w:bottom w:type="dxa" w:w="70"/>
+              <w:right w:type="dxa" w:w="120"/>
+            </w:tcMar>
+            <w:vAlign w:val="center"/>
+          </w:tcPr>
+          <w:p>
+            <w:pPr>
+              <w:keepNext/>
+              <w:jc w:val="center"/>
+            </w:pPr>
+            <w:r>
+              <w:rPr>
+                <w:rFonts w:ascii="Calibri" w:cs="Calibri" w:eastAsia="Calibri" w:hAnsi="Calibri"/>
+                <w:color w:val="222222"/>
+                <w:sz w:val="20"/>
+                <w:szCs w:val="20"/>
+              </w:rPr>
+              <w:t xml:space="preserve">269 €</w:t>
+            </w:r>
+          </w:p>
+        </w:tc>
+        <w:tc>
+          <w:tcPr>
+            <w:tcW w:type="dxa" w:w="1366"/>
+            <w:tcBorders>
+              <w:top w:val="single" w:color="D6E6F3" w:sz="4"/>
+              <w:left w:val="none" w:color="FFFFFF" w:sz="0"/>
+              <w:bottom w:val="single" w:color="D6E6F3" w:sz="4"/>
+              <w:right w:val="none" w:color="FFFFFF" w:sz="0"/>
+            </w:tcBorders>
+            <w:tcMar>
+              <w:top w:type="dxa" w:w="70"/>
+              <w:left w:type="dxa" w:w="120"/>
+              <w:bottom w:type="dxa" w:w="70"/>
+              <w:right w:type="dxa" w:w="120"/>
+            </w:tcMar>
+            <w:vAlign w:val="center"/>
+          </w:tcPr>
+          <w:p>
+            <w:pPr>
+              <w:keepNext/>
+              <w:jc w:val="center"/>
+            </w:pPr>
+            <w:r>
+              <w:rPr>
+                <w:rFonts w:ascii="Calibri" w:cs="Calibri" w:eastAsia="Calibri" w:hAnsi="Calibri"/>
+                <w:color w:val="222222"/>
+                <w:sz w:val="20"/>
+                <w:szCs w:val="20"/>
+              </w:rPr>
+              <w:t xml:space="preserve">249 €</w:t>
+            </w:r>
+          </w:p>
+        </w:tc>
+        <w:tc>
+          <w:tcPr>
+            <w:tcW w:type="dxa" w:w="1366"/>
+            <w:tcBorders>
+              <w:top w:val="single" w:color="D6E6F3" w:sz="4"/>
+              <w:left w:val="none" w:color="FFFFFF" w:sz="0"/>
+              <w:bottom w:val="single" w:color="D6E6F3" w:sz="4"/>
+              <w:right w:val="none" w:color="FFFFFF" w:sz="0"/>
+            </w:tcBorders>
+            <w:tcMar>
+              <w:top w:type="dxa" w:w="70"/>
+              <w:left w:type="dxa" w:w="120"/>
+              <w:bottom w:type="dxa" w:w="70"/>
+              <w:right w:type="dxa" w:w="120"/>
+            </w:tcMar>
+            <w:vAlign w:val="center"/>
+          </w:tcPr>
+          <w:p>
+            <w:pPr>
+              <w:keepNext/>
+              <w:jc w:val="center"/>
+            </w:pPr>
+            <w:r>
+              <w:rPr>
+                <w:rFonts w:ascii="Calibri" w:cs="Calibri" w:eastAsia="Calibri" w:hAnsi="Calibri"/>
+                <w:color w:val="222222"/>
+                <w:sz w:val="20"/>
+                <w:szCs w:val="20"/>
+              </w:rPr>
+              <w:t xml:space="preserve">299 €</w:t>
+            </w:r>
+          </w:p>
+        </w:tc>
+        <w:tc>
+          <w:tcPr>
+            <w:tcW w:type="dxa" w:w="1368"/>
+            <w:tcBorders>
+              <w:top w:val="single" w:color="D6E6F3" w:sz="4"/>
+              <w:left w:val="none" w:color="FFFFFF" w:sz="0"/>
+              <w:bottom w:val="single" w:color="D6E6F3" w:sz="4"/>
+              <w:right w:val="none" w:color="FFFFFF" w:sz="0"/>
+            </w:tcBorders>
+            <w:tcMar>
+              <w:top w:type="dxa" w:w="70"/>
+              <w:left w:type="dxa" w:w="120"/>
+              <w:bottom w:type="dxa" w:w="70"/>
+              <w:right w:type="dxa" w:w="120"/>
+            </w:tcMar>
+            <w:vAlign w:val="center"/>
+          </w:tcPr>
+          <w:p>
+            <w:pPr>
+              <w:keepNext/>
+              <w:jc w:val="center"/>
+            </w:pPr>
+            <w:r>
+              <w:rPr>
+                <w:rFonts w:ascii="Calibri" w:cs="Calibri" w:eastAsia="Calibri" w:hAnsi="Calibri"/>
+                <w:color w:val="222222"/>
+                <w:sz w:val="20"/>
+                <w:szCs w:val="20"/>
+              </w:rPr>
+              <w:t xml:space="preserve">329 €</w:t>
+            </w:r>
+          </w:p>
+        </w:tc>
+      </w:tr>
+      <w:tr>
+        <w:trPr>
+          <w:cantSplit/>
+        </w:trPr>
+        <w:tc>
+          <w:tcPr>
+            <w:tcW w:type="dxa" w:w="1906"/>
+            <w:tcBorders>
+              <w:top w:val="single" w:color="D6E6F3" w:sz="4"/>
+              <w:left w:val="none" w:color="FFFFFF" w:sz="0"/>
+              <w:bottom w:val="single" w:color="D6E6F3" w:sz="4"/>
+              <w:right w:val="none" w:color="FFFFFF" w:sz="0"/>
+            </w:tcBorders>
+            <w:shd w:fill="EAF4FC" w:color="auto" w:val="clear"/>
+            <w:tcMar>
+              <w:top w:type="dxa" w:w="70"/>
+              <w:left w:type="dxa" w:w="120"/>
+              <w:bottom w:type="dxa" w:w="70"/>
+              <w:right w:type="dxa" w:w="120"/>
+            </w:tcMar>
+            <w:vAlign w:val="center"/>
+          </w:tcPr>
+          <w:p>
+            <w:pPr>
+              <w:keepNext/>
+              <w:jc w:val="left"/>
+            </w:pPr>
+            <w:r>
+              <w:rPr>
+                <w:rFonts w:ascii="Calibri" w:cs="Calibri" w:eastAsia="Calibri" w:hAnsi="Calibri"/>
+                <w:b/>
+                <w:bCs/>
+                <w:color w:val="1F3B5C"/>
+                <w:sz w:val="20"/>
+                <w:szCs w:val="20"/>
+              </w:rPr>
+              <w:t xml:space="preserve">D</w:t>
+            </w:r>
+          </w:p>
+        </w:tc>
+        <w:tc>
+          <w:tcPr>
+            <w:tcW w:type="dxa" w:w="1300"/>
+            <w:tcBorders>
+              <w:top w:val="single" w:color="D6E6F3" w:sz="4"/>
+              <w:left w:val="none" w:color="FFFFFF" w:sz="0"/>
+              <w:bottom w:val="single" w:color="D6E6F3" w:sz="4"/>
+              <w:right w:val="none" w:color="FFFFFF" w:sz="0"/>
+            </w:tcBorders>
+            <w:shd w:fill="EAF4FC" w:color="auto" w:val="clear"/>
+            <w:tcMar>
+              <w:top w:type="dxa" w:w="70"/>
+              <w:left w:type="dxa" w:w="120"/>
+              <w:bottom w:type="dxa" w:w="70"/>
+              <w:right w:type="dxa" w:w="120"/>
+            </w:tcMar>
+            <w:vAlign w:val="center"/>
+          </w:tcPr>
+          <w:p>
+            <w:pPr>
+              <w:keepNext/>
+              <w:jc w:val="center"/>
+            </w:pPr>
+            <w:r>
+              <w:rPr>
+                <w:rFonts w:ascii="Calibri" w:cs="Calibri" w:eastAsia="Calibri" w:hAnsi="Calibri"/>
+                <w:color w:val="222222"/>
+                <w:sz w:val="20"/>
+                <w:szCs w:val="20"/>
+              </w:rPr>
+              <w:t xml:space="preserve">189 €</w:t>
+            </w:r>
+          </w:p>
+        </w:tc>
+        <w:tc>
+          <w:tcPr>
+            <w:tcW w:type="dxa" w:w="1300"/>
+            <w:tcBorders>
+              <w:top w:val="single" w:color="D6E6F3" w:sz="4"/>
+              <w:left w:val="none" w:color="FFFFFF" w:sz="0"/>
+              <w:bottom w:val="single" w:color="D6E6F3" w:sz="4"/>
+              <w:right w:val="none" w:color="FFFFFF" w:sz="0"/>
+            </w:tcBorders>
+            <w:shd w:fill="EAF4FC" w:color="auto" w:val="clear"/>
+            <w:tcMar>
+              <w:top w:type="dxa" w:w="70"/>
+              <w:left w:type="dxa" w:w="120"/>
+              <w:bottom w:type="dxa" w:w="70"/>
+              <w:right w:type="dxa" w:w="120"/>
+            </w:tcMar>
+            <w:vAlign w:val="center"/>
+          </w:tcPr>
+          <w:p>
+            <w:pPr>
+              <w:keepNext/>
+              <w:jc w:val="center"/>
+            </w:pPr>
+            <w:r>
+              <w:rPr>
+                <w:rFonts w:ascii="Calibri" w:cs="Calibri" w:eastAsia="Calibri" w:hAnsi="Calibri"/>
+                <w:color w:val="222222"/>
+                <w:sz w:val="20"/>
+                <w:szCs w:val="20"/>
+              </w:rPr>
+              <w:t xml:space="preserve">239 €</w:t>
+            </w:r>
+          </w:p>
+        </w:tc>
+        <w:tc>
+          <w:tcPr>
+            <w:tcW w:type="dxa" w:w="1300"/>
+            <w:tcBorders>
+              <w:top w:val="single" w:color="D6E6F3" w:sz="4"/>
+              <w:left w:val="none" w:color="FFFFFF" w:sz="0"/>
+              <w:bottom w:val="single" w:color="D6E6F3" w:sz="4"/>
+              <w:right w:val="none" w:color="FFFFFF" w:sz="0"/>
+            </w:tcBorders>
+            <w:shd w:fill="EAF4FC" w:color="auto" w:val="clear"/>
+            <w:tcMar>
+              <w:top w:type="dxa" w:w="70"/>
+              <w:left w:type="dxa" w:w="120"/>
+              <w:bottom w:type="dxa" w:w="70"/>
+              <w:right w:type="dxa" w:w="120"/>
+            </w:tcMar>
+            <w:vAlign w:val="center"/>
+          </w:tcPr>
+          <w:p>
+            <w:pPr>
+              <w:keepNext/>
+              <w:jc w:val="center"/>
+            </w:pPr>
+            <w:r>
+              <w:rPr>
+                <w:rFonts w:ascii="Calibri" w:cs="Calibri" w:eastAsia="Calibri" w:hAnsi="Calibri"/>
+                <w:color w:val="222222"/>
+                <w:sz w:val="20"/>
+                <w:szCs w:val="20"/>
+              </w:rPr>
+              <w:t xml:space="preserve">289 €</w:t>
+            </w:r>
+          </w:p>
+        </w:tc>
+        <w:tc>
+          <w:tcPr>
+            <w:tcW w:type="dxa" w:w="1366"/>
+            <w:tcBorders>
+              <w:top w:val="single" w:color="D6E6F3" w:sz="4"/>
+              <w:left w:val="none" w:color="FFFFFF" w:sz="0"/>
+              <w:bottom w:val="single" w:color="D6E6F3" w:sz="4"/>
+              <w:right w:val="none" w:color="FFFFFF" w:sz="0"/>
+            </w:tcBorders>
+            <w:shd w:fill="EAF4FC" w:color="auto" w:val="clear"/>
+            <w:tcMar>
+              <w:top w:type="dxa" w:w="70"/>
+              <w:left w:type="dxa" w:w="120"/>
+              <w:bottom w:type="dxa" w:w="70"/>
+              <w:right w:type="dxa" w:w="120"/>
+            </w:tcMar>
+            <w:vAlign w:val="center"/>
+          </w:tcPr>
+          <w:p>
+            <w:pPr>
+              <w:keepNext/>
+              <w:jc w:val="center"/>
+            </w:pPr>
+            <w:r>
+              <w:rPr>
+                <w:rFonts w:ascii="Calibri" w:cs="Calibri" w:eastAsia="Calibri" w:hAnsi="Calibri"/>
+                <w:color w:val="222222"/>
+                <w:sz w:val="20"/>
+                <w:szCs w:val="20"/>
+              </w:rPr>
+              <w:t xml:space="preserve">279 €</w:t>
+            </w:r>
+          </w:p>
+        </w:tc>
+        <w:tc>
+          <w:tcPr>
+            <w:tcW w:type="dxa" w:w="1366"/>
+            <w:tcBorders>
+              <w:top w:val="single" w:color="D6E6F3" w:sz="4"/>
+              <w:left w:val="none" w:color="FFFFFF" w:sz="0"/>
+              <w:bottom w:val="single" w:color="D6E6F3" w:sz="4"/>
+              <w:right w:val="none" w:color="FFFFFF" w:sz="0"/>
+            </w:tcBorders>
+            <w:shd w:fill="EAF4FC" w:color="auto" w:val="clear"/>
+            <w:tcMar>
+              <w:top w:type="dxa" w:w="70"/>
+              <w:left w:type="dxa" w:w="120"/>
+              <w:bottom w:type="dxa" w:w="70"/>
+              <w:right w:type="dxa" w:w="120"/>
+            </w:tcMar>
+            <w:vAlign w:val="center"/>
+          </w:tcPr>
+          <w:p>
+            <w:pPr>
+              <w:keepNext/>
+              <w:jc w:val="center"/>
+            </w:pPr>
+            <w:r>
+              <w:rPr>
+                <w:rFonts w:ascii="Calibri" w:cs="Calibri" w:eastAsia="Calibri" w:hAnsi="Calibri"/>
+                <w:color w:val="222222"/>
+                <w:sz w:val="20"/>
+                <w:szCs w:val="20"/>
+              </w:rPr>
+              <w:t xml:space="preserve">349 €</w:t>
+            </w:r>
+          </w:p>
+        </w:tc>
+        <w:tc>
+          <w:tcPr>
+            <w:tcW w:type="dxa" w:w="1368"/>
+            <w:tcBorders>
+              <w:top w:val="single" w:color="D6E6F3" w:sz="4"/>
+              <w:left w:val="none" w:color="FFFFFF" w:sz="0"/>
+              <w:bottom w:val="single" w:color="D6E6F3" w:sz="4"/>
+              <w:right w:val="none" w:color="FFFFFF" w:sz="0"/>
+            </w:tcBorders>
+            <w:shd w:fill="EAF4FC" w:color="auto" w:val="clear"/>
+            <w:tcMar>
+              <w:top w:type="dxa" w:w="70"/>
+              <w:left w:type="dxa" w:w="120"/>
+              <w:bottom w:type="dxa" w:w="70"/>
+              <w:right w:type="dxa" w:w="120"/>
+            </w:tcMar>
+            <w:vAlign w:val="center"/>
+          </w:tcPr>
+          <w:p>
+            <w:pPr>
+              <w:keepNext/>
+              <w:jc w:val="center"/>
+            </w:pPr>
+            <w:r>
+              <w:rPr>
+                <w:rFonts w:ascii="Calibri" w:cs="Calibri" w:eastAsia="Calibri" w:hAnsi="Calibri"/>
+                <w:color w:val="222222"/>
+                <w:sz w:val="20"/>
+                <w:szCs w:val="20"/>
+              </w:rPr>
+              <w:t xml:space="preserve">399 €</w:t>
+            </w:r>
+          </w:p>
+        </w:tc>
+      </w:tr>
+      <w:tr>
+        <w:trPr>
+          <w:cantSplit/>
+        </w:trPr>
+        <w:tc>
+          <w:tcPr>
+            <w:tcW w:type="dxa" w:w="1906"/>
+            <w:tcBorders>
+              <w:top w:val="single" w:color="D6E6F3" w:sz="4"/>
+              <w:left w:val="none" w:color="FFFFFF" w:sz="0"/>
+              <w:bottom w:val="single" w:color="D6E6F3" w:sz="4"/>
+              <w:right w:val="none" w:color="FFFFFF" w:sz="0"/>
+            </w:tcBorders>
+            <w:tcMar>
+              <w:top w:type="dxa" w:w="70"/>
+              <w:left w:type="dxa" w:w="120"/>
+              <w:bottom w:type="dxa" w:w="70"/>
+              <w:right w:type="dxa" w:w="120"/>
+            </w:tcMar>
+            <w:vAlign w:val="center"/>
+          </w:tcPr>
+          <w:p>
+            <w:pPr>
+              <w:jc w:val="left"/>
+            </w:pPr>
+            <w:r>
+              <w:rPr>
+                <w:rFonts w:ascii="Calibri" w:cs="Calibri" w:eastAsia="Calibri" w:hAnsi="Calibri"/>
+                <w:b/>
+                <w:bCs/>
+                <w:color w:val="1F3B5C"/>
+                <w:sz w:val="20"/>
+                <w:szCs w:val="20"/>
+              </w:rPr>
+              <w:t xml:space="preserve">E</w:t>
+            </w:r>
+          </w:p>
+        </w:tc>
+        <w:tc>
+          <w:tcPr>
+            <w:tcW w:type="dxa" w:w="1300"/>
+            <w:tcBorders>
+              <w:top w:val="single" w:color="D6E6F3" w:sz="4"/>
+              <w:left w:val="none" w:color="FFFFFF" w:sz="0"/>
+              <w:bottom w:val="single" w:color="D6E6F3" w:sz="4"/>
+              <w:right w:val="none" w:color="FFFFFF" w:sz="0"/>
+            </w:tcBorders>
+            <w:tcMar>
+              <w:top w:type="dxa" w:w="70"/>
+              <w:left w:type="dxa" w:w="120"/>
+              <w:bottom w:type="dxa" w:w="70"/>
+              <w:right w:type="dxa" w:w="120"/>
+            </w:tcMar>
+            <w:vAlign w:val="center"/>
+          </w:tcPr>
+          <w:p>
+            <w:pPr>
+              <w:jc w:val="center"/>
+            </w:pPr>
+            <w:r>
+              <w:rPr>
+                <w:rFonts w:ascii="Calibri" w:cs="Calibri" w:eastAsia="Calibri" w:hAnsi="Calibri"/>
+                <w:color w:val="222222"/>
+                <w:sz w:val="20"/>
+                <w:szCs w:val="20"/>
+              </w:rPr>
+              <w:t xml:space="preserve">289 €</w:t>
+            </w:r>
+          </w:p>
+        </w:tc>
+        <w:tc>
+          <w:tcPr>
+            <w:tcW w:type="dxa" w:w="1300"/>
+            <w:tcBorders>
+              <w:top w:val="single" w:color="D6E6F3" w:sz="4"/>
+              <w:left w:val="none" w:color="FFFFFF" w:sz="0"/>
+              <w:bottom w:val="single" w:color="D6E6F3" w:sz="4"/>
+              <w:right w:val="none" w:color="FFFFFF" w:sz="0"/>
+            </w:tcBorders>
+            <w:tcMar>
+              <w:top w:type="dxa" w:w="70"/>
+              <w:left w:type="dxa" w:w="120"/>
+              <w:bottom w:type="dxa" w:w="70"/>
+              <w:right w:type="dxa" w:w="120"/>
+            </w:tcMar>
+            <w:vAlign w:val="center"/>
+          </w:tcPr>
+          <w:p>
+            <w:pPr>
+              <w:jc w:val="center"/>
+            </w:pPr>
+            <w:r>
+              <w:rPr>
+                <w:rFonts w:ascii="Calibri" w:cs="Calibri" w:eastAsia="Calibri" w:hAnsi="Calibri"/>
+                <w:color w:val="222222"/>
+                <w:sz w:val="20"/>
+                <w:szCs w:val="20"/>
+              </w:rPr>
+              <w:t xml:space="preserve">429 €</w:t>
+            </w:r>
+          </w:p>
+        </w:tc>
+        <w:tc>
+          <w:tcPr>
+            <w:tcW w:type="dxa" w:w="1300"/>
+            <w:tcBorders>
+              <w:top w:val="single" w:color="D6E6F3" w:sz="4"/>
+              <w:left w:val="none" w:color="FFFFFF" w:sz="0"/>
+              <w:bottom w:val="single" w:color="D6E6F3" w:sz="4"/>
+              <w:right w:val="none" w:color="FFFFFF" w:sz="0"/>
+            </w:tcBorders>
+            <w:tcMar>
+              <w:top w:type="dxa" w:w="70"/>
+              <w:left w:type="dxa" w:w="120"/>
+              <w:bottom w:type="dxa" w:w="70"/>
+              <w:right w:type="dxa" w:w="120"/>
+            </w:tcMar>
+            <w:vAlign w:val="center"/>
+          </w:tcPr>
+          <w:p>
+            <w:pPr>
+              <w:jc w:val="center"/>
+            </w:pPr>
+            <w:r>
+              <w:rPr>
+                <w:rFonts w:ascii="Calibri" w:cs="Calibri" w:eastAsia="Calibri" w:hAnsi="Calibri"/>
+                <w:color w:val="222222"/>
+                <w:sz w:val="20"/>
+                <w:szCs w:val="20"/>
+              </w:rPr>
+              <w:t xml:space="preserve">599 €</w:t>
+            </w:r>
+          </w:p>
+        </w:tc>
+        <w:tc>
+          <w:tcPr>
+            <w:tcW w:type="dxa" w:w="1366"/>
+            <w:tcBorders>
+              <w:top w:val="single" w:color="D6E6F3" w:sz="4"/>
+              <w:left w:val="none" w:color="FFFFFF" w:sz="0"/>
+              <w:bottom w:val="single" w:color="D6E6F3" w:sz="4"/>
+              <w:right w:val="none" w:color="FFFFFF" w:sz="0"/>
+            </w:tcBorders>
+            <w:tcMar>
+              <w:top w:type="dxa" w:w="70"/>
+              <w:left w:type="dxa" w:w="120"/>
+              <w:bottom w:type="dxa" w:w="70"/>
+              <w:right w:type="dxa" w:w="120"/>
+            </w:tcMar>
+            <w:vAlign w:val="center"/>
+          </w:tcPr>
+          <w:p>
+            <w:pPr>
+              <w:jc w:val="center"/>
+            </w:pPr>
+            <w:r>
+              <w:rPr>
+                <w:rFonts w:ascii="Calibri" w:cs="Calibri" w:eastAsia="Calibri" w:hAnsi="Calibri"/>
+                <w:color w:val="222222"/>
+                <w:sz w:val="20"/>
+                <w:szCs w:val="20"/>
+              </w:rPr>
+              <w:t xml:space="preserve">429 €</w:t>
+            </w:r>
+          </w:p>
+        </w:tc>
+        <w:tc>
+          <w:tcPr>
+            <w:tcW w:type="dxa" w:w="1366"/>
+            <w:tcBorders>
+              <w:top w:val="single" w:color="D6E6F3" w:sz="4"/>
+              <w:left w:val="none" w:color="FFFFFF" w:sz="0"/>
+              <w:bottom w:val="single" w:color="D6E6F3" w:sz="4"/>
+              <w:right w:val="none" w:color="FFFFFF" w:sz="0"/>
+            </w:tcBorders>
+            <w:tcMar>
+              <w:top w:type="dxa" w:w="70"/>
+              <w:left w:type="dxa" w:w="120"/>
+              <w:bottom w:type="dxa" w:w="70"/>
+              <w:right w:type="dxa" w:w="120"/>
+            </w:tcMar>
+            <w:vAlign w:val="center"/>
+          </w:tcPr>
+          <w:p>
+            <w:pPr>
+              <w:jc w:val="center"/>
+            </w:pPr>
+            <w:r>
+              <w:rPr>
+                <w:rFonts w:ascii="Calibri" w:cs="Calibri" w:eastAsia="Calibri" w:hAnsi="Calibri"/>
+                <w:color w:val="222222"/>
+                <w:sz w:val="20"/>
+                <w:szCs w:val="20"/>
+              </w:rPr>
+              <w:t xml:space="preserve">599 €</w:t>
+            </w:r>
+          </w:p>
+        </w:tc>
+        <w:tc>
+          <w:tcPr>
+            <w:tcW w:type="dxa" w:w="1368"/>
+            <w:tcBorders>
+              <w:top w:val="single" w:color="D6E6F3" w:sz="4"/>
+              <w:left w:val="none" w:color="FFFFFF" w:sz="0"/>
+              <w:bottom w:val="single" w:color="D6E6F3" w:sz="4"/>
+              <w:right w:val="none" w:color="FFFFFF" w:sz="0"/>
+            </w:tcBorders>
+            <w:tcMar>
+              <w:top w:type="dxa" w:w="70"/>
+              <w:left w:type="dxa" w:w="120"/>
+              <w:bottom w:type="dxa" w:w="70"/>
+              <w:right w:type="dxa" w:w="120"/>
+            </w:tcMar>
+            <w:vAlign w:val="center"/>
+          </w:tcPr>
+          <w:p>
+            <w:pPr>
+              <w:jc w:val="center"/>
+            </w:pPr>
+            <w:r>
+              <w:rPr>
+                <w:rFonts w:ascii="Calibri" w:cs="Calibri" w:eastAsia="Calibri" w:hAnsi="Calibri"/>
+                <w:color w:val="222222"/>
+                <w:sz w:val="20"/>
+                <w:szCs w:val="20"/>
+              </w:rPr>
+              <w:t xml:space="preserve">799 €</w:t>
+            </w:r>
+          </w:p>
+        </w:tc>
+      </w:tr>
+    </w:tbl>
+    <w:p>
+      <w:pPr>
+        <w:spacing w:after="100"/>
+      </w:pPr>
+    </w:p>
+    <w:tbl>
+      <w:tblPr>
+        <w:tblW w:type="dxa" w:w="9906"/>
       </w:tblPr>
       <w:tblGrid>
         <w:gridCol w:w="9906"/>
@@ -1781,6 +3376,9 @@
             </w:tcMar>
           </w:tcPr>
           <w:p>
+            <w:pPr>
+              <w:spacing w:after="60" w:line="276"/>
+            </w:pPr>
             <w:r>
               <w:rPr>
                 <w:rFonts w:ascii="Calibri" w:cs="Calibri" w:eastAsia="Calibri" w:hAnsi="Calibri"/>
@@ -1790,20 +3388,78 @@
                 <w:sz w:val="22"/>
                 <w:szCs w:val="22"/>
               </w:rPr>
-              <w:t xml:space="preserve">Mínimo de contratos a partir de 2027: </w:t>
-            </w:r>
+              <w:t xml:space="preserve">Ejemplos</w:t>
+            </w:r>
+          </w:p>
+          <w:p>
+            <w:pPr>
+              <w:spacing w:after="60" w:line="276"/>
+            </w:pPr>
             <w:r>
               <w:rPr>
                 <w:rFonts w:ascii="Calibri" w:cs="Calibri" w:eastAsia="Calibri" w:hAnsi="Calibri"/>
                 <w:sz w:val="22"/>
                 <w:szCs w:val="22"/>
               </w:rPr>
-              <w:t xml:space="preserve">A partir del año natural 2027, los contratos de grupo requieren un mínimo de 60 contratos al año.</w:t>
+              <w:t xml:space="preserve">Rinoplastia (C), tarifa Premium, 2 años: </w:t>
+            </w:r>
+            <w:r>
+              <w:rPr>
+                <w:rFonts w:ascii="Calibri" w:cs="Calibri" w:eastAsia="Calibri" w:hAnsi="Calibri"/>
+                <w:b/>
+                <w:bCs/>
+                <w:color w:val="1F3B5C"/>
+                <w:sz w:val="22"/>
+                <w:szCs w:val="22"/>
+              </w:rPr>
+              <w:t xml:space="preserve">299 €.</w:t>
+            </w:r>
+          </w:p>
+          <w:p>
+            <w:pPr>
+              <w:spacing w:after="0" w:line="276"/>
+            </w:pPr>
+            <w:r>
+              <w:rPr>
+                <w:rFonts w:ascii="Calibri" w:cs="Calibri" w:eastAsia="Calibri" w:hAnsi="Calibri"/>
+                <w:sz w:val="22"/>
+                <w:szCs w:val="22"/>
+              </w:rPr>
+              <w:t xml:space="preserve">Rinoplastia (C) y aumento de mamas con implantes (E), tarifa Básica, 1 año: cuenta la categoría más alta, E, que son 289 €, y se suman 50 € por ser dos tratamientos. </w:t>
+            </w:r>
+            <w:r>
+              <w:rPr>
+                <w:rFonts w:ascii="Calibri" w:cs="Calibri" w:eastAsia="Calibri" w:hAnsi="Calibri"/>
+                <w:b/>
+                <w:bCs/>
+                <w:color w:val="1F3B5C"/>
+                <w:sz w:val="22"/>
+                <w:szCs w:val="22"/>
+              </w:rPr>
+              <w:t xml:space="preserve">Prima total: 339 €.</w:t>
             </w:r>
           </w:p>
         </w:tc>
       </w:tr>
     </w:tbl>
+    <w:p>
+      <w:pPr>
+        <w:spacing w:after="60"/>
+      </w:pPr>
+    </w:p>
+    <w:p>
+      <w:pPr>
+        <w:spacing w:after="140" w:line="276"/>
+      </w:pPr>
+      <w:r>
+        <w:rPr>
+          <w:rFonts w:ascii="Calibri" w:cs="Calibri" w:eastAsia="Calibri" w:hAnsi="Calibri"/>
+          <w:sz w:val="22"/>
+          <w:szCs w:val="22"/>
+        </w:rPr>
+        <w:t xml:space="preserve">Las primas incluyen el impuesto sobre las primas de seguro. Los pacientes ya asegurados mantienen su póliza sin cambios hasta el final de su vigencia.</w:t>
+      </w:r>
+    </w:p>
     <w:p>
       <w:pPr>
         <w:keepNext/>
@@ -1833,21 +3489,121 @@
           <w:sz w:val="26"/>
           <w:szCs w:val="26"/>
         </w:rPr>
-        <w:t xml:space="preserve">Alternativa: contratación directa por el paciente</w:t>
+        <w:t xml:space="preserve">Qué tienen que hacer</w:t>
       </w:r>
     </w:p>
     <w:p>
       <w:pPr>
         <w:spacing w:after="140" w:line="276"/>
       </w:pPr>
+      <w:r>
+        <w:rPr>
+          <w:rFonts w:ascii="Calibri" w:cs="Calibri" w:eastAsia="Calibri" w:hAnsi="Calibri"/>
+          <w:b/>
+          <w:bCs/>
+          <w:color w:val="1F3B5C"/>
+          <w:sz w:val="22"/>
+          <w:szCs w:val="22"/>
+        </w:rPr>
+        <w:t xml:space="preserve">Si siguen enviando las altas por Excel, </w:t>
+      </w:r>
       <w:r>
         <w:rPr>
           <w:rFonts w:ascii="Calibri" w:cs="Calibri" w:eastAsia="Calibri" w:hAnsi="Calibri"/>
           <w:sz w:val="22"/>
           <w:szCs w:val="22"/>
         </w:rPr>
-        <w:t xml:space="preserve">Si prevén que su clínica no alcanzará este mínimo, pueden pasar al modelo de contratación por el paciente a partir del 1 de enero de 2027. En ese caso, el propio paciente contrata el seguro con el formulario de solicitud adjunto (enviándolo por correo electrónico a info@medassure.es) o en línea en medassure.es, y nos paga la prima directamente. Su clínica ya no tendrá que encargarse del cobro ni de la facturación. Muchas clínicas utilizan ya este formulario y la valoración es muy positiva. Para el cambio basta con que nos envíen un breve mensaje.</w:t>
+        <w:t xml:space="preserve">a partir del 1 de enero de 2027 usen el nuevo Excel adjunto, indiquen el IBAN de la clínica y envíennos los datos como mínimo un día antes de la operación. No podremos dar de alta a pacientes una vez pasada la fecha de la intervención.</w:t>
       </w:r>
+    </w:p>
+    <w:p>
+      <w:pPr>
+        <w:spacing w:after="140" w:line="276"/>
+      </w:pPr>
+      <w:r>
+        <w:rPr>
+          <w:rFonts w:ascii="Calibri" w:cs="Calibri" w:eastAsia="Calibri" w:hAnsi="Calibri"/>
+          <w:b/>
+          <w:bCs/>
+          <w:color w:val="1F3B5C"/>
+          <w:sz w:val="22"/>
+          <w:szCs w:val="22"/>
+        </w:rPr>
+        <w:t xml:space="preserve">Si prefieren que contrate el paciente, </w:t>
+      </w:r>
+      <w:r>
+        <w:rPr>
+          <w:rFonts w:ascii="Calibri" w:cs="Calibri" w:eastAsia="Calibri" w:hAnsi="Calibri"/>
+          <w:sz w:val="22"/>
+          <w:szCs w:val="22"/>
+        </w:rPr>
+        <w:t xml:space="preserve">entréguenle el formulario de solicitud adjunto para que nos lo envíe a info@medassure.es, o indíquenle que contrate en línea en medassure.es.</w:t>
+      </w:r>
+    </w:p>
+    <w:tbl>
+      <w:tblPr>
+        <w:tblW w:type="dxa" w:w="9906"/>
+      </w:tblPr>
+      <w:tblGrid>
+        <w:gridCol w:w="9906"/>
+      </w:tblGrid>
+      <w:tr>
+        <w:trPr>
+          <w:cantSplit/>
+        </w:trPr>
+        <w:tc>
+          <w:tcPr>
+            <w:tcW w:type="dxa" w:w="9906"/>
+            <w:tcBorders>
+              <w:top w:val="none" w:color="FFFFFF" w:sz="0"/>
+              <w:left w:val="single" w:color="E3B341" w:sz="24"/>
+              <w:bottom w:val="none" w:color="FFFFFF" w:sz="0"/>
+              <w:right w:val="none" w:color="FFFFFF" w:sz="0"/>
+            </w:tcBorders>
+            <w:shd w:fill="FFF6DD" w:color="auto" w:val="clear"/>
+            <w:tcMar>
+              <w:top w:type="dxa" w:w="120"/>
+              <w:left w:type="dxa" w:w="200"/>
+              <w:bottom w:type="dxa" w:w="120"/>
+              <w:right w:type="dxa" w:w="200"/>
+            </w:tcMar>
+          </w:tcPr>
+          <w:p>
+            <w:pPr>
+              <w:spacing w:after="60" w:line="276"/>
+            </w:pPr>
+            <w:r>
+              <w:rPr>
+                <w:rFonts w:ascii="Calibri" w:cs="Calibri" w:eastAsia="Calibri" w:hAnsi="Calibri"/>
+                <w:b/>
+                <w:bCs/>
+                <w:color w:val="1F3B5C"/>
+                <w:sz w:val="22"/>
+                <w:szCs w:val="22"/>
+              </w:rPr>
+              <w:t xml:space="preserve">¿Prevén asegurar 60 pacientes o más al año?</w:t>
+            </w:r>
+          </w:p>
+          <w:p>
+            <w:pPr>
+              <w:spacing w:after="0" w:line="276"/>
+            </w:pPr>
+            <w:r>
+              <w:rPr>
+                <w:rFonts w:ascii="Calibri" w:cs="Calibri" w:eastAsia="Calibri" w:hAnsi="Calibri"/>
+                <w:sz w:val="22"/>
+                <w:szCs w:val="22"/>
+              </w:rPr>
+              <w:t xml:space="preserve">En ese caso, su clínica puede mantener el contrato de grupo con las nuevas primas y sin recargo por varios tratamientos. Podrán dar de alta a sus pacientes en nuestro portal online o con el Excel, y seguiremos facturando mensualmente. Escríbannos antes del 1 de enero de 2027 y les enviaremos sus datos de acceso.</w:t>
+            </w:r>
+          </w:p>
+        </w:tc>
+      </w:tr>
+    </w:tbl>
+    <w:p>
+      <w:pPr>
+        <w:spacing w:after="60"/>
+      </w:pPr>
     </w:p>
     <w:p>
       <w:pPr>
@@ -1864,7 +3620,7 @@
     </w:p>
     <w:p>
       <w:pPr>
-        <w:spacing w:after="60"/>
+        <w:spacing w:after="140"/>
       </w:pPr>
     </w:p>
     <w:p>

--- a/medassure_beauty_Carta_clientes_ES.docx
+++ b/medassure_beauty_Carta_clientes_ES.docx
@@ -250,7 +250,7 @@
           <w:sz w:val="32"/>
           <w:szCs w:val="32"/>
         </w:rPr>
-        <w:t xml:space="preserve">medassure beauty: nuevas tarifas y nuevo modelo de contratación</w:t>
+        <w:t xml:space="preserve">Nuevas tarifas de medassure beauty y nueva forma de contratar el seguro</w:t>
       </w:r>
     </w:p>
     <w:p>
@@ -276,7 +276,7 @@
           <w:sz w:val="22"/>
           <w:szCs w:val="22"/>
         </w:rPr>
-        <w:t xml:space="preserve">Les agradecemos la confianza depositada en nuestra colaboración. Hemos revisado medassure beauty: incorporamos la tarifa Premium, ajustamos la tabla de indemnizaciones, subimos ligeramente las primas y cambiamos el modelo de contratación. A continuación les resumimos qué supone para su clínica.</w:t>
+        <w:t xml:space="preserve">Les agradecemos la confianza depositada en nuestra colaboración y les informamos de algunas novedades de medassure beauty. Incorporamos la nueva tarifa Premium, ajustamos la tabla de indemnizaciones y las primas, y cambiamos la forma de contratar el seguro.</w:t>
       </w:r>
     </w:p>
     <w:tbl>
@@ -352,7 +352,7 @@
                 <w:sz w:val="22"/>
                 <w:szCs w:val="22"/>
               </w:rPr>
-              <w:t xml:space="preserve"> Desde esa fecha podrán elegir, en cada caso, entre las dos opciones del apartado 1.</w:t>
+              <w:t xml:space="preserve"> Desde esa fecha, sus pacientes contratarán el seguro directamente con nosotros.</w:t>
             </w:r>
           </w:p>
         </w:tc>
@@ -392,7 +392,21 @@
           <w:sz w:val="26"/>
           <w:szCs w:val="26"/>
         </w:rPr>
-        <w:t xml:space="preserve">Cómo asegurar a sus pacientes desde el 1 de enero de 2027</w:t>
+        <w:t xml:space="preserve">El paciente contrata el seguro directamente</w:t>
+      </w:r>
+    </w:p>
+    <w:p>
+      <w:pPr>
+        <w:keepNext/>
+        <w:spacing w:after="140" w:line="276"/>
+      </w:pPr>
+      <w:r>
+        <w:rPr>
+          <w:rFonts w:ascii="Calibri" w:cs="Calibri" w:eastAsia="Calibri" w:hAnsi="Calibri"/>
+          <w:sz w:val="22"/>
+          <w:szCs w:val="22"/>
+        </w:rPr>
+        <w:t xml:space="preserve">A partir del 1 de enero de 2027, cada paciente contrata su propio seguro de complicaciones. Puede hacerlo de dos maneras.</w:t>
       </w:r>
     </w:p>
     <w:p>
@@ -409,13 +423,12 @@
           <w:sz w:val="22"/>
           <w:szCs w:val="22"/>
         </w:rPr>
-        <w:t xml:space="preserve">Opción 1: la clínica sigue enviando las altas por Excel</w:t>
+        <w:t xml:space="preserve">Con el formulario de solicitud</w:t>
       </w:r>
     </w:p>
     <w:p>
       <w:pPr>
-        <w:keepNext/>
-        <w:spacing w:after="100" w:line="276"/>
+        <w:spacing w:after="140" w:line="276"/>
       </w:pPr>
       <w:r>
         <w:rPr>
@@ -423,570 +436,13 @@
           <w:sz w:val="22"/>
           <w:szCs w:val="22"/>
         </w:rPr>
-        <w:t xml:space="preserve">Funciona como hasta ahora, con el nuevo Excel adjunto y estos cambios:</w:t>
-      </w:r>
-    </w:p>
-    <w:tbl>
-      <w:tblPr>
-        <w:tblW w:type="dxa" w:w="9906"/>
-        <w:tblLayout w:type="fixed"/>
-      </w:tblPr>
-      <w:tblGrid>
-        <w:gridCol w:w="2606"/>
-        <w:gridCol w:w="3300"/>
-        <w:gridCol w:w="4000"/>
-      </w:tblGrid>
-      <w:tr>
-        <w:trPr>
-          <w:cantSplit/>
-          <w:tblHeader/>
-        </w:trPr>
-        <w:tc>
-          <w:tcPr>
-            <w:tcW w:type="dxa" w:w="2606"/>
-            <w:tcBorders>
-              <w:top w:val="single" w:color="D6E6F3" w:sz="4"/>
-              <w:left w:val="none" w:color="FFFFFF" w:sz="0"/>
-              <w:bottom w:val="single" w:color="D6E6F3" w:sz="4"/>
-              <w:right w:val="none" w:color="FFFFFF" w:sz="0"/>
-            </w:tcBorders>
-            <w:shd w:fill="1F3B5C" w:color="auto" w:val="clear"/>
-            <w:tcMar>
-              <w:top w:type="dxa" w:w="70"/>
-              <w:left w:type="dxa" w:w="120"/>
-              <w:bottom w:type="dxa" w:w="70"/>
-              <w:right w:type="dxa" w:w="120"/>
-            </w:tcMar>
-            <w:vAlign w:val="center"/>
-          </w:tcPr>
-          <w:p>
-            <w:pPr>
-              <w:keepNext/>
-              <w:jc w:val="left"/>
-            </w:pPr>
-            <w:r>
-              <w:rPr>
-                <w:rFonts w:ascii="Calibri" w:cs="Calibri" w:eastAsia="Calibri" w:hAnsi="Calibri"/>
-                <w:b/>
-                <w:bCs/>
-                <w:color w:val="FFFFFF"/>
-                <w:sz w:val="20"/>
-                <w:szCs w:val="20"/>
-              </w:rPr>
-              <w:t xml:space="preserve"/>
-            </w:r>
-          </w:p>
-        </w:tc>
-        <w:tc>
-          <w:tcPr>
-            <w:tcW w:type="dxa" w:w="3300"/>
-            <w:tcBorders>
-              <w:top w:val="single" w:color="D6E6F3" w:sz="4"/>
-              <w:left w:val="none" w:color="FFFFFF" w:sz="0"/>
-              <w:bottom w:val="single" w:color="D6E6F3" w:sz="4"/>
-              <w:right w:val="none" w:color="FFFFFF" w:sz="0"/>
-            </w:tcBorders>
-            <w:shd w:fill="1F3B5C" w:color="auto" w:val="clear"/>
-            <w:tcMar>
-              <w:top w:type="dxa" w:w="70"/>
-              <w:left w:type="dxa" w:w="120"/>
-              <w:bottom w:type="dxa" w:w="70"/>
-              <w:right w:type="dxa" w:w="120"/>
-            </w:tcMar>
-            <w:vAlign w:val="center"/>
-          </w:tcPr>
-          <w:p>
-            <w:pPr>
-              <w:keepNext/>
-              <w:jc w:val="left"/>
-            </w:pPr>
-            <w:r>
-              <w:rPr>
-                <w:rFonts w:ascii="Calibri" w:cs="Calibri" w:eastAsia="Calibri" w:hAnsi="Calibri"/>
-                <w:b/>
-                <w:bCs/>
-                <w:color w:val="FFFFFF"/>
-                <w:sz w:val="20"/>
-                <w:szCs w:val="20"/>
-              </w:rPr>
-              <w:t xml:space="preserve">Hasta ahora</w:t>
-            </w:r>
-          </w:p>
-        </w:tc>
-        <w:tc>
-          <w:tcPr>
-            <w:tcW w:type="dxa" w:w="4000"/>
-            <w:tcBorders>
-              <w:top w:val="single" w:color="D6E6F3" w:sz="4"/>
-              <w:left w:val="none" w:color="FFFFFF" w:sz="0"/>
-              <w:bottom w:val="single" w:color="D6E6F3" w:sz="4"/>
-              <w:right w:val="none" w:color="FFFFFF" w:sz="0"/>
-            </w:tcBorders>
-            <w:shd w:fill="1F3B5C" w:color="auto" w:val="clear"/>
-            <w:tcMar>
-              <w:top w:type="dxa" w:w="70"/>
-              <w:left w:type="dxa" w:w="120"/>
-              <w:bottom w:type="dxa" w:w="70"/>
-              <w:right w:type="dxa" w:w="120"/>
-            </w:tcMar>
-            <w:vAlign w:val="center"/>
-          </w:tcPr>
-          <w:p>
-            <w:pPr>
-              <w:keepNext/>
-              <w:jc w:val="left"/>
-            </w:pPr>
-            <w:r>
-              <w:rPr>
-                <w:rFonts w:ascii="Calibri" w:cs="Calibri" w:eastAsia="Calibri" w:hAnsi="Calibri"/>
-                <w:b/>
-                <w:bCs/>
-                <w:color w:val="FFFFFF"/>
-                <w:sz w:val="20"/>
-                <w:szCs w:val="20"/>
-              </w:rPr>
-              <w:t xml:space="preserve">Desde el 1 de enero de 2027</w:t>
-            </w:r>
-          </w:p>
-        </w:tc>
-      </w:tr>
-      <w:tr>
-        <w:trPr>
-          <w:cantSplit/>
-        </w:trPr>
-        <w:tc>
-          <w:tcPr>
-            <w:tcW w:type="dxa" w:w="2606"/>
-            <w:tcBorders>
-              <w:top w:val="single" w:color="D6E6F3" w:sz="4"/>
-              <w:left w:val="none" w:color="FFFFFF" w:sz="0"/>
-              <w:bottom w:val="single" w:color="D6E6F3" w:sz="4"/>
-              <w:right w:val="none" w:color="FFFFFF" w:sz="0"/>
-            </w:tcBorders>
-            <w:tcMar>
-              <w:top w:type="dxa" w:w="70"/>
-              <w:left w:type="dxa" w:w="120"/>
-              <w:bottom w:type="dxa" w:w="70"/>
-              <w:right w:type="dxa" w:w="120"/>
-            </w:tcMar>
-            <w:vAlign w:val="center"/>
-          </w:tcPr>
-          <w:p>
-            <w:pPr>
-              <w:keepNext/>
-              <w:jc w:val="left"/>
-            </w:pPr>
-            <w:r>
-              <w:rPr>
-                <w:rFonts w:ascii="Calibri" w:cs="Calibri" w:eastAsia="Calibri" w:hAnsi="Calibri"/>
-                <w:b/>
-                <w:bCs/>
-                <w:color w:val="1F3B5C"/>
-                <w:sz w:val="20"/>
-                <w:szCs w:val="20"/>
-              </w:rPr>
-              <w:t xml:space="preserve">Envío de altas</w:t>
-            </w:r>
-          </w:p>
-        </w:tc>
-        <w:tc>
-          <w:tcPr>
-            <w:tcW w:type="dxa" w:w="3300"/>
-            <w:tcBorders>
-              <w:top w:val="single" w:color="D6E6F3" w:sz="4"/>
-              <w:left w:val="none" w:color="FFFFFF" w:sz="0"/>
-              <w:bottom w:val="single" w:color="D6E6F3" w:sz="4"/>
-              <w:right w:val="none" w:color="FFFFFF" w:sz="0"/>
-            </w:tcBorders>
-            <w:tcMar>
-              <w:top w:type="dxa" w:w="70"/>
-              <w:left w:type="dxa" w:w="120"/>
-              <w:bottom w:type="dxa" w:w="70"/>
-              <w:right w:type="dxa" w:w="120"/>
-            </w:tcMar>
-            <w:vAlign w:val="center"/>
-          </w:tcPr>
-          <w:p>
-            <w:pPr>
-              <w:keepNext/>
-              <w:jc w:val="left"/>
-            </w:pPr>
-            <w:r>
-              <w:rPr>
-                <w:rFonts w:ascii="Calibri" w:cs="Calibri" w:eastAsia="Calibri" w:hAnsi="Calibri"/>
-                <w:color w:val="222222"/>
-                <w:sz w:val="20"/>
-                <w:szCs w:val="20"/>
-              </w:rPr>
-              <w:t xml:space="preserve">Por Excel</w:t>
-            </w:r>
-          </w:p>
-        </w:tc>
-        <w:tc>
-          <w:tcPr>
-            <w:tcW w:type="dxa" w:w="4000"/>
-            <w:tcBorders>
-              <w:top w:val="single" w:color="D6E6F3" w:sz="4"/>
-              <w:left w:val="none" w:color="FFFFFF" w:sz="0"/>
-              <w:bottom w:val="single" w:color="D6E6F3" w:sz="4"/>
-              <w:right w:val="none" w:color="FFFFFF" w:sz="0"/>
-            </w:tcBorders>
-            <w:tcMar>
-              <w:top w:type="dxa" w:w="70"/>
-              <w:left w:type="dxa" w:w="120"/>
-              <w:bottom w:type="dxa" w:w="70"/>
-              <w:right w:type="dxa" w:w="120"/>
-            </w:tcMar>
-            <w:vAlign w:val="center"/>
-          </w:tcPr>
-          <w:p>
-            <w:pPr>
-              <w:keepNext/>
-              <w:jc w:val="left"/>
-            </w:pPr>
-            <w:r>
-              <w:rPr>
-                <w:rFonts w:ascii="Calibri" w:cs="Calibri" w:eastAsia="Calibri" w:hAnsi="Calibri"/>
-                <w:color w:val="222222"/>
-                <w:sz w:val="20"/>
-                <w:szCs w:val="20"/>
-              </w:rPr>
-              <w:t xml:space="preserve">Por Excel, indicando el IBAN de la clínica</w:t>
-            </w:r>
-          </w:p>
-        </w:tc>
-      </w:tr>
-      <w:tr>
-        <w:trPr>
-          <w:cantSplit/>
-        </w:trPr>
-        <w:tc>
-          <w:tcPr>
-            <w:tcW w:type="dxa" w:w="2606"/>
-            <w:tcBorders>
-              <w:top w:val="single" w:color="D6E6F3" w:sz="4"/>
-              <w:left w:val="none" w:color="FFFFFF" w:sz="0"/>
-              <w:bottom w:val="single" w:color="D6E6F3" w:sz="4"/>
-              <w:right w:val="none" w:color="FFFFFF" w:sz="0"/>
-            </w:tcBorders>
-            <w:shd w:fill="EAF4FC" w:color="auto" w:val="clear"/>
-            <w:tcMar>
-              <w:top w:type="dxa" w:w="70"/>
-              <w:left w:type="dxa" w:w="120"/>
-              <w:bottom w:type="dxa" w:w="70"/>
-              <w:right w:type="dxa" w:w="120"/>
-            </w:tcMar>
-            <w:vAlign w:val="center"/>
-          </w:tcPr>
-          <w:p>
-            <w:pPr>
-              <w:keepNext/>
-              <w:jc w:val="left"/>
-            </w:pPr>
-            <w:r>
-              <w:rPr>
-                <w:rFonts w:ascii="Calibri" w:cs="Calibri" w:eastAsia="Calibri" w:hAnsi="Calibri"/>
-                <w:b/>
-                <w:bCs/>
-                <w:color w:val="1F3B5C"/>
-                <w:sz w:val="20"/>
-                <w:szCs w:val="20"/>
-              </w:rPr>
-              <w:t xml:space="preserve">Cobro de la prima</w:t>
-            </w:r>
-          </w:p>
-        </w:tc>
-        <w:tc>
-          <w:tcPr>
-            <w:tcW w:type="dxa" w:w="3300"/>
-            <w:tcBorders>
-              <w:top w:val="single" w:color="D6E6F3" w:sz="4"/>
-              <w:left w:val="none" w:color="FFFFFF" w:sz="0"/>
-              <w:bottom w:val="single" w:color="D6E6F3" w:sz="4"/>
-              <w:right w:val="none" w:color="FFFFFF" w:sz="0"/>
-            </w:tcBorders>
-            <w:shd w:fill="EAF4FC" w:color="auto" w:val="clear"/>
-            <w:tcMar>
-              <w:top w:type="dxa" w:w="70"/>
-              <w:left w:type="dxa" w:w="120"/>
-              <w:bottom w:type="dxa" w:w="70"/>
-              <w:right w:type="dxa" w:w="120"/>
-            </w:tcMar>
-            <w:vAlign w:val="center"/>
-          </w:tcPr>
-          <w:p>
-            <w:pPr>
-              <w:keepNext/>
-              <w:jc w:val="left"/>
-            </w:pPr>
-            <w:r>
-              <w:rPr>
-                <w:rFonts w:ascii="Calibri" w:cs="Calibri" w:eastAsia="Calibri" w:hAnsi="Calibri"/>
-                <w:color w:val="222222"/>
-                <w:sz w:val="20"/>
-                <w:szCs w:val="20"/>
-              </w:rPr>
-              <w:t xml:space="preserve">Facturación mensual</w:t>
-            </w:r>
-          </w:p>
-        </w:tc>
-        <w:tc>
-          <w:tcPr>
-            <w:tcW w:type="dxa" w:w="4000"/>
-            <w:tcBorders>
-              <w:top w:val="single" w:color="D6E6F3" w:sz="4"/>
-              <w:left w:val="none" w:color="FFFFFF" w:sz="0"/>
-              <w:bottom w:val="single" w:color="D6E6F3" w:sz="4"/>
-              <w:right w:val="none" w:color="FFFFFF" w:sz="0"/>
-            </w:tcBorders>
-            <w:shd w:fill="EAF4FC" w:color="auto" w:val="clear"/>
-            <w:tcMar>
-              <w:top w:type="dxa" w:w="70"/>
-              <w:left w:type="dxa" w:w="120"/>
-              <w:bottom w:type="dxa" w:w="70"/>
-              <w:right w:type="dxa" w:w="120"/>
-            </w:tcMar>
-            <w:vAlign w:val="center"/>
-          </w:tcPr>
-          <w:p>
-            <w:pPr>
-              <w:keepNext/>
-              <w:jc w:val="left"/>
-            </w:pPr>
-            <w:r>
-              <w:rPr>
-                <w:rFonts w:ascii="Calibri" w:cs="Calibri" w:eastAsia="Calibri" w:hAnsi="Calibri"/>
-                <w:color w:val="222222"/>
-                <w:sz w:val="20"/>
-                <w:szCs w:val="20"/>
-              </w:rPr>
-              <w:t xml:space="preserve">Cargo en la cuenta de la clínica en un máximo de 3 días</w:t>
-            </w:r>
-          </w:p>
-        </w:tc>
-      </w:tr>
-      <w:tr>
-        <w:trPr>
-          <w:cantSplit/>
-        </w:trPr>
-        <w:tc>
-          <w:tcPr>
-            <w:tcW w:type="dxa" w:w="2606"/>
-            <w:tcBorders>
-              <w:top w:val="single" w:color="D6E6F3" w:sz="4"/>
-              <w:left w:val="none" w:color="FFFFFF" w:sz="0"/>
-              <w:bottom w:val="single" w:color="D6E6F3" w:sz="4"/>
-              <w:right w:val="none" w:color="FFFFFF" w:sz="0"/>
-            </w:tcBorders>
-            <w:tcMar>
-              <w:top w:type="dxa" w:w="70"/>
-              <w:left w:type="dxa" w:w="120"/>
-              <w:bottom w:type="dxa" w:w="70"/>
-              <w:right w:type="dxa" w:w="120"/>
-            </w:tcMar>
-            <w:vAlign w:val="center"/>
-          </w:tcPr>
-          <w:p>
-            <w:pPr>
-              <w:keepNext/>
-              <w:jc w:val="left"/>
-            </w:pPr>
-            <w:r>
-              <w:rPr>
-                <w:rFonts w:ascii="Calibri" w:cs="Calibri" w:eastAsia="Calibri" w:hAnsi="Calibri"/>
-                <w:b/>
-                <w:bCs/>
-                <w:color w:val="1F3B5C"/>
-                <w:sz w:val="20"/>
-                <w:szCs w:val="20"/>
-              </w:rPr>
-              <w:t xml:space="preserve">Plazo de envío</w:t>
-            </w:r>
-          </w:p>
-        </w:tc>
-        <w:tc>
-          <w:tcPr>
-            <w:tcW w:type="dxa" w:w="3300"/>
-            <w:tcBorders>
-              <w:top w:val="single" w:color="D6E6F3" w:sz="4"/>
-              <w:left w:val="none" w:color="FFFFFF" w:sz="0"/>
-              <w:bottom w:val="single" w:color="D6E6F3" w:sz="4"/>
-              <w:right w:val="none" w:color="FFFFFF" w:sz="0"/>
-            </w:tcBorders>
-            <w:tcMar>
-              <w:top w:type="dxa" w:w="70"/>
-              <w:left w:type="dxa" w:w="120"/>
-              <w:bottom w:type="dxa" w:w="70"/>
-              <w:right w:type="dxa" w:w="120"/>
-            </w:tcMar>
-            <w:vAlign w:val="center"/>
-          </w:tcPr>
-          <w:p>
-            <w:pPr>
-              <w:keepNext/>
-              <w:jc w:val="left"/>
-            </w:pPr>
-            <w:r>
-              <w:rPr>
-                <w:rFonts w:ascii="Calibri" w:cs="Calibri" w:eastAsia="Calibri" w:hAnsi="Calibri"/>
-                <w:color w:val="222222"/>
-                <w:sz w:val="20"/>
-                <w:szCs w:val="20"/>
-              </w:rPr>
-              <w:t xml:space="preserve">También después de la operación</w:t>
-            </w:r>
-          </w:p>
-        </w:tc>
-        <w:tc>
-          <w:tcPr>
-            <w:tcW w:type="dxa" w:w="4000"/>
-            <w:tcBorders>
-              <w:top w:val="single" w:color="D6E6F3" w:sz="4"/>
-              <w:left w:val="none" w:color="FFFFFF" w:sz="0"/>
-              <w:bottom w:val="single" w:color="D6E6F3" w:sz="4"/>
-              <w:right w:val="none" w:color="FFFFFF" w:sz="0"/>
-            </w:tcBorders>
-            <w:tcMar>
-              <w:top w:type="dxa" w:w="70"/>
-              <w:left w:type="dxa" w:w="120"/>
-              <w:bottom w:type="dxa" w:w="70"/>
-              <w:right w:type="dxa" w:w="120"/>
-            </w:tcMar>
-            <w:vAlign w:val="center"/>
-          </w:tcPr>
-          <w:p>
-            <w:pPr>
-              <w:keepNext/>
-              <w:jc w:val="left"/>
-            </w:pPr>
-            <w:r>
-              <w:rPr>
-                <w:rFonts w:ascii="Calibri" w:cs="Calibri" w:eastAsia="Calibri" w:hAnsi="Calibri"/>
-                <w:color w:val="222222"/>
-                <w:sz w:val="20"/>
-                <w:szCs w:val="20"/>
-              </w:rPr>
-              <w:t xml:space="preserve">Como mínimo 1 día antes de la operación</w:t>
-            </w:r>
-          </w:p>
-        </w:tc>
-      </w:tr>
-      <w:tr>
-        <w:trPr>
-          <w:cantSplit/>
-        </w:trPr>
-        <w:tc>
-          <w:tcPr>
-            <w:tcW w:type="dxa" w:w="2606"/>
-            <w:tcBorders>
-              <w:top w:val="single" w:color="D6E6F3" w:sz="4"/>
-              <w:left w:val="none" w:color="FFFFFF" w:sz="0"/>
-              <w:bottom w:val="single" w:color="D6E6F3" w:sz="4"/>
-              <w:right w:val="none" w:color="FFFFFF" w:sz="0"/>
-            </w:tcBorders>
-            <w:shd w:fill="EAF4FC" w:color="auto" w:val="clear"/>
-            <w:tcMar>
-              <w:top w:type="dxa" w:w="70"/>
-              <w:left w:type="dxa" w:w="120"/>
-              <w:bottom w:type="dxa" w:w="70"/>
-              <w:right w:type="dxa" w:w="120"/>
-            </w:tcMar>
-            <w:vAlign w:val="center"/>
-          </w:tcPr>
-          <w:p>
-            <w:pPr>
-              <w:jc w:val="left"/>
-            </w:pPr>
-            <w:r>
-              <w:rPr>
-                <w:rFonts w:ascii="Calibri" w:cs="Calibri" w:eastAsia="Calibri" w:hAnsi="Calibri"/>
-                <w:b/>
-                <w:bCs/>
-                <w:color w:val="1F3B5C"/>
-                <w:sz w:val="20"/>
-                <w:szCs w:val="20"/>
-              </w:rPr>
-              <w:t xml:space="preserve">Varios tratamientos</w:t>
-            </w:r>
-          </w:p>
-        </w:tc>
-        <w:tc>
-          <w:tcPr>
-            <w:tcW w:type="dxa" w:w="3300"/>
-            <w:tcBorders>
-              <w:top w:val="single" w:color="D6E6F3" w:sz="4"/>
-              <w:left w:val="none" w:color="FFFFFF" w:sz="0"/>
-              <w:bottom w:val="single" w:color="D6E6F3" w:sz="4"/>
-              <w:right w:val="none" w:color="FFFFFF" w:sz="0"/>
-            </w:tcBorders>
-            <w:shd w:fill="EAF4FC" w:color="auto" w:val="clear"/>
-            <w:tcMar>
-              <w:top w:type="dxa" w:w="70"/>
-              <w:left w:type="dxa" w:w="120"/>
-              <w:bottom w:type="dxa" w:w="70"/>
-              <w:right w:type="dxa" w:w="120"/>
-            </w:tcMar>
-            <w:vAlign w:val="center"/>
-          </w:tcPr>
-          <w:p>
-            <w:pPr>
-              <w:jc w:val="left"/>
-            </w:pPr>
-            <w:r>
-              <w:rPr>
-                <w:rFonts w:ascii="Calibri" w:cs="Calibri" w:eastAsia="Calibri" w:hAnsi="Calibri"/>
-                <w:color w:val="222222"/>
-                <w:sz w:val="20"/>
-                <w:szCs w:val="20"/>
-              </w:rPr>
-              <w:t xml:space="preserve">Sin recargo</w:t>
-            </w:r>
-          </w:p>
-        </w:tc>
-        <w:tc>
-          <w:tcPr>
-            <w:tcW w:type="dxa" w:w="4000"/>
-            <w:tcBorders>
-              <w:top w:val="single" w:color="D6E6F3" w:sz="4"/>
-              <w:left w:val="none" w:color="FFFFFF" w:sz="0"/>
-              <w:bottom w:val="single" w:color="D6E6F3" w:sz="4"/>
-              <w:right w:val="none" w:color="FFFFFF" w:sz="0"/>
-            </w:tcBorders>
-            <w:shd w:fill="EAF4FC" w:color="auto" w:val="clear"/>
-            <w:tcMar>
-              <w:top w:type="dxa" w:w="70"/>
-              <w:left w:type="dxa" w:w="120"/>
-              <w:bottom w:type="dxa" w:w="70"/>
-              <w:right w:type="dxa" w:w="120"/>
-            </w:tcMar>
-            <w:vAlign w:val="center"/>
-          </w:tcPr>
-          <w:p>
-            <w:pPr>
-              <w:jc w:val="left"/>
-            </w:pPr>
-            <w:r>
-              <w:rPr>
-                <w:rFonts w:ascii="Calibri" w:cs="Calibri" w:eastAsia="Calibri" w:hAnsi="Calibri"/>
-                <w:color w:val="222222"/>
-                <w:sz w:val="20"/>
-                <w:szCs w:val="20"/>
-              </w:rPr>
-              <w:t xml:space="preserve">Con recargo (véase el apartado 3)</w:t>
-            </w:r>
-          </w:p>
-        </w:tc>
-      </w:tr>
-    </w:tbl>
-    <w:p>
-      <w:pPr>
-        <w:spacing w:after="60"/>
-      </w:pPr>
+        <w:t xml:space="preserve">El paciente rellena el formulario adjunto y nos lo envía por correo electrónico a info@medassure.es a más tardar un día antes de la operación.</w:t>
+      </w:r>
     </w:p>
     <w:p>
       <w:pPr>
         <w:keepNext/>
-        <w:spacing w:before="120" w:after="80" w:line="276"/>
+        <w:spacing w:before="60" w:after="80" w:line="276"/>
       </w:pPr>
       <w:r>
         <w:rPr>
@@ -997,7 +453,7 @@
           <w:sz w:val="22"/>
           <w:szCs w:val="22"/>
         </w:rPr>
-        <w:t xml:space="preserve">Opción 2: el paciente contrata directamente</w:t>
+        <w:t xml:space="preserve">En línea</w:t>
       </w:r>
     </w:p>
     <w:p>
@@ -1010,7 +466,7 @@
           <w:sz w:val="22"/>
           <w:szCs w:val="22"/>
         </w:rPr>
-        <w:t xml:space="preserve">El paciente rellena el formulario de solicitud adjunto y nos lo envía a info@medassure.es, o contrata en línea en medassure.es. El propio paciente paga la prima y gestiona el seguro directamente con nosotros, así que su clínica no tiene que cobrar ni facturar nada.</w:t>
+        <w:t xml:space="preserve">El paciente también puede contratar el seguro en nuestra web, medassure.es.</w:t>
       </w:r>
     </w:p>
     <w:p>
@@ -1023,7 +479,7 @@
           <w:sz w:val="22"/>
           <w:szCs w:val="22"/>
         </w:rPr>
-        <w:t xml:space="preserve">Pueden combinar las dos opciones y usar en cada caso la que mejor les encaje.</w:t>
+        <w:t xml:space="preserve">En los dos casos, el propio paciente paga la prima y gestiona el seguro con nosotros. Su clínica ya no tendrá que encargarse del cobro ni de la facturación. Muchas clínicas utilizan ya este formulario y la valoración es muy positiva.</w:t>
       </w:r>
     </w:p>
     <w:p>
@@ -1069,7 +525,7 @@
           <w:sz w:val="22"/>
           <w:szCs w:val="22"/>
         </w:rPr>
-        <w:t xml:space="preserve">Las dos tarifas cubren las mismas complicaciones. La tarifa Básica mantiene las sumas aseguradas actuales y la tarifa Premium las aumenta un 50 %:</w:t>
+        <w:t xml:space="preserve">Las dos tarifas cubren las mismas complicaciones. La tarifa Básica mantiene las sumas aseguradas actuales y la tarifa Premium las aumenta un 50 %.</w:t>
       </w:r>
     </w:p>
     <w:tbl>
@@ -1262,7 +718,7 @@
                 <w:sz w:val="20"/>
                 <w:szCs w:val="20"/>
               </w:rPr>
-              <w:t xml:space="preserve">10.000 €</w:t>
+              <w:t xml:space="preserve">10.000 €</w:t>
             </w:r>
           </w:p>
         </w:tc>
@@ -1295,7 +751,7 @@
                 <w:sz w:val="20"/>
                 <w:szCs w:val="20"/>
               </w:rPr>
-              <w:t xml:space="preserve">15.000 €</w:t>
+              <w:t xml:space="preserve">15.000 €</w:t>
             </w:r>
           </w:p>
         </w:tc>
@@ -1368,7 +824,7 @@
                 <w:sz w:val="20"/>
                 <w:szCs w:val="20"/>
               </w:rPr>
-              <w:t xml:space="preserve">5.000 €</w:t>
+              <w:t xml:space="preserve">5.000 €</w:t>
             </w:r>
           </w:p>
         </w:tc>
@@ -1402,7 +858,7 @@
                 <w:sz w:val="20"/>
                 <w:szCs w:val="20"/>
               </w:rPr>
-              <w:t xml:space="preserve">7.500 €</w:t>
+              <w:t xml:space="preserve">7.500 €</w:t>
             </w:r>
           </w:p>
         </w:tc>
@@ -1473,7 +929,7 @@
                 <w:sz w:val="20"/>
                 <w:szCs w:val="20"/>
               </w:rPr>
-              <w:t xml:space="preserve">hasta 100.000 €</w:t>
+              <w:t xml:space="preserve">hasta 100.000 €</w:t>
             </w:r>
           </w:p>
         </w:tc>
@@ -1506,7 +962,7 @@
                 <w:sz w:val="20"/>
                 <w:szCs w:val="20"/>
               </w:rPr>
-              <w:t xml:space="preserve">hasta 150.000 €</w:t>
+              <w:t xml:space="preserve">hasta 150.000 €</w:t>
             </w:r>
           </w:p>
         </w:tc>
@@ -1631,7 +1087,7 @@
           <w:sz w:val="22"/>
           <w:szCs w:val="22"/>
         </w:rPr>
-        <w:t xml:space="preserve">También hemos ajustado la tabla de indemnizaciones y añadido conceptos nuevos, como la UCI privada (hasta 1.500 € en Básica y 3.000 € en Premium). La tabla completa está en el documento adjunto.</w:t>
+        <w:t xml:space="preserve">Además, hemos ajustado la tabla de indemnizaciones y añadido nuevas coberturas, como la UCI privada (hasta 1.500 € en Básica y hasta 3.000 € en Premium). Encontrarán la tabla completa en el documento adjunto.</w:t>
       </w:r>
     </w:p>
     <w:p>
@@ -1677,7 +1133,7 @@
           <w:sz w:val="22"/>
           <w:szCs w:val="22"/>
         </w:rPr>
-        <w:t xml:space="preserve">La prima es única: se paga una sola vez por intervención y cubre todo el periodo elegido. Se calcula en tres pasos:</w:t>
+        <w:t xml:space="preserve">La prima es única. Se paga una sola vez por intervención y cubre todo el periodo elegido. Para saber cuánto cuesta, basta con seguir tres pasos.</w:t>
       </w:r>
     </w:p>
     <w:p>
@@ -1702,7 +1158,7 @@
           <w:sz w:val="22"/>
           <w:szCs w:val="22"/>
         </w:rPr>
-        <w:t xml:space="preserve">Cada tratamiento tiene una categoría, de la A a la E (la de cada tratamiento está en el documento adjunto). Si en la intervención se hacen varios tratamientos, cuenta el de categoría más alta.</w:t>
+        <w:t xml:space="preserve">Cada tratamiento tiene una categoría, de la A a la E, que encontrarán en el documento adjunto. Si en la intervención se hacen varios tratamientos, cuenta el de categoría más alta.</w:t>
       </w:r>
     </w:p>
     <w:p>
@@ -1727,7 +1183,7 @@
           <w:sz w:val="22"/>
           <w:szCs w:val="22"/>
         </w:rPr>
-        <w:t xml:space="preserve">Elijan Básica o Premium y una duración de 1, 2 o 5 años. El precio está en la casilla donde se cruzan la categoría y la duración de la tarifa elegida.</w:t>
+        <w:t xml:space="preserve">Se elige la tarifa Básica o Premium y una duración de 1, 2 o 5 años. El precio está en la casilla donde se cruzan la categoría y la duración dentro de la tarifa elegida.</w:t>
       </w:r>
     </w:p>
     <w:p>
@@ -1753,7 +1209,7 @@
           <w:sz w:val="22"/>
           <w:szCs w:val="22"/>
         </w:rPr>
-        <w:t xml:space="preserve">Si se aseguran varios tratamientos en la misma intervención, se suma un único recargo: +50 € con 2 tratamientos, +75 € con 3 y +100 € con 4 (solo Premium).</w:t>
+        <w:t xml:space="preserve">Si se aseguran varios tratamientos en la misma intervención, se suma un único recargo de 50 € con 2 tratamientos, 75 € con 3 y 100 € con 4 (solo en Premium).</w:t>
       </w:r>
     </w:p>
     <w:tbl>
@@ -2212,7 +1668,7 @@
                 <w:sz w:val="20"/>
                 <w:szCs w:val="20"/>
               </w:rPr>
-              <w:t xml:space="preserve">69 €</w:t>
+              <w:t xml:space="preserve">69 €</w:t>
             </w:r>
           </w:p>
         </w:tc>
@@ -2245,7 +1701,7 @@
                 <w:sz w:val="20"/>
                 <w:szCs w:val="20"/>
               </w:rPr>
-              <w:t xml:space="preserve">99 €</w:t>
+              <w:t xml:space="preserve">99 €</w:t>
             </w:r>
           </w:p>
         </w:tc>
@@ -2278,7 +1734,7 @@
                 <w:sz w:val="20"/>
                 <w:szCs w:val="20"/>
               </w:rPr>
-              <w:t xml:space="preserve">129 €</w:t>
+              <w:t xml:space="preserve">129 €</w:t>
             </w:r>
           </w:p>
         </w:tc>
@@ -2311,7 +1767,7 @@
                 <w:sz w:val="20"/>
                 <w:szCs w:val="20"/>
               </w:rPr>
-              <w:t xml:space="preserve">99 €</w:t>
+              <w:t xml:space="preserve">99 €</w:t>
             </w:r>
           </w:p>
         </w:tc>
@@ -2344,7 +1800,7 @@
                 <w:sz w:val="20"/>
                 <w:szCs w:val="20"/>
               </w:rPr>
-              <w:t xml:space="preserve">129 €</w:t>
+              <w:t xml:space="preserve">129 €</w:t>
             </w:r>
           </w:p>
         </w:tc>
@@ -2377,7 +1833,7 @@
                 <w:sz w:val="20"/>
                 <w:szCs w:val="20"/>
               </w:rPr>
-              <w:t xml:space="preserve">149 €</w:t>
+              <w:t xml:space="preserve">149 €</w:t>
             </w:r>
           </w:p>
         </w:tc>
@@ -2452,7 +1908,7 @@
                 <w:sz w:val="20"/>
                 <w:szCs w:val="20"/>
               </w:rPr>
-              <w:t xml:space="preserve">99 €</w:t>
+              <w:t xml:space="preserve">99 €</w:t>
             </w:r>
           </w:p>
         </w:tc>
@@ -2486,7 +1942,7 @@
                 <w:sz w:val="20"/>
                 <w:szCs w:val="20"/>
               </w:rPr>
-              <w:t xml:space="preserve">129 €</w:t>
+              <w:t xml:space="preserve">129 €</w:t>
             </w:r>
           </w:p>
         </w:tc>
@@ -2520,7 +1976,7 @@
                 <w:sz w:val="20"/>
                 <w:szCs w:val="20"/>
               </w:rPr>
-              <w:t xml:space="preserve">159 €</w:t>
+              <w:t xml:space="preserve">159 €</w:t>
             </w:r>
           </w:p>
         </w:tc>
@@ -2554,7 +2010,7 @@
                 <w:sz w:val="20"/>
                 <w:szCs w:val="20"/>
               </w:rPr>
-              <w:t xml:space="preserve">149 €</w:t>
+              <w:t xml:space="preserve">149 €</w:t>
             </w:r>
           </w:p>
         </w:tc>
@@ -2588,7 +2044,7 @@
                 <w:sz w:val="20"/>
                 <w:szCs w:val="20"/>
               </w:rPr>
-              <w:t xml:space="preserve">179 €</w:t>
+              <w:t xml:space="preserve">179 €</w:t>
             </w:r>
           </w:p>
         </w:tc>
@@ -2622,7 +2078,7 @@
                 <w:sz w:val="20"/>
                 <w:szCs w:val="20"/>
               </w:rPr>
-              <w:t xml:space="preserve">199 €</w:t>
+              <w:t xml:space="preserve">199 €</w:t>
             </w:r>
           </w:p>
         </w:tc>
@@ -2695,7 +2151,7 @@
                 <w:sz w:val="20"/>
                 <w:szCs w:val="20"/>
               </w:rPr>
-              <w:t xml:space="preserve">169 €</w:t>
+              <w:t xml:space="preserve">169 €</w:t>
             </w:r>
           </w:p>
         </w:tc>
@@ -2728,7 +2184,7 @@
                 <w:sz w:val="20"/>
                 <w:szCs w:val="20"/>
               </w:rPr>
-              <w:t xml:space="preserve">219 €</w:t>
+              <w:t xml:space="preserve">219 €</w:t>
             </w:r>
           </w:p>
         </w:tc>
@@ -2761,7 +2217,7 @@
                 <w:sz w:val="20"/>
                 <w:szCs w:val="20"/>
               </w:rPr>
-              <w:t xml:space="preserve">269 €</w:t>
+              <w:t xml:space="preserve">269 €</w:t>
             </w:r>
           </w:p>
         </w:tc>
@@ -2794,7 +2250,7 @@
                 <w:sz w:val="20"/>
                 <w:szCs w:val="20"/>
               </w:rPr>
-              <w:t xml:space="preserve">249 €</w:t>
+              <w:t xml:space="preserve">249 €</w:t>
             </w:r>
           </w:p>
         </w:tc>
@@ -2827,7 +2283,7 @@
                 <w:sz w:val="20"/>
                 <w:szCs w:val="20"/>
               </w:rPr>
-              <w:t xml:space="preserve">299 €</w:t>
+              <w:t xml:space="preserve">299 €</w:t>
             </w:r>
           </w:p>
         </w:tc>
@@ -2860,7 +2316,7 @@
                 <w:sz w:val="20"/>
                 <w:szCs w:val="20"/>
               </w:rPr>
-              <w:t xml:space="preserve">329 €</w:t>
+              <w:t xml:space="preserve">329 €</w:t>
             </w:r>
           </w:p>
         </w:tc>
@@ -2935,7 +2391,7 @@
                 <w:sz w:val="20"/>
                 <w:szCs w:val="20"/>
               </w:rPr>
-              <w:t xml:space="preserve">189 €</w:t>
+              <w:t xml:space="preserve">189 €</w:t>
             </w:r>
           </w:p>
         </w:tc>
@@ -2969,7 +2425,7 @@
                 <w:sz w:val="20"/>
                 <w:szCs w:val="20"/>
               </w:rPr>
-              <w:t xml:space="preserve">239 €</w:t>
+              <w:t xml:space="preserve">239 €</w:t>
             </w:r>
           </w:p>
         </w:tc>
@@ -3003,7 +2459,7 @@
                 <w:sz w:val="20"/>
                 <w:szCs w:val="20"/>
               </w:rPr>
-              <w:t xml:space="preserve">289 €</w:t>
+              <w:t xml:space="preserve">289 €</w:t>
             </w:r>
           </w:p>
         </w:tc>
@@ -3037,7 +2493,7 @@
                 <w:sz w:val="20"/>
                 <w:szCs w:val="20"/>
               </w:rPr>
-              <w:t xml:space="preserve">279 €</w:t>
+              <w:t xml:space="preserve">279 €</w:t>
             </w:r>
           </w:p>
         </w:tc>
@@ -3071,7 +2527,7 @@
                 <w:sz w:val="20"/>
                 <w:szCs w:val="20"/>
               </w:rPr>
-              <w:t xml:space="preserve">349 €</w:t>
+              <w:t xml:space="preserve">349 €</w:t>
             </w:r>
           </w:p>
         </w:tc>
@@ -3105,7 +2561,7 @@
                 <w:sz w:val="20"/>
                 <w:szCs w:val="20"/>
               </w:rPr>
-              <w:t xml:space="preserve">399 €</w:t>
+              <w:t xml:space="preserve">399 €</w:t>
             </w:r>
           </w:p>
         </w:tc>
@@ -3176,7 +2632,7 @@
                 <w:sz w:val="20"/>
                 <w:szCs w:val="20"/>
               </w:rPr>
-              <w:t xml:space="preserve">289 €</w:t>
+              <w:t xml:space="preserve">289 €</w:t>
             </w:r>
           </w:p>
         </w:tc>
@@ -3208,7 +2664,7 @@
                 <w:sz w:val="20"/>
                 <w:szCs w:val="20"/>
               </w:rPr>
-              <w:t xml:space="preserve">429 €</w:t>
+              <w:t xml:space="preserve">429 €</w:t>
             </w:r>
           </w:p>
         </w:tc>
@@ -3240,7 +2696,7 @@
                 <w:sz w:val="20"/>
                 <w:szCs w:val="20"/>
               </w:rPr>
-              <w:t xml:space="preserve">599 €</w:t>
+              <w:t xml:space="preserve">599 €</w:t>
             </w:r>
           </w:p>
         </w:tc>
@@ -3272,7 +2728,7 @@
                 <w:sz w:val="20"/>
                 <w:szCs w:val="20"/>
               </w:rPr>
-              <w:t xml:space="preserve">429 €</w:t>
+              <w:t xml:space="preserve">429 €</w:t>
             </w:r>
           </w:p>
         </w:tc>
@@ -3304,7 +2760,7 @@
                 <w:sz w:val="20"/>
                 <w:szCs w:val="20"/>
               </w:rPr>
-              <w:t xml:space="preserve">599 €</w:t>
+              <w:t xml:space="preserve">599 €</w:t>
             </w:r>
           </w:p>
         </w:tc>
@@ -3336,7 +2792,7 @@
                 <w:sz w:val="20"/>
                 <w:szCs w:val="20"/>
               </w:rPr>
-              <w:t xml:space="preserve">799 €</w:t>
+              <w:t xml:space="preserve">799 €</w:t>
             </w:r>
           </w:p>
         </w:tc>
@@ -3388,7 +2844,7 @@
                 <w:sz w:val="22"/>
                 <w:szCs w:val="22"/>
               </w:rPr>
-              <w:t xml:space="preserve">Ejemplos</w:t>
+              <w:t xml:space="preserve">Dos ejemplos</w:t>
             </w:r>
           </w:p>
           <w:p>
@@ -3401,7 +2857,7 @@
                 <w:sz w:val="22"/>
                 <w:szCs w:val="22"/>
               </w:rPr>
-              <w:t xml:space="preserve">Rinoplastia (C), tarifa Premium, 2 años: </w:t>
+              <w:t xml:space="preserve">Una rinoplastia (C) con tarifa Premium durante 2 años cuesta </w:t>
             </w:r>
             <w:r>
               <w:rPr>
@@ -3412,7 +2868,7 @@
                 <w:sz w:val="22"/>
                 <w:szCs w:val="22"/>
               </w:rPr>
-              <w:t xml:space="preserve">299 €.</w:t>
+              <w:t xml:space="preserve">299 €.</w:t>
             </w:r>
           </w:p>
           <w:p>
@@ -3425,7 +2881,7 @@
                 <w:sz w:val="22"/>
                 <w:szCs w:val="22"/>
               </w:rPr>
-              <w:t xml:space="preserve">Rinoplastia (C) y aumento de mamas con implantes (E), tarifa Básica, 1 año: cuenta la categoría más alta, E, que son 289 €, y se suman 50 € por ser dos tratamientos. </w:t>
+              <w:t xml:space="preserve">Una rinoplastia (C) y un aumento de mamas con implantes (E) con tarifa Básica durante 1 año cuestan </w:t>
             </w:r>
             <w:r>
               <w:rPr>
@@ -3436,7 +2892,15 @@
                 <w:sz w:val="22"/>
                 <w:szCs w:val="22"/>
               </w:rPr>
-              <w:t xml:space="preserve">Prima total: 339 €.</w:t>
+              <w:t xml:space="preserve">339 €.</w:t>
+            </w:r>
+            <w:r>
+              <w:rPr>
+                <w:rFonts w:ascii="Calibri" w:cs="Calibri" w:eastAsia="Calibri" w:hAnsi="Calibri"/>
+                <w:sz w:val="22"/>
+                <w:szCs w:val="22"/>
+              </w:rPr>
+              <w:t xml:space="preserve"> Cuenta la categoría más alta, la E, con 289 €, y se suman 50 € por ser dos tratamientos.</w:t>
             </w:r>
           </w:p>
         </w:tc>
@@ -3499,45 +2963,10 @@
       <w:r>
         <w:rPr>
           <w:rFonts w:ascii="Calibri" w:cs="Calibri" w:eastAsia="Calibri" w:hAnsi="Calibri"/>
-          <w:b/>
-          <w:bCs/>
-          <w:color w:val="1F3B5C"/>
           <w:sz w:val="22"/>
           <w:szCs w:val="22"/>
         </w:rPr>
-        <w:t xml:space="preserve">Si siguen enviando las altas por Excel, </w:t>
-      </w:r>
-      <w:r>
-        <w:rPr>
-          <w:rFonts w:ascii="Calibri" w:cs="Calibri" w:eastAsia="Calibri" w:hAnsi="Calibri"/>
-          <w:sz w:val="22"/>
-          <w:szCs w:val="22"/>
-        </w:rPr>
-        <w:t xml:space="preserve">a partir del 1 de enero de 2027 usen el nuevo Excel adjunto, indiquen el IBAN de la clínica y envíennos los datos como mínimo un día antes de la operación. No podremos dar de alta a pacientes una vez pasada la fecha de la intervención.</w:t>
-      </w:r>
-    </w:p>
-    <w:p>
-      <w:pPr>
-        <w:spacing w:after="140" w:line="276"/>
-      </w:pPr>
-      <w:r>
-        <w:rPr>
-          <w:rFonts w:ascii="Calibri" w:cs="Calibri" w:eastAsia="Calibri" w:hAnsi="Calibri"/>
-          <w:b/>
-          <w:bCs/>
-          <w:color w:val="1F3B5C"/>
-          <w:sz w:val="22"/>
-          <w:szCs w:val="22"/>
-        </w:rPr>
-        <w:t xml:space="preserve">Si prefieren que contrate el paciente, </w:t>
-      </w:r>
-      <w:r>
-        <w:rPr>
-          <w:rFonts w:ascii="Calibri" w:cs="Calibri" w:eastAsia="Calibri" w:hAnsi="Calibri"/>
-          <w:sz w:val="22"/>
-          <w:szCs w:val="22"/>
-        </w:rPr>
-        <w:t xml:space="preserve">entréguenle el formulario de solicitud adjunto para que nos lo envíe a info@medassure.es, o indíquenle que contrate en línea en medassure.es.</w:t>
+        <w:t xml:space="preserve">A partir del 1 de enero de 2027, basta con que entreguen a sus pacientes el formulario de solicitud adjunto o les indiquen que pueden contratar en medassure.es. Recuerden que el seguro debe contratarse antes de la operación.</w:t>
       </w:r>
     </w:p>
     <w:tbl>
@@ -3594,7 +3023,7 @@
                 <w:sz w:val="22"/>
                 <w:szCs w:val="22"/>
               </w:rPr>
-              <w:t xml:space="preserve">En ese caso, su clínica puede mantener el contrato de grupo con las nuevas primas y sin recargo por varios tratamientos. Podrán dar de alta a sus pacientes en nuestro portal online o con el Excel, y seguiremos facturando mensualmente. Escríbannos antes del 1 de enero de 2027 y les enviaremos sus datos de acceso.</w:t>
+              <w:t xml:space="preserve">En ese caso, su clínica puede mantener el contrato de grupo con las nuevas primas y sin recargo por varios tratamientos. Podrán dar de alta a sus pacientes en nuestro portal online y seguiremos facturando mensualmente. Escríbannos antes del 1 de enero de 2027 y les enviaremos sus datos de acceso.</w:t>
             </w:r>
           </w:p>
         </w:tc>

--- a/medassure_beauty_Carta_clientes_ES.docx
+++ b/medassure_beauty_Carta_clientes_ES.docx
@@ -1158,7 +1158,7 @@
           <w:sz w:val="22"/>
           <w:szCs w:val="22"/>
         </w:rPr>
-        <w:t xml:space="preserve">Cada tratamiento tiene una categoría, de la A a la E, que encontrarán en el documento adjunto. Si en la intervención se hacen varios tratamientos, cuenta el de categoría más alta.</w:t>
+        <w:t xml:space="preserve">Cada tratamiento tiene una categoría, que aparece en la primera tabla de abajo. Si en la intervención se hacen varios tratamientos, cuenta el de categoría más cara.</w:t>
       </w:r>
     </w:p>
     <w:p>
@@ -1212,6 +1212,575 @@
         <w:t xml:space="preserve">Si se aseguran varios tratamientos en la misma intervención, se suma un único recargo de 50 € con 2 tratamientos, 75 € con 3 y 100 € con 4 (solo en Premium).</w:t>
       </w:r>
     </w:p>
+    <w:p>
+      <w:pPr>
+        <w:keepNext/>
+        <w:spacing w:before="60" w:after="80" w:line="276"/>
+      </w:pPr>
+      <w:r>
+        <w:rPr>
+          <w:rFonts w:ascii="Calibri" w:cs="Calibri" w:eastAsia="Calibri" w:hAnsi="Calibri"/>
+          <w:b/>
+          <w:bCs/>
+          <w:color w:val="1F3B5C"/>
+          <w:sz w:val="22"/>
+          <w:szCs w:val="22"/>
+        </w:rPr>
+        <w:t xml:space="preserve">Categoría de cada tratamiento</w:t>
+      </w:r>
+    </w:p>
+    <w:tbl>
+      <w:tblPr>
+        <w:tblW w:type="dxa" w:w="9906"/>
+        <w:tblLayout w:type="fixed"/>
+      </w:tblPr>
+      <w:tblGrid>
+        <w:gridCol w:w="1300"/>
+        <w:gridCol w:w="8606"/>
+      </w:tblGrid>
+      <w:tr>
+        <w:trPr>
+          <w:cantSplit/>
+          <w:tblHeader/>
+        </w:trPr>
+        <w:tc>
+          <w:tcPr>
+            <w:tcW w:type="dxa" w:w="1300"/>
+            <w:tcBorders>
+              <w:top w:val="single" w:color="D6E6F3" w:sz="4"/>
+              <w:left w:val="none" w:color="FFFFFF" w:sz="0"/>
+              <w:bottom w:val="single" w:color="D6E6F3" w:sz="4"/>
+              <w:right w:val="none" w:color="FFFFFF" w:sz="0"/>
+            </w:tcBorders>
+            <w:shd w:fill="1F3B5C" w:color="auto" w:val="clear"/>
+            <w:tcMar>
+              <w:top w:type="dxa" w:w="70"/>
+              <w:left w:type="dxa" w:w="120"/>
+              <w:bottom w:type="dxa" w:w="70"/>
+              <w:right w:type="dxa" w:w="120"/>
+            </w:tcMar>
+            <w:vAlign w:val="center"/>
+          </w:tcPr>
+          <w:p>
+            <w:pPr>
+              <w:keepNext/>
+              <w:jc w:val="center"/>
+            </w:pPr>
+            <w:r>
+              <w:rPr>
+                <w:rFonts w:ascii="Calibri" w:cs="Calibri" w:eastAsia="Calibri" w:hAnsi="Calibri"/>
+                <w:b/>
+                <w:bCs/>
+                <w:color w:val="FFFFFF"/>
+                <w:sz w:val="20"/>
+                <w:szCs w:val="20"/>
+              </w:rPr>
+              <w:t xml:space="preserve">Categoría</w:t>
+            </w:r>
+          </w:p>
+        </w:tc>
+        <w:tc>
+          <w:tcPr>
+            <w:tcW w:type="dxa" w:w="8606"/>
+            <w:tcBorders>
+              <w:top w:val="single" w:color="D6E6F3" w:sz="4"/>
+              <w:left w:val="none" w:color="FFFFFF" w:sz="0"/>
+              <w:bottom w:val="single" w:color="D6E6F3" w:sz="4"/>
+              <w:right w:val="none" w:color="FFFFFF" w:sz="0"/>
+            </w:tcBorders>
+            <w:shd w:fill="1F3B5C" w:color="auto" w:val="clear"/>
+            <w:tcMar>
+              <w:top w:type="dxa" w:w="70"/>
+              <w:left w:type="dxa" w:w="120"/>
+              <w:bottom w:type="dxa" w:w="70"/>
+              <w:right w:type="dxa" w:w="120"/>
+            </w:tcMar>
+            <w:vAlign w:val="center"/>
+          </w:tcPr>
+          <w:p>
+            <w:pPr>
+              <w:keepNext/>
+              <w:jc w:val="left"/>
+            </w:pPr>
+            <w:r>
+              <w:rPr>
+                <w:rFonts w:ascii="Calibri" w:cs="Calibri" w:eastAsia="Calibri" w:hAnsi="Calibri"/>
+                <w:b/>
+                <w:bCs/>
+                <w:color w:val="FFFFFF"/>
+                <w:sz w:val="20"/>
+                <w:szCs w:val="20"/>
+              </w:rPr>
+              <w:t xml:space="preserve">Tratamientos</w:t>
+            </w:r>
+          </w:p>
+        </w:tc>
+      </w:tr>
+      <w:tr>
+        <w:trPr>
+          <w:cantSplit/>
+        </w:trPr>
+        <w:tc>
+          <w:tcPr>
+            <w:tcW w:type="dxa" w:w="1300"/>
+            <w:tcBorders>
+              <w:top w:val="single" w:color="D6E6F3" w:sz="4"/>
+              <w:left w:val="none" w:color="FFFFFF" w:sz="0"/>
+              <w:bottom w:val="single" w:color="D6E6F3" w:sz="4"/>
+              <w:right w:val="none" w:color="FFFFFF" w:sz="0"/>
+            </w:tcBorders>
+            <w:tcMar>
+              <w:top w:type="dxa" w:w="70"/>
+              <w:left w:type="dxa" w:w="120"/>
+              <w:bottom w:type="dxa" w:w="70"/>
+              <w:right w:type="dxa" w:w="120"/>
+            </w:tcMar>
+            <w:vAlign w:val="center"/>
+          </w:tcPr>
+          <w:p>
+            <w:pPr>
+              <w:keepNext/>
+              <w:jc w:val="center"/>
+            </w:pPr>
+            <w:r>
+              <w:rPr>
+                <w:rFonts w:ascii="Calibri" w:cs="Calibri" w:eastAsia="Calibri" w:hAnsi="Calibri"/>
+                <w:b/>
+                <w:bCs/>
+                <w:color w:val="1F3B5C"/>
+                <w:sz w:val="20"/>
+                <w:szCs w:val="20"/>
+              </w:rPr>
+              <w:t xml:space="preserve">A</w:t>
+            </w:r>
+          </w:p>
+        </w:tc>
+        <w:tc>
+          <w:tcPr>
+            <w:tcW w:type="dxa" w:w="8606"/>
+            <w:tcBorders>
+              <w:top w:val="single" w:color="D6E6F3" w:sz="4"/>
+              <w:left w:val="none" w:color="FFFFFF" w:sz="0"/>
+              <w:bottom w:val="single" w:color="D6E6F3" w:sz="4"/>
+              <w:right w:val="none" w:color="FFFFFF" w:sz="0"/>
+            </w:tcBorders>
+            <w:tcMar>
+              <w:top w:type="dxa" w:w="70"/>
+              <w:left w:type="dxa" w:w="120"/>
+              <w:bottom w:type="dxa" w:w="70"/>
+              <w:right w:type="dxa" w:w="120"/>
+            </w:tcMar>
+            <w:vAlign w:val="center"/>
+          </w:tcPr>
+          <w:p>
+            <w:pPr>
+              <w:keepNext/>
+              <w:jc w:val="left"/>
+            </w:pPr>
+            <w:r>
+              <w:rPr>
+                <w:rFonts w:ascii="Calibri" w:cs="Calibri" w:eastAsia="Calibri" w:hAnsi="Calibri"/>
+                <w:color w:val="222222"/>
+                <w:sz w:val="20"/>
+                <w:szCs w:val="20"/>
+              </w:rPr>
+              <w:t xml:space="preserve">Blefaroplastia (párpados), corrección de orejas prominentes, trasplante capilar, liposucción (1 intervención)</w:t>
+            </w:r>
+          </w:p>
+        </w:tc>
+      </w:tr>
+      <w:tr>
+        <w:trPr>
+          <w:cantSplit/>
+        </w:trPr>
+        <w:tc>
+          <w:tcPr>
+            <w:tcW w:type="dxa" w:w="1300"/>
+            <w:tcBorders>
+              <w:top w:val="single" w:color="D6E6F3" w:sz="4"/>
+              <w:left w:val="none" w:color="FFFFFF" w:sz="0"/>
+              <w:bottom w:val="single" w:color="D6E6F3" w:sz="4"/>
+              <w:right w:val="none" w:color="FFFFFF" w:sz="0"/>
+            </w:tcBorders>
+            <w:shd w:fill="EAF4FC" w:color="auto" w:val="clear"/>
+            <w:tcMar>
+              <w:top w:type="dxa" w:w="70"/>
+              <w:left w:type="dxa" w:w="120"/>
+              <w:bottom w:type="dxa" w:w="70"/>
+              <w:right w:type="dxa" w:w="120"/>
+            </w:tcMar>
+            <w:vAlign w:val="center"/>
+          </w:tcPr>
+          <w:p>
+            <w:pPr>
+              <w:keepNext/>
+              <w:jc w:val="center"/>
+            </w:pPr>
+            <w:r>
+              <w:rPr>
+                <w:rFonts w:ascii="Calibri" w:cs="Calibri" w:eastAsia="Calibri" w:hAnsi="Calibri"/>
+                <w:b/>
+                <w:bCs/>
+                <w:color w:val="1F3B5C"/>
+                <w:sz w:val="20"/>
+                <w:szCs w:val="20"/>
+              </w:rPr>
+              <w:t xml:space="preserve">B</w:t>
+            </w:r>
+          </w:p>
+        </w:tc>
+        <w:tc>
+          <w:tcPr>
+            <w:tcW w:type="dxa" w:w="8606"/>
+            <w:tcBorders>
+              <w:top w:val="single" w:color="D6E6F3" w:sz="4"/>
+              <w:left w:val="none" w:color="FFFFFF" w:sz="0"/>
+              <w:bottom w:val="single" w:color="D6E6F3" w:sz="4"/>
+              <w:right w:val="none" w:color="FFFFFF" w:sz="0"/>
+            </w:tcBorders>
+            <w:shd w:fill="EAF4FC" w:color="auto" w:val="clear"/>
+            <w:tcMar>
+              <w:top w:type="dxa" w:w="70"/>
+              <w:left w:type="dxa" w:w="120"/>
+              <w:bottom w:type="dxa" w:w="70"/>
+              <w:right w:type="dxa" w:w="120"/>
+            </w:tcMar>
+            <w:vAlign w:val="center"/>
+          </w:tcPr>
+          <w:p>
+            <w:pPr>
+              <w:keepNext/>
+              <w:jc w:val="left"/>
+            </w:pPr>
+            <w:r>
+              <w:rPr>
+                <w:rFonts w:ascii="Calibri" w:cs="Calibri" w:eastAsia="Calibri" w:hAnsi="Calibri"/>
+                <w:color w:val="222222"/>
+                <w:sz w:val="20"/>
+                <w:szCs w:val="20"/>
+              </w:rPr>
+              <w:t xml:space="preserve">Lifting facial (frente, cejas, mejillas, labios, mentón), lifting de cuello, lifting facial con grasa autóloga, corrección de cicatrices, reducción de labios vaginales, aspiración de glándulas sudoríparas, liposucción (hasta 3 intervenciones), liposucción con lifting por láser o radiofrecuencia (1 intervención)</w:t>
+            </w:r>
+          </w:p>
+        </w:tc>
+      </w:tr>
+      <w:tr>
+        <w:trPr>
+          <w:cantSplit/>
+        </w:trPr>
+        <w:tc>
+          <w:tcPr>
+            <w:tcW w:type="dxa" w:w="1300"/>
+            <w:tcBorders>
+              <w:top w:val="single" w:color="D6E6F3" w:sz="4"/>
+              <w:left w:val="none" w:color="FFFFFF" w:sz="0"/>
+              <w:bottom w:val="single" w:color="D6E6F3" w:sz="4"/>
+              <w:right w:val="none" w:color="FFFFFF" w:sz="0"/>
+            </w:tcBorders>
+            <w:tcMar>
+              <w:top w:type="dxa" w:w="70"/>
+              <w:left w:type="dxa" w:w="120"/>
+              <w:bottom w:type="dxa" w:w="70"/>
+              <w:right w:type="dxa" w:w="120"/>
+            </w:tcMar>
+            <w:vAlign w:val="center"/>
+          </w:tcPr>
+          <w:p>
+            <w:pPr>
+              <w:keepNext/>
+              <w:jc w:val="center"/>
+            </w:pPr>
+            <w:r>
+              <w:rPr>
+                <w:rFonts w:ascii="Calibri" w:cs="Calibri" w:eastAsia="Calibri" w:hAnsi="Calibri"/>
+                <w:b/>
+                <w:bCs/>
+                <w:color w:val="1F3B5C"/>
+                <w:sz w:val="20"/>
+                <w:szCs w:val="20"/>
+              </w:rPr>
+              <w:t xml:space="preserve">C</w:t>
+            </w:r>
+          </w:p>
+        </w:tc>
+        <w:tc>
+          <w:tcPr>
+            <w:tcW w:type="dxa" w:w="8606"/>
+            <w:tcBorders>
+              <w:top w:val="single" w:color="D6E6F3" w:sz="4"/>
+              <w:left w:val="none" w:color="FFFFFF" w:sz="0"/>
+              <w:bottom w:val="single" w:color="D6E6F3" w:sz="4"/>
+              <w:right w:val="none" w:color="FFFFFF" w:sz="0"/>
+            </w:tcBorders>
+            <w:tcMar>
+              <w:top w:type="dxa" w:w="70"/>
+              <w:left w:type="dxa" w:w="120"/>
+              <w:bottom w:type="dxa" w:w="70"/>
+              <w:right w:type="dxa" w:w="120"/>
+            </w:tcMar>
+            <w:vAlign w:val="center"/>
+          </w:tcPr>
+          <w:p>
+            <w:pPr>
+              <w:keepNext/>
+              <w:jc w:val="left"/>
+            </w:pPr>
+            <w:r>
+              <w:rPr>
+                <w:rFonts w:ascii="Calibri" w:cs="Calibri" w:eastAsia="Calibri" w:hAnsi="Calibri"/>
+                <w:color w:val="222222"/>
+                <w:sz w:val="20"/>
+                <w:szCs w:val="20"/>
+              </w:rPr>
+              <w:t xml:space="preserve">Rinoplastia, abdominoplastia, lifting de brazos, lifting de muslos, lifting de glúteos, aumento de glúteos con grasa autóloga, reducción de pantorrillas, cirugía íntima o estética genital, balón gástrico</w:t>
+            </w:r>
+          </w:p>
+        </w:tc>
+      </w:tr>
+      <w:tr>
+        <w:trPr>
+          <w:cantSplit/>
+        </w:trPr>
+        <w:tc>
+          <w:tcPr>
+            <w:tcW w:type="dxa" w:w="1300"/>
+            <w:tcBorders>
+              <w:top w:val="single" w:color="D6E6F3" w:sz="4"/>
+              <w:left w:val="none" w:color="FFFFFF" w:sz="0"/>
+              <w:bottom w:val="single" w:color="D6E6F3" w:sz="4"/>
+              <w:right w:val="none" w:color="FFFFFF" w:sz="0"/>
+            </w:tcBorders>
+            <w:shd w:fill="EAF4FC" w:color="auto" w:val="clear"/>
+            <w:tcMar>
+              <w:top w:type="dxa" w:w="70"/>
+              <w:left w:type="dxa" w:w="120"/>
+              <w:bottom w:type="dxa" w:w="70"/>
+              <w:right w:type="dxa" w:w="120"/>
+            </w:tcMar>
+            <w:vAlign w:val="center"/>
+          </w:tcPr>
+          <w:p>
+            <w:pPr>
+              <w:keepNext/>
+              <w:jc w:val="center"/>
+            </w:pPr>
+            <w:r>
+              <w:rPr>
+                <w:rFonts w:ascii="Calibri" w:cs="Calibri" w:eastAsia="Calibri" w:hAnsi="Calibri"/>
+                <w:b/>
+                <w:bCs/>
+                <w:color w:val="1F3B5C"/>
+                <w:sz w:val="20"/>
+                <w:szCs w:val="20"/>
+              </w:rPr>
+              <w:t xml:space="preserve">D</w:t>
+            </w:r>
+          </w:p>
+        </w:tc>
+        <w:tc>
+          <w:tcPr>
+            <w:tcW w:type="dxa" w:w="8606"/>
+            <w:tcBorders>
+              <w:top w:val="single" w:color="D6E6F3" w:sz="4"/>
+              <w:left w:val="none" w:color="FFFFFF" w:sz="0"/>
+              <w:bottom w:val="single" w:color="D6E6F3" w:sz="4"/>
+              <w:right w:val="none" w:color="FFFFFF" w:sz="0"/>
+            </w:tcBorders>
+            <w:shd w:fill="EAF4FC" w:color="auto" w:val="clear"/>
+            <w:tcMar>
+              <w:top w:type="dxa" w:w="70"/>
+              <w:left w:type="dxa" w:w="120"/>
+              <w:bottom w:type="dxa" w:w="70"/>
+              <w:right w:type="dxa" w:w="120"/>
+            </w:tcMar>
+            <w:vAlign w:val="center"/>
+          </w:tcPr>
+          <w:p>
+            <w:pPr>
+              <w:keepNext/>
+              <w:jc w:val="left"/>
+            </w:pPr>
+            <w:r>
+              <w:rPr>
+                <w:rFonts w:ascii="Calibri" w:cs="Calibri" w:eastAsia="Calibri" w:hAnsi="Calibri"/>
+                <w:color w:val="222222"/>
+                <w:sz w:val="20"/>
+                <w:szCs w:val="20"/>
+              </w:rPr>
+              <w:t xml:space="preserve">Reducción o elevación de mamas, mastectomía, ginecomastia, extracción de implantes mamarios, cirugía de mamas con grasa autóloga, corrección de pezones, bodylift 360° (abdomen, cintura y espalda)</w:t>
+            </w:r>
+          </w:p>
+        </w:tc>
+      </w:tr>
+      <w:tr>
+        <w:trPr>
+          <w:cantSplit/>
+        </w:trPr>
+        <w:tc>
+          <w:tcPr>
+            <w:tcW w:type="dxa" w:w="1300"/>
+            <w:tcBorders>
+              <w:top w:val="single" w:color="D6E6F3" w:sz="4"/>
+              <w:left w:val="none" w:color="FFFFFF" w:sz="0"/>
+              <w:bottom w:val="single" w:color="D6E6F3" w:sz="4"/>
+              <w:right w:val="none" w:color="FFFFFF" w:sz="0"/>
+            </w:tcBorders>
+            <w:tcMar>
+              <w:top w:type="dxa" w:w="70"/>
+              <w:left w:type="dxa" w:w="120"/>
+              <w:bottom w:type="dxa" w:w="70"/>
+              <w:right w:type="dxa" w:w="120"/>
+            </w:tcMar>
+            <w:vAlign w:val="center"/>
+          </w:tcPr>
+          <w:p>
+            <w:pPr>
+              <w:keepNext/>
+              <w:jc w:val="center"/>
+            </w:pPr>
+            <w:r>
+              <w:rPr>
+                <w:rFonts w:ascii="Calibri" w:cs="Calibri" w:eastAsia="Calibri" w:hAnsi="Calibri"/>
+                <w:b/>
+                <w:bCs/>
+                <w:color w:val="1F3B5C"/>
+                <w:sz w:val="20"/>
+                <w:szCs w:val="20"/>
+              </w:rPr>
+              <w:t xml:space="preserve">E</w:t>
+            </w:r>
+          </w:p>
+        </w:tc>
+        <w:tc>
+          <w:tcPr>
+            <w:tcW w:type="dxa" w:w="8606"/>
+            <w:tcBorders>
+              <w:top w:val="single" w:color="D6E6F3" w:sz="4"/>
+              <w:left w:val="none" w:color="FFFFFF" w:sz="0"/>
+              <w:bottom w:val="single" w:color="D6E6F3" w:sz="4"/>
+              <w:right w:val="none" w:color="FFFFFF" w:sz="0"/>
+            </w:tcBorders>
+            <w:tcMar>
+              <w:top w:type="dxa" w:w="70"/>
+              <w:left w:type="dxa" w:w="120"/>
+              <w:bottom w:type="dxa" w:w="70"/>
+              <w:right w:type="dxa" w:w="120"/>
+            </w:tcMar>
+            <w:vAlign w:val="center"/>
+          </w:tcPr>
+          <w:p>
+            <w:pPr>
+              <w:keepNext/>
+              <w:jc w:val="left"/>
+            </w:pPr>
+            <w:r>
+              <w:rPr>
+                <w:rFonts w:ascii="Calibri" w:cs="Calibri" w:eastAsia="Calibri" w:hAnsi="Calibri"/>
+                <w:color w:val="222222"/>
+                <w:sz w:val="20"/>
+                <w:szCs w:val="20"/>
+              </w:rPr>
+              <w:t xml:space="preserve">Aumento de mamas con implantes, sustitución de implantes mamarios, aumento de glúteos con implantes, aumento de mentón con implante, aumento de pantorrillas con implantes, reducción gástrica (Overstitch, POSE, Endomina)</w:t>
+            </w:r>
+          </w:p>
+        </w:tc>
+      </w:tr>
+      <w:tr>
+        <w:trPr>
+          <w:cantSplit/>
+        </w:trPr>
+        <w:tc>
+          <w:tcPr>
+            <w:tcW w:type="dxa" w:w="1300"/>
+            <w:tcBorders>
+              <w:top w:val="single" w:color="D6E6F3" w:sz="4"/>
+              <w:left w:val="none" w:color="FFFFFF" w:sz="0"/>
+              <w:bottom w:val="single" w:color="D6E6F3" w:sz="4"/>
+              <w:right w:val="none" w:color="FFFFFF" w:sz="0"/>
+            </w:tcBorders>
+            <w:shd w:fill="EAF4FC" w:color="auto" w:val="clear"/>
+            <w:tcMar>
+              <w:top w:type="dxa" w:w="70"/>
+              <w:left w:type="dxa" w:w="120"/>
+              <w:bottom w:type="dxa" w:w="70"/>
+              <w:right w:type="dxa" w:w="120"/>
+            </w:tcMar>
+            <w:vAlign w:val="center"/>
+          </w:tcPr>
+          <w:p>
+            <w:pPr>
+              <w:jc w:val="center"/>
+            </w:pPr>
+            <w:r>
+              <w:rPr>
+                <w:rFonts w:ascii="Calibri" w:cs="Calibri" w:eastAsia="Calibri" w:hAnsi="Calibri"/>
+                <w:b/>
+                <w:bCs/>
+                <w:color w:val="1F3B5C"/>
+                <w:sz w:val="20"/>
+                <w:szCs w:val="20"/>
+              </w:rPr>
+              <w:t xml:space="preserve">F</w:t>
+            </w:r>
+          </w:p>
+        </w:tc>
+        <w:tc>
+          <w:tcPr>
+            <w:tcW w:type="dxa" w:w="8606"/>
+            <w:tcBorders>
+              <w:top w:val="single" w:color="D6E6F3" w:sz="4"/>
+              <w:left w:val="none" w:color="FFFFFF" w:sz="0"/>
+              <w:bottom w:val="single" w:color="D6E6F3" w:sz="4"/>
+              <w:right w:val="none" w:color="FFFFFF" w:sz="0"/>
+            </w:tcBorders>
+            <w:shd w:fill="EAF4FC" w:color="auto" w:val="clear"/>
+            <w:tcMar>
+              <w:top w:type="dxa" w:w="70"/>
+              <w:left w:type="dxa" w:w="120"/>
+              <w:bottom w:type="dxa" w:w="70"/>
+              <w:right w:type="dxa" w:w="120"/>
+            </w:tcMar>
+            <w:vAlign w:val="center"/>
+          </w:tcPr>
+          <w:p>
+            <w:pPr>
+              <w:jc w:val="left"/>
+            </w:pPr>
+            <w:r>
+              <w:rPr>
+                <w:rFonts w:ascii="Calibri" w:cs="Calibri" w:eastAsia="Calibri" w:hAnsi="Calibri"/>
+                <w:color w:val="222222"/>
+                <w:sz w:val="20"/>
+                <w:szCs w:val="20"/>
+              </w:rPr>
+              <w:t xml:space="preserve">Liposucción con lifting por láser o radiofrecuencia (3 intervenciones)</w:t>
+            </w:r>
+          </w:p>
+        </w:tc>
+      </w:tr>
+    </w:tbl>
+    <w:p>
+      <w:pPr>
+        <w:spacing w:after="100"/>
+      </w:pPr>
+    </w:p>
+    <w:p>
+      <w:pPr>
+        <w:keepNext/>
+        <w:spacing w:before="60" w:after="80" w:line="276"/>
+      </w:pPr>
+      <w:r>
+        <w:rPr>
+          <w:rFonts w:ascii="Calibri" w:cs="Calibri" w:eastAsia="Calibri" w:hAnsi="Calibri"/>
+          <w:b/>
+          <w:bCs/>
+          <w:color w:val="1F3B5C"/>
+          <w:sz w:val="22"/>
+          <w:szCs w:val="22"/>
+        </w:rPr>
+        <w:t xml:space="preserve">Primas por categoría</w:t>
+      </w:r>
+    </w:p>
     <w:tbl>
       <w:tblPr>
         <w:tblW w:type="dxa" w:w="9906"/>
@@ -2589,6 +3158,7 @@
           </w:tcPr>
           <w:p>
             <w:pPr>
+              <w:keepNext/>
               <w:jc w:val="left"/>
             </w:pPr>
             <w:r>
@@ -2623,6 +3193,7 @@
           </w:tcPr>
           <w:p>
             <w:pPr>
+              <w:keepNext/>
               <w:jc w:val="center"/>
             </w:pPr>
             <w:r>
@@ -2655,6 +3226,7 @@
           </w:tcPr>
           <w:p>
             <w:pPr>
+              <w:keepNext/>
               <w:jc w:val="center"/>
             </w:pPr>
             <w:r>
@@ -2687,6 +3259,7 @@
           </w:tcPr>
           <w:p>
             <w:pPr>
+              <w:keepNext/>
               <w:jc w:val="center"/>
             </w:pPr>
             <w:r>
@@ -2719,6 +3292,7 @@
           </w:tcPr>
           <w:p>
             <w:pPr>
+              <w:keepNext/>
               <w:jc w:val="center"/>
             </w:pPr>
             <w:r>
@@ -2751,6 +3325,7 @@
           </w:tcPr>
           <w:p>
             <w:pPr>
+              <w:keepNext/>
               <w:jc w:val="center"/>
             </w:pPr>
             <w:r>
@@ -2783,6 +3358,7 @@
           </w:tcPr>
           <w:p>
             <w:pPr>
+              <w:keepNext/>
               <w:jc w:val="center"/>
             </w:pPr>
             <w:r>
@@ -2793,6 +3369,244 @@
                 <w:szCs w:val="20"/>
               </w:rPr>
               <w:t xml:space="preserve">799 €</w:t>
+            </w:r>
+          </w:p>
+        </w:tc>
+      </w:tr>
+      <w:tr>
+        <w:trPr>
+          <w:cantSplit/>
+        </w:trPr>
+        <w:tc>
+          <w:tcPr>
+            <w:tcW w:type="dxa" w:w="1906"/>
+            <w:tcBorders>
+              <w:top w:val="single" w:color="D6E6F3" w:sz="4"/>
+              <w:left w:val="none" w:color="FFFFFF" w:sz="0"/>
+              <w:bottom w:val="single" w:color="D6E6F3" w:sz="4"/>
+              <w:right w:val="none" w:color="FFFFFF" w:sz="0"/>
+            </w:tcBorders>
+            <w:shd w:fill="EAF4FC" w:color="auto" w:val="clear"/>
+            <w:tcMar>
+              <w:top w:type="dxa" w:w="70"/>
+              <w:left w:type="dxa" w:w="120"/>
+              <w:bottom w:type="dxa" w:w="70"/>
+              <w:right w:type="dxa" w:w="120"/>
+            </w:tcMar>
+            <w:vAlign w:val="center"/>
+          </w:tcPr>
+          <w:p>
+            <w:pPr>
+              <w:jc w:val="left"/>
+            </w:pPr>
+            <w:r>
+              <w:rPr>
+                <w:rFonts w:ascii="Calibri" w:cs="Calibri" w:eastAsia="Calibri" w:hAnsi="Calibri"/>
+                <w:b/>
+                <w:bCs/>
+                <w:color w:val="1F3B5C"/>
+                <w:sz w:val="20"/>
+                <w:szCs w:val="20"/>
+              </w:rPr>
+              <w:t xml:space="preserve">F</w:t>
+            </w:r>
+          </w:p>
+        </w:tc>
+        <w:tc>
+          <w:tcPr>
+            <w:tcW w:type="dxa" w:w="1300"/>
+            <w:tcBorders>
+              <w:top w:val="single" w:color="D6E6F3" w:sz="4"/>
+              <w:left w:val="none" w:color="FFFFFF" w:sz="0"/>
+              <w:bottom w:val="single" w:color="D6E6F3" w:sz="4"/>
+              <w:right w:val="none" w:color="FFFFFF" w:sz="0"/>
+            </w:tcBorders>
+            <w:shd w:fill="EAF4FC" w:color="auto" w:val="clear"/>
+            <w:tcMar>
+              <w:top w:type="dxa" w:w="70"/>
+              <w:left w:type="dxa" w:w="120"/>
+              <w:bottom w:type="dxa" w:w="70"/>
+              <w:right w:type="dxa" w:w="120"/>
+            </w:tcMar>
+            <w:vAlign w:val="center"/>
+          </w:tcPr>
+          <w:p>
+            <w:pPr>
+              <w:jc w:val="center"/>
+            </w:pPr>
+            <w:r>
+              <w:rPr>
+                <w:rFonts w:ascii="Calibri" w:cs="Calibri" w:eastAsia="Calibri" w:hAnsi="Calibri"/>
+                <w:color w:val="222222"/>
+                <w:sz w:val="20"/>
+                <w:szCs w:val="20"/>
+              </w:rPr>
+              <w:t xml:space="preserve">159 €</w:t>
+            </w:r>
+          </w:p>
+        </w:tc>
+        <w:tc>
+          <w:tcPr>
+            <w:tcW w:type="dxa" w:w="1300"/>
+            <w:tcBorders>
+              <w:top w:val="single" w:color="D6E6F3" w:sz="4"/>
+              <w:left w:val="none" w:color="FFFFFF" w:sz="0"/>
+              <w:bottom w:val="single" w:color="D6E6F3" w:sz="4"/>
+              <w:right w:val="none" w:color="FFFFFF" w:sz="0"/>
+            </w:tcBorders>
+            <w:shd w:fill="EAF4FC" w:color="auto" w:val="clear"/>
+            <w:tcMar>
+              <w:top w:type="dxa" w:w="70"/>
+              <w:left w:type="dxa" w:w="120"/>
+              <w:bottom w:type="dxa" w:w="70"/>
+              <w:right w:type="dxa" w:w="120"/>
+            </w:tcMar>
+            <w:vAlign w:val="center"/>
+          </w:tcPr>
+          <w:p>
+            <w:pPr>
+              <w:jc w:val="center"/>
+            </w:pPr>
+            <w:r>
+              <w:rPr>
+                <w:rFonts w:ascii="Calibri" w:cs="Calibri" w:eastAsia="Calibri" w:hAnsi="Calibri"/>
+                <w:color w:val="222222"/>
+                <w:sz w:val="20"/>
+                <w:szCs w:val="20"/>
+              </w:rPr>
+              <w:t xml:space="preserve">189 €</w:t>
+            </w:r>
+          </w:p>
+        </w:tc>
+        <w:tc>
+          <w:tcPr>
+            <w:tcW w:type="dxa" w:w="1300"/>
+            <w:tcBorders>
+              <w:top w:val="single" w:color="D6E6F3" w:sz="4"/>
+              <w:left w:val="none" w:color="FFFFFF" w:sz="0"/>
+              <w:bottom w:val="single" w:color="D6E6F3" w:sz="4"/>
+              <w:right w:val="none" w:color="FFFFFF" w:sz="0"/>
+            </w:tcBorders>
+            <w:shd w:fill="EAF4FC" w:color="auto" w:val="clear"/>
+            <w:tcMar>
+              <w:top w:type="dxa" w:w="70"/>
+              <w:left w:type="dxa" w:w="120"/>
+              <w:bottom w:type="dxa" w:w="70"/>
+              <w:right w:type="dxa" w:w="120"/>
+            </w:tcMar>
+            <w:vAlign w:val="center"/>
+          </w:tcPr>
+          <w:p>
+            <w:pPr>
+              <w:jc w:val="center"/>
+            </w:pPr>
+            <w:r>
+              <w:rPr>
+                <w:rFonts w:ascii="Calibri" w:cs="Calibri" w:eastAsia="Calibri" w:hAnsi="Calibri"/>
+                <w:color w:val="222222"/>
+                <w:sz w:val="20"/>
+                <w:szCs w:val="20"/>
+              </w:rPr>
+              <w:t xml:space="preserve">219 €</w:t>
+            </w:r>
+          </w:p>
+        </w:tc>
+        <w:tc>
+          <w:tcPr>
+            <w:tcW w:type="dxa" w:w="1366"/>
+            <w:tcBorders>
+              <w:top w:val="single" w:color="D6E6F3" w:sz="4"/>
+              <w:left w:val="none" w:color="FFFFFF" w:sz="0"/>
+              <w:bottom w:val="single" w:color="D6E6F3" w:sz="4"/>
+              <w:right w:val="none" w:color="FFFFFF" w:sz="0"/>
+            </w:tcBorders>
+            <w:shd w:fill="EAF4FC" w:color="auto" w:val="clear"/>
+            <w:tcMar>
+              <w:top w:type="dxa" w:w="70"/>
+              <w:left w:type="dxa" w:w="120"/>
+              <w:bottom w:type="dxa" w:w="70"/>
+              <w:right w:type="dxa" w:w="120"/>
+            </w:tcMar>
+            <w:vAlign w:val="center"/>
+          </w:tcPr>
+          <w:p>
+            <w:pPr>
+              <w:jc w:val="center"/>
+            </w:pPr>
+            <w:r>
+              <w:rPr>
+                <w:rFonts w:ascii="Calibri" w:cs="Calibri" w:eastAsia="Calibri" w:hAnsi="Calibri"/>
+                <w:color w:val="222222"/>
+                <w:sz w:val="20"/>
+                <w:szCs w:val="20"/>
+              </w:rPr>
+              <w:t xml:space="preserve">209 €</w:t>
+            </w:r>
+          </w:p>
+        </w:tc>
+        <w:tc>
+          <w:tcPr>
+            <w:tcW w:type="dxa" w:w="1366"/>
+            <w:tcBorders>
+              <w:top w:val="single" w:color="D6E6F3" w:sz="4"/>
+              <w:left w:val="none" w:color="FFFFFF" w:sz="0"/>
+              <w:bottom w:val="single" w:color="D6E6F3" w:sz="4"/>
+              <w:right w:val="none" w:color="FFFFFF" w:sz="0"/>
+            </w:tcBorders>
+            <w:shd w:fill="EAF4FC" w:color="auto" w:val="clear"/>
+            <w:tcMar>
+              <w:top w:type="dxa" w:w="70"/>
+              <w:left w:type="dxa" w:w="120"/>
+              <w:bottom w:type="dxa" w:w="70"/>
+              <w:right w:type="dxa" w:w="120"/>
+            </w:tcMar>
+            <w:vAlign w:val="center"/>
+          </w:tcPr>
+          <w:p>
+            <w:pPr>
+              <w:jc w:val="center"/>
+            </w:pPr>
+            <w:r>
+              <w:rPr>
+                <w:rFonts w:ascii="Calibri" w:cs="Calibri" w:eastAsia="Calibri" w:hAnsi="Calibri"/>
+                <w:color w:val="222222"/>
+                <w:sz w:val="20"/>
+                <w:szCs w:val="20"/>
+              </w:rPr>
+              <w:t xml:space="preserve">239 €</w:t>
+            </w:r>
+          </w:p>
+        </w:tc>
+        <w:tc>
+          <w:tcPr>
+            <w:tcW w:type="dxa" w:w="1368"/>
+            <w:tcBorders>
+              <w:top w:val="single" w:color="D6E6F3" w:sz="4"/>
+              <w:left w:val="none" w:color="FFFFFF" w:sz="0"/>
+              <w:bottom w:val="single" w:color="D6E6F3" w:sz="4"/>
+              <w:right w:val="none" w:color="FFFFFF" w:sz="0"/>
+            </w:tcBorders>
+            <w:shd w:fill="EAF4FC" w:color="auto" w:val="clear"/>
+            <w:tcMar>
+              <w:top w:type="dxa" w:w="70"/>
+              <w:left w:type="dxa" w:w="120"/>
+              <w:bottom w:type="dxa" w:w="70"/>
+              <w:right w:type="dxa" w:w="120"/>
+            </w:tcMar>
+            <w:vAlign w:val="center"/>
+          </w:tcPr>
+          <w:p>
+            <w:pPr>
+              <w:jc w:val="center"/>
+            </w:pPr>
+            <w:r>
+              <w:rPr>
+                <w:rFonts w:ascii="Calibri" w:cs="Calibri" w:eastAsia="Calibri" w:hAnsi="Calibri"/>
+                <w:color w:val="222222"/>
+                <w:sz w:val="20"/>
+                <w:szCs w:val="20"/>
+              </w:rPr>
+              <w:t xml:space="preserve">259 €</w:t>
             </w:r>
           </w:p>
         </w:tc>
@@ -2922,51 +3736,6 @@
           <w:szCs w:val="22"/>
         </w:rPr>
         <w:t xml:space="preserve">Las primas incluyen el impuesto sobre las primas de seguro. Los pacientes ya asegurados mantienen su póliza sin cambios hasta el final de su vigencia.</w:t>
-      </w:r>
-    </w:p>
-    <w:p>
-      <w:pPr>
-        <w:keepNext/>
-        <w:keepLines/>
-        <w:pBdr>
-          <w:bottom w:val="single" w:color="61B2E7" w:sz="6" w:space="3"/>
-        </w:pBdr>
-        <w:spacing w:after="120" w:before="260"/>
-      </w:pPr>
-      <w:r>
-        <w:rPr>
-          <w:rFonts w:ascii="Calibri" w:cs="Calibri" w:eastAsia="Calibri" w:hAnsi="Calibri"/>
-          <w:b/>
-          <w:bCs/>
-          <w:color w:val="61B2E7"/>
-          <w:sz w:val="26"/>
-          <w:szCs w:val="26"/>
-        </w:rPr>
-        <w:t xml:space="preserve">4  </w:t>
-      </w:r>
-      <w:r>
-        <w:rPr>
-          <w:rFonts w:ascii="Calibri" w:cs="Calibri" w:eastAsia="Calibri" w:hAnsi="Calibri"/>
-          <w:b/>
-          <w:bCs/>
-          <w:color w:val="1F3B5C"/>
-          <w:sz w:val="26"/>
-          <w:szCs w:val="26"/>
-        </w:rPr>
-        <w:t xml:space="preserve">Qué tienen que hacer</w:t>
-      </w:r>
-    </w:p>
-    <w:p>
-      <w:pPr>
-        <w:spacing w:after="140" w:line="276"/>
-      </w:pPr>
-      <w:r>
-        <w:rPr>
-          <w:rFonts w:ascii="Calibri" w:cs="Calibri" w:eastAsia="Calibri" w:hAnsi="Calibri"/>
-          <w:sz w:val="22"/>
-          <w:szCs w:val="22"/>
-        </w:rPr>
-        <w:t xml:space="preserve">A partir del 1 de enero de 2027, basta con que entreguen a sus pacientes el formulario de solicitud adjunto o les indiquen que pueden contratar en medassure.es. Recuerden que el seguro debe contratarse antes de la operación.</w:t>
       </w:r>
     </w:p>
     <w:tbl>

--- a/medassure_beauty_Carta_clientes_ES.docx
+++ b/medassure_beauty_Carta_clientes_ES.docx
@@ -479,7 +479,37 @@
           <w:sz w:val="22"/>
           <w:szCs w:val="22"/>
         </w:rPr>
-        <w:t xml:space="preserve">En los dos casos, el propio paciente paga la prima y gestiona el seguro con nosotros. Usted ya no tendrá que encargarse del cobro ni de la facturación. Muchos médicos y clínicas utilizan ya este formulario y la valoración es muy positiva.</w:t>
+        <w:t xml:space="preserve">En los dos casos, el seguro queda a nombre del paciente, que lo gestiona directamente con nosotros. Si es el paciente quien paga la prima, usted ya no tendrá que encargarse del cobro ni de la facturación. Muchos médicos y clínicas utilizan ya este formulario y la valoración es muy positiva.</w:t>
+      </w:r>
+    </w:p>
+    <w:p>
+      <w:pPr>
+        <w:keepNext/>
+        <w:spacing w:before="60" w:after="80" w:line="276"/>
+      </w:pPr>
+      <w:r>
+        <w:rPr>
+          <w:rFonts w:ascii="Calibri" w:cs="Calibri" w:eastAsia="Calibri" w:hAnsi="Calibri"/>
+          <w:b/>
+          <w:bCs/>
+          <w:color w:val="1F3B5C"/>
+          <w:sz w:val="22"/>
+          <w:szCs w:val="22"/>
+        </w:rPr>
+        <w:t xml:space="preserve">Si prefiere seguir pagando usted la prima</w:t>
+      </w:r>
+    </w:p>
+    <w:p>
+      <w:pPr>
+        <w:spacing w:after="140" w:line="276"/>
+      </w:pPr>
+      <w:r>
+        <w:rPr>
+          <w:rFonts w:ascii="Calibri" w:cs="Calibri" w:eastAsia="Calibri" w:hAnsi="Calibri"/>
+          <w:sz w:val="22"/>
+          <w:szCs w:val="22"/>
+        </w:rPr>
+        <w:t xml:space="preserve">También puede seguir pagando la prima desde su clínica o consulta. Basta con indicar su IBAN en el apartado de domiciliación del formulario de solicitud y firmarlo también como titular de la cuenta. Cargaremos en su cuenta la prima de cada paciente al tramitar su solicitud.</w:t>
       </w:r>
     </w:p>
     <w:p>
